--- a/PRODUCT_DOCUMENTATION.docx
+++ b/PRODUCT_DOCUMENTATION.docx
@@ -399,7 +399,7 @@
         <w:pStyle w:val="ListBullet"/>
       </w:pPr>
       <w:r>
-        <w:t>Scan barcodes/QR codes using my device camera</w:t>
+        <w:t>Scan barcodes/QR codes using USB scanners</w:t>
       </w:r>
     </w:p>
     <w:p>
@@ -447,7 +447,39 @@
         <w:pStyle w:val="ListBullet"/>
       </w:pPr>
       <w:r>
-        <w:t>Report faulty or damaged equipment</w:t>
+        <w:t>Report faulty or damaged equipment during stock counts</w:t>
+      </w:r>
+    </w:p>
+    <w:p>
+      <w:pPr>
+        <w:pStyle w:val="ListBullet"/>
+      </w:pPr>
+      <w:r>
+        <w:t>Use "Assessment Pending" as a fault reason when the device hasn't been fully diagnosed yet</w:t>
+      </w:r>
+    </w:p>
+    <w:p>
+      <w:pPr>
+        <w:pStyle w:val="ListBullet"/>
+      </w:pPr>
+      <w:r>
+        <w:t>Perform stock counts even before completing fault assessments</w:t>
+      </w:r>
+    </w:p>
+    <w:p>
+      <w:pPr>
+        <w:pStyle w:val="ListBullet"/>
+      </w:pPr>
+      <w:r>
+        <w:t>Have fault reasons auto-populated from previous repair tickets when scanning known devices</w:t>
+      </w:r>
+    </w:p>
+    <w:p>
+      <w:pPr>
+        <w:pStyle w:val="ListBullet"/>
+      </w:pPr>
+      <w:r>
+        <w:t>See repair history alerts when scanning devices with existing repair tickets</w:t>
       </w:r>
     </w:p>
     <w:p>
@@ -700,6 +732,30 @@
     </w:p>
     <w:p>
       <w:pPr>
+        <w:pStyle w:val="ListBullet"/>
+      </w:pPr>
+      <w:r>
+        <w:t>Log new repair tickets directly when I encounter faulty devices</w:t>
+      </w:r>
+    </w:p>
+    <w:p>
+      <w:pPr>
+        <w:pStyle w:val="ListBullet"/>
+      </w:pPr>
+      <w:r>
+        <w:t>Edit fault assessments when devices are diagnosed</w:t>
+      </w:r>
+    </w:p>
+    <w:p>
+      <w:pPr>
+        <w:pStyle w:val="ListBullet"/>
+      </w:pPr>
+      <w:r>
+        <w:t>Update fault categories and descriptions after initial triage</w:t>
+      </w:r>
+    </w:p>
+    <w:p>
+      <w:pPr>
         <w:spacing w:after="120"/>
       </w:pPr>
       <w:r>
@@ -2743,7 +2799,7 @@
         <w:pStyle w:val="ListBullet2"/>
       </w:pPr>
       <w:r>
-        <w:t>Item status (Functional, Faulty, In-repair)</w:t>
+        <w:t>Item status (Functional, Faulty)</w:t>
       </w:r>
     </w:p>
     <w:p>
@@ -2751,7 +2807,7 @@
         <w:pStyle w:val="ListBullet2"/>
       </w:pPr>
       <w:r>
-        <w:t>Overall condition (New, Good, Fair, Damaged)</w:t>
+        <w:t>Overall condition (New, Good, Fair, Poor)</w:t>
       </w:r>
     </w:p>
     <w:p>
@@ -2759,7 +2815,15 @@
         <w:pStyle w:val="ListBullet2"/>
       </w:pPr>
       <w:r>
-        <w:t>Fault reason (if faulty)</w:t>
+        <w:t>Auto-default to "Faulty" when item status is "Faulty"</w:t>
+      </w:r>
+    </w:p>
+    <w:p>
+      <w:pPr>
+        <w:pStyle w:val="ListBullet"/>
+      </w:pPr>
+      <w:r>
+        <w:t>Intelligent Fault Tracking (NEW):</w:t>
       </w:r>
     </w:p>
     <w:p>
@@ -2767,7 +2831,39 @@
         <w:pStyle w:val="ListBullet2"/>
       </w:pPr>
       <w:r>
-        <w:t>XLI case reference</w:t>
+        <w:t>Assessment Pending option: Allows stock counts before full device diagnosis</w:t>
+      </w:r>
+    </w:p>
+    <w:p>
+      <w:pPr>
+        <w:pStyle w:val="ListBullet2"/>
+      </w:pPr>
+      <w:r>
+        <w:t>Auto-populated fault reasons: System queries repair ticket history when scanning a device</w:t>
+      </w:r>
+    </w:p>
+    <w:p>
+      <w:pPr>
+        <w:pStyle w:val="ListBullet2"/>
+      </w:pPr>
+      <w:r>
+        <w:t>Repair history alerts: Shows previous fault category and description for known devices</w:t>
+      </w:r>
+    </w:p>
+    <w:p>
+      <w:pPr>
+        <w:pStyle w:val="ListBullet2"/>
+      </w:pPr>
+      <w:r>
+        <w:t>18 predefined fault reasons matching repair ticket categories for consistency</w:t>
+      </w:r>
+    </w:p>
+    <w:p>
+      <w:pPr>
+        <w:pStyle w:val="ListBullet2"/>
+      </w:pPr>
+      <w:r>
+        <w:t>Reduces manual data entry and improves fault categorization accuracy</w:t>
       </w:r>
     </w:p>
     <w:p>
@@ -3735,15 +3831,23 @@
         <w:pStyle w:val="ListBullet"/>
       </w:pPr>
       <w:r>
-        <w:t>Critical alerts (1-5 units)</w:t>
-      </w:r>
-    </w:p>
-    <w:p>
-      <w:pPr>
-        <w:pStyle w:val="ListBullet"/>
-      </w:pPr>
-      <w:r>
-        <w:t>Warning alerts (6-10 units)</w:t>
+        <w:t>Critical alerts (1-5 units or ≤3 days stock)</w:t>
+      </w:r>
+    </w:p>
+    <w:p>
+      <w:pPr>
+        <w:pStyle w:val="ListBullet"/>
+      </w:pPr>
+      <w:r>
+        <w:t>Warning alerts (6-10 units or ≤7 days stock)</w:t>
+      </w:r>
+    </w:p>
+    <w:p>
+      <w:pPr>
+        <w:pStyle w:val="ListBullet"/>
+      </w:pPr>
+      <w:r>
+        <w:t>Velocity-based intelligent thresholds</w:t>
       </w:r>
     </w:p>
     <w:p>
@@ -3799,6 +3903,222 @@
         <w:pStyle w:val="Heading4"/>
       </w:pPr>
       <w:r>
+        <w:t>Business Line Dimensional Analysis (NEW)</w:t>
+      </w:r>
+    </w:p>
+    <w:p>
+      <w:pPr>
+        <w:pStyle w:val="ListBullet"/>
+      </w:pPr>
+      <w:r>
+        <w:t>Integrated across all tabs for complete dimensional view:</w:t>
+      </w:r>
+    </w:p>
+    <w:p>
+      <w:pPr>
+        <w:pStyle w:val="ListBullet2"/>
+      </w:pPr>
+      <w:r>
+        <w:t>Overview Tab: Business line order fulfillment comparison</w:t>
+      </w:r>
+    </w:p>
+    <w:p>
+      <w:pPr>
+        <w:pStyle w:val="ListBullet2"/>
+      </w:pPr>
+      <w:r>
+        <w:t>Pipeline Tab: Pending orders breakdown by business line</w:t>
+      </w:r>
+    </w:p>
+    <w:p>
+      <w:pPr>
+        <w:pStyle w:val="ListBullet2"/>
+      </w:pPr>
+      <w:r>
+        <w:t>Devices Tab: Stock distribution and health by business line</w:t>
+      </w:r>
+    </w:p>
+    <w:p>
+      <w:pPr>
+        <w:pStyle w:val="ListBullet2"/>
+      </w:pPr>
+      <w:r>
+        <w:t>Repairs Tab: Note on future enhancement for business line fault analysis</w:t>
+      </w:r>
+    </w:p>
+    <w:p>
+      <w:pPr>
+        <w:pStyle w:val="ListBullet"/>
+      </w:pPr>
+      <w:r>
+        <w:t>Compact visualizations showing:</w:t>
+      </w:r>
+    </w:p>
+    <w:p>
+      <w:pPr>
+        <w:pStyle w:val="ListBullet2"/>
+      </w:pPr>
+      <w:r>
+        <w:t>Order volumes per business line</w:t>
+      </w:r>
+    </w:p>
+    <w:p>
+      <w:pPr>
+        <w:pStyle w:val="ListBullet2"/>
+      </w:pPr>
+      <w:r>
+        <w:t>Fulfillment rates comparison</w:t>
+      </w:r>
+    </w:p>
+    <w:p>
+      <w:pPr>
+        <w:pStyle w:val="ListBullet2"/>
+      </w:pPr>
+      <w:r>
+        <w:t>Stock health rates per business line</w:t>
+      </w:r>
+    </w:p>
+    <w:p>
+      <w:pPr>
+        <w:pStyle w:val="ListBullet2"/>
+      </w:pPr>
+      <w:r>
+        <w:t>Device inventory distribution</w:t>
+      </w:r>
+    </w:p>
+    <w:p>
+      <w:pPr>
+        <w:pStyle w:val="ListBullet"/>
+      </w:pPr>
+      <w:r>
+        <w:t>Only shown when "All Business Lines" filter is selected</w:t>
+      </w:r>
+    </w:p>
+    <w:p>
+      <w:pPr>
+        <w:pStyle w:val="Heading4"/>
+      </w:pPr>
+      <w:r>
+        <w:t>Exceptions Tab (NEW)</w:t>
+      </w:r>
+    </w:p>
+    <w:p>
+      <w:pPr>
+        <w:pStyle w:val="ListBullet"/>
+      </w:pPr>
+      <w:r>
+        <w:t>Data Integrity Monitoring:</w:t>
+      </w:r>
+    </w:p>
+    <w:p>
+      <w:pPr>
+        <w:pStyle w:val="ListBullet2"/>
+      </w:pPr>
+      <w:r>
+        <w:t>Orphaned Stock Count Serials: Devices scanned in stock counts but not found in device registry</w:t>
+      </w:r>
+    </w:p>
+    <w:p>
+      <w:pPr>
+        <w:pStyle w:val="ListBullet2"/>
+      </w:pPr>
+      <w:r>
+        <w:t>Duplicate Serial Numbers: Serial numbers appearing multiple times in device registry</w:t>
+      </w:r>
+    </w:p>
+    <w:p>
+      <w:pPr>
+        <w:pStyle w:val="ListBullet2"/>
+      </w:pPr>
+      <w:r>
+        <w:t>Total exception count with badge notification</w:t>
+      </w:r>
+    </w:p>
+    <w:p>
+      <w:pPr>
+        <w:pStyle w:val="ListBullet"/>
+      </w:pPr>
+      <w:r>
+        <w:t>Exception Details:</w:t>
+      </w:r>
+    </w:p>
+    <w:p>
+      <w:pPr>
+        <w:pStyle w:val="ListBullet2"/>
+      </w:pPr>
+      <w:r>
+        <w:t>Serial number</w:t>
+      </w:r>
+    </w:p>
+    <w:p>
+      <w:pPr>
+        <w:pStyle w:val="ListBullet2"/>
+      </w:pPr>
+      <w:r>
+        <w:t>Location and user who scanned</w:t>
+      </w:r>
+    </w:p>
+    <w:p>
+      <w:pPr>
+        <w:pStyle w:val="ListBullet2"/>
+      </w:pPr>
+      <w:r>
+        <w:t>Scan date</w:t>
+      </w:r>
+    </w:p>
+    <w:p>
+      <w:pPr>
+        <w:pStyle w:val="ListBullet2"/>
+      </w:pPr>
+      <w:r>
+        <w:t>Visual highlighting for priority</w:t>
+      </w:r>
+    </w:p>
+    <w:p>
+      <w:pPr>
+        <w:pStyle w:val="ListBullet"/>
+      </w:pPr>
+      <w:r>
+        <w:t>Use Cases:</w:t>
+      </w:r>
+    </w:p>
+    <w:p>
+      <w:pPr>
+        <w:pStyle w:val="ListBullet2"/>
+      </w:pPr>
+      <w:r>
+        <w:t>Identify devices needing ingestion after stock counts</w:t>
+      </w:r>
+    </w:p>
+    <w:p>
+      <w:pPr>
+        <w:pStyle w:val="ListBullet2"/>
+      </w:pPr>
+      <w:r>
+        <w:t>Detect data entry errors</w:t>
+      </w:r>
+    </w:p>
+    <w:p>
+      <w:pPr>
+        <w:pStyle w:val="ListBullet2"/>
+      </w:pPr>
+      <w:r>
+        <w:t>Maintain registry data integrity</w:t>
+      </w:r>
+    </w:p>
+    <w:p>
+      <w:pPr>
+        <w:pStyle w:val="ListBullet2"/>
+      </w:pPr>
+      <w:r>
+        <w:t>Operational discrepancy tracking</w:t>
+      </w:r>
+    </w:p>
+    <w:p>
+      <w:pPr>
+        <w:pStyle w:val="Heading4"/>
+      </w:pPr>
+      <w:r>
         <w:t>Filtering Options</w:t>
       </w:r>
     </w:p>
@@ -3831,7 +4151,7 @@
         <w:pStyle w:val="ListBullet"/>
       </w:pPr>
       <w:r>
-        <w:t>Business line filter (NEW)</w:t>
+        <w:t>Business line filter (Cash Connect, ABSA, VPS, Accessories, Modems, Sim Management)</w:t>
       </w:r>
     </w:p>
     <w:p>
@@ -4159,7 +4479,7 @@
         <w:pStyle w:val="ListBullet"/>
       </w:pPr>
       <w:r>
-        <w:t>18 fault categories including:</w:t>
+        <w:t>Log Repair Ticket (ENHANCED):</w:t>
       </w:r>
     </w:p>
     <w:p>
@@ -4167,6 +4487,182 @@
         <w:pStyle w:val="ListBullet2"/>
       </w:pPr>
       <w:r>
+        <w:t>Accessible to all users (technicians and back office staff)</w:t>
+      </w:r>
+    </w:p>
+    <w:p>
+      <w:pPr>
+        <w:pStyle w:val="ListBullet2"/>
+      </w:pPr>
+      <w:r>
+        <w:t>Business line selection (Cash Connect, ABSA, VPS, Accessories, Modems)</w:t>
+      </w:r>
+    </w:p>
+    <w:p>
+      <w:pPr>
+        <w:pStyle w:val="ListBullet2"/>
+      </w:pPr>
+      <w:r>
+        <w:t>Mobile camera barcode scanning with BarcodeScanner component</w:t>
+      </w:r>
+    </w:p>
+    <w:p>
+      <w:pPr>
+        <w:pStyle w:val="ListBullet2"/>
+      </w:pPr>
+      <w:r>
+        <w:t>Business line-specific scanning workflows:</w:t>
+      </w:r>
+    </w:p>
+    <w:p>
+      <w:pPr>
+        <w:pStyle w:val="ListBullet3"/>
+      </w:pPr>
+      <w:r>
+        <w:t>Cash Connect: QR code parsing with comma-counting logic</w:t>
+      </w:r>
+    </w:p>
+    <w:p>
+      <w:pPr>
+        <w:pStyle w:val="ListBullet3"/>
+      </w:pPr>
+      <w:r>
+        <w:t>Other lines: Multiple serial fields (Manufacture, Xlink, Cradle, Charger)</w:t>
+      </w:r>
+    </w:p>
+    <w:p>
+      <w:pPr>
+        <w:pStyle w:val="ListBullet2"/>
+      </w:pPr>
+      <w:r>
+        <w:t>Camera scan buttons on all serial input fields with Camera icon</w:t>
+      </w:r>
+    </w:p>
+    <w:p>
+      <w:pPr>
+        <w:pStyle w:val="ListBullet2"/>
+      </w:pPr>
+      <w:r>
+        <w:t>USB scanner optimizations (7 input attributes for seamless scanning)</w:t>
+      </w:r>
+    </w:p>
+    <w:p>
+      <w:pPr>
+        <w:pStyle w:val="ListBullet2"/>
+      </w:pPr>
+      <w:r>
+        <w:t>Item status and overall condition capture (Functional/Faulty, New/Good/Fair/Poor)</w:t>
+      </w:r>
+    </w:p>
+    <w:p>
+      <w:pPr>
+        <w:pStyle w:val="ListBullet2"/>
+      </w:pPr>
+      <w:r>
+        <w:t>Real-time device validation (green for found, red for not found)</w:t>
+      </w:r>
+    </w:p>
+    <w:p>
+      <w:pPr>
+        <w:pStyle w:val="ListBullet2"/>
+      </w:pPr>
+      <w:r>
+        <w:t>Fault category dropdown with 19 predefined categories</w:t>
+      </w:r>
+    </w:p>
+    <w:p>
+      <w:pPr>
+        <w:pStyle w:val="ListBullet2"/>
+      </w:pPr>
+      <w:r>
+        <w:t>Optional fault severity selection (Low, Medium, High, Critical)</w:t>
+      </w:r>
+    </w:p>
+    <w:p>
+      <w:pPr>
+        <w:pStyle w:val="ListBullet2"/>
+      </w:pPr>
+      <w:r>
+        <w:t>Fault description text area</w:t>
+      </w:r>
+    </w:p>
+    <w:p>
+      <w:pPr>
+        <w:pStyle w:val="ListBullet2"/>
+      </w:pPr>
+      <w:r>
+        <w:t>Auto-populated reporter from authenticated user</w:t>
+      </w:r>
+    </w:p>
+    <w:p>
+      <w:pPr>
+        <w:pStyle w:val="ListBullet2"/>
+      </w:pPr>
+      <w:r>
+        <w:t>Complete uniformity with Stock Counts scanning workflow</w:t>
+      </w:r>
+    </w:p>
+    <w:p>
+      <w:pPr>
+        <w:pStyle w:val="ListBullet"/>
+      </w:pPr>
+      <w:r>
+        <w:t>Edit Fault Assessment (NEW):</w:t>
+      </w:r>
+    </w:p>
+    <w:p>
+      <w:pPr>
+        <w:pStyle w:val="ListBullet2"/>
+      </w:pPr>
+      <w:r>
+        <w:t>Edit existing repair tickets</w:t>
+      </w:r>
+    </w:p>
+    <w:p>
+      <w:pPr>
+        <w:pStyle w:val="ListBullet2"/>
+      </w:pPr>
+      <w:r>
+        <w:t>Update fault category after diagnosis</w:t>
+      </w:r>
+    </w:p>
+    <w:p>
+      <w:pPr>
+        <w:pStyle w:val="ListBullet2"/>
+      </w:pPr>
+      <w:r>
+        <w:t>Modify fault description</w:t>
+      </w:r>
+    </w:p>
+    <w:p>
+      <w:pPr>
+        <w:pStyle w:val="ListBullet2"/>
+      </w:pPr>
+      <w:r>
+        <w:t>Add assessment notes</w:t>
+      </w:r>
+    </w:p>
+    <w:p>
+      <w:pPr>
+        <w:pStyle w:val="ListBullet2"/>
+      </w:pPr>
+      <w:r>
+        <w:t>Available to all users for collaborative fault assessment</w:t>
+      </w:r>
+    </w:p>
+    <w:p>
+      <w:pPr>
+        <w:pStyle w:val="ListBullet"/>
+      </w:pPr>
+      <w:r>
+        <w:t>18+ fault categories including:</w:t>
+      </w:r>
+    </w:p>
+    <w:p>
+      <w:pPr>
+        <w:pStyle w:val="ListBullet2"/>
+      </w:pPr>
+      <w:r>
         <w:t>Dead On Arrival</w:t>
       </w:r>
     </w:p>
@@ -4191,7 +4687,7 @@
         <w:pStyle w:val="ListBullet2"/>
       </w:pPr>
       <w:r>
-        <w:t>Software Faults</w:t>
+        <w:t>Power Button Faulty</w:t>
       </w:r>
     </w:p>
     <w:p>
@@ -4199,12 +4695,124 @@
         <w:pStyle w:val="ListBullet2"/>
       </w:pPr>
       <w:r>
-        <w:t>Hardware Failures</w:t>
-      </w:r>
-    </w:p>
-    <w:p>
-      <w:pPr>
-        <w:pStyle w:val="ListBullet"/>
+        <w:t>Keypad Not Working</w:t>
+      </w:r>
+    </w:p>
+    <w:p>
+      <w:pPr>
+        <w:pStyle w:val="ListBullet2"/>
+      </w:pPr>
+      <w:r>
+        <w:t>Camera Faulty</w:t>
+      </w:r>
+    </w:p>
+    <w:p>
+      <w:pPr>
+        <w:pStyle w:val="ListBullet2"/>
+      </w:pPr>
+      <w:r>
+        <w:t>Speaker/Microphone Issues</w:t>
+      </w:r>
+    </w:p>
+    <w:p>
+      <w:pPr>
+        <w:pStyle w:val="ListBullet2"/>
+      </w:pPr>
+      <w:r>
+        <w:t>Charging Port Damaged</w:t>
+      </w:r>
+    </w:p>
+    <w:p>
+      <w:pPr>
+        <w:pStyle w:val="ListBullet2"/>
+      </w:pPr>
+      <w:r>
+        <w:t>Software Malfunction</w:t>
+      </w:r>
+    </w:p>
+    <w:p>
+      <w:pPr>
+        <w:pStyle w:val="ListBullet2"/>
+      </w:pPr>
+      <w:r>
+        <w:t>Network/Connectivity Issues</w:t>
+      </w:r>
+    </w:p>
+    <w:p>
+      <w:pPr>
+        <w:pStyle w:val="ListBullet2"/>
+      </w:pPr>
+      <w:r>
+        <w:t>Printer Not Working</w:t>
+      </w:r>
+    </w:p>
+    <w:p>
+      <w:pPr>
+        <w:pStyle w:val="ListBullet2"/>
+      </w:pPr>
+      <w:r>
+        <w:t>Card Reader Faulty</w:t>
+      </w:r>
+    </w:p>
+    <w:p>
+      <w:pPr>
+        <w:pStyle w:val="ListBullet2"/>
+      </w:pPr>
+      <w:r>
+        <w:t>Touch Screen Not Responsive</w:t>
+      </w:r>
+    </w:p>
+    <w:p>
+      <w:pPr>
+        <w:pStyle w:val="ListBullet2"/>
+      </w:pPr>
+      <w:r>
+        <w:t>Physical Damage</w:t>
+      </w:r>
+    </w:p>
+    <w:p>
+      <w:pPr>
+        <w:pStyle w:val="ListBullet2"/>
+      </w:pPr>
+      <w:r>
+        <w:t>Water Damage</w:t>
+      </w:r>
+    </w:p>
+    <w:p>
+      <w:pPr>
+        <w:pStyle w:val="ListBullet2"/>
+      </w:pPr>
+      <w:r>
+        <w:t>Overheating</w:t>
+      </w:r>
+    </w:p>
+    <w:p>
+      <w:pPr>
+        <w:pStyle w:val="ListBullet2"/>
+      </w:pPr>
+      <w:r>
+        <w:t>Assessment Pending (NEW - for devices requiring further diagnosis)</w:t>
+      </w:r>
+    </w:p>
+    <w:p>
+      <w:pPr>
+        <w:pStyle w:val="ListBullet2"/>
+      </w:pPr>
+      <w:r>
+        <w:t>Other</w:t>
+      </w:r>
+    </w:p>
+    <w:p>
+      <w:pPr>
+        <w:pStyle w:val="ListBullet"/>
+      </w:pPr>
+      <w:r>
+        <w:t>Repair ticket features:</w:t>
+      </w:r>
+    </w:p>
+    <w:p>
+      <w:pPr>
+        <w:pStyle w:val="ListBullet2"/>
       </w:pPr>
       <w:r>
         <w:t>Fault description capture</w:t>
@@ -4212,7 +4820,7 @@
     </w:p>
     <w:p>
       <w:pPr>
-        <w:pStyle w:val="ListBullet"/>
+        <w:pStyle w:val="ListBullet2"/>
       </w:pPr>
       <w:r>
         <w:t>Repair assessment notes</w:t>
@@ -4220,7 +4828,7 @@
     </w:p>
     <w:p>
       <w:pPr>
-        <w:pStyle w:val="ListBullet"/>
+        <w:pStyle w:val="ListBullet2"/>
       </w:pPr>
       <w:r>
         <w:t>Status tracking and updates</w:t>
@@ -4228,7 +4836,7 @@
     </w:p>
     <w:p>
       <w:pPr>
-        <w:pStyle w:val="ListBullet"/>
+        <w:pStyle w:val="ListBullet2"/>
       </w:pPr>
       <w:r>
         <w:t>Technician assignment</w:t>
@@ -4236,6 +4844,14 @@
     </w:p>
     <w:p>
       <w:pPr>
+        <w:pStyle w:val="ListBullet2"/>
+      </w:pPr>
+      <w:r>
+        <w:t>Repair metrics and analytics</w:t>
+      </w:r>
+    </w:p>
+    <w:p>
+      <w:pPr>
         <w:pStyle w:val="Heading4"/>
       </w:pPr>
       <w:r>
@@ -5359,7 +5975,7 @@
         <w:pStyle w:val="Heading3"/>
       </w:pPr>
       <w:r>
-        <w:t>14. Coming Soon Modules</w:t>
+        <w:t>14. System Completeness</w:t>
       </w:r>
     </w:p>
     <w:p>
@@ -5367,7 +5983,119 @@
         <w:spacing w:after="120"/>
       </w:pPr>
       <w:r>
-        <w:t>The following module is planned but not yet implemented:</w:t>
+        <w:t>Feature Implementation Status: 24/24 modules fully implemented (100% complete)</w:t>
+      </w:r>
+    </w:p>
+    <w:p>
+      <w:pPr>
+        <w:spacing w:after="120"/>
+      </w:pPr>
+      <w:r>
+        <w:t>All planned features have been successfully implemented:</w:t>
+      </w:r>
+    </w:p>
+    <w:p>
+      <w:pPr>
+        <w:pStyle w:val="ListBullet"/>
+      </w:pPr>
+      <w:r>
+        <w:t>✅ Order management workflow (Stock Order, Picking, Dispatch, Tracking)</w:t>
+      </w:r>
+    </w:p>
+    <w:p>
+      <w:pPr>
+        <w:pStyle w:val="ListBullet"/>
+      </w:pPr>
+      <w:r>
+        <w:t>✅ Asset Management with 4 integrated tabs (Registry, Repairs, DOA/Returns, Movements)</w:t>
+      </w:r>
+    </w:p>
+    <w:p>
+      <w:pPr>
+        <w:pStyle w:val="ListBullet"/>
+      </w:pPr>
+      <w:r>
+        <w:t>✅ KPI Dashboard with 8 comprehensive tabs including Business Line Analysis and Exceptions</w:t>
+      </w:r>
+    </w:p>
+    <w:p>
+      <w:pPr>
+        <w:pStyle w:val="ListBullet"/>
+      </w:pPr>
+      <w:r>
+        <w:t>✅ Point of Presence (technician roster management)</w:t>
+      </w:r>
+    </w:p>
+    <w:p>
+      <w:pPr>
+        <w:pStyle w:val="ListBullet"/>
+      </w:pPr>
+      <w:r>
+        <w:t>✅ Stock Administration and Ingestion</w:t>
+      </w:r>
+    </w:p>
+    <w:p>
+      <w:pPr>
+        <w:pStyle w:val="ListBullet"/>
+      </w:pPr>
+      <w:r>
+        <w:t>✅ User Management and Authentication</w:t>
+      </w:r>
+    </w:p>
+    <w:p>
+      <w:pPr>
+        <w:spacing w:after="120"/>
+      </w:pPr>
+      <w:r>
+        <w:t>Recent Enhancements:</w:t>
+      </w:r>
+    </w:p>
+    <w:p>
+      <w:pPr>
+        <w:pStyle w:val="ListBullet"/>
+      </w:pPr>
+      <w:r>
+        <w:t>Business Line Dimensional Analysis: Integrated across Overview, Pipeline, and Devices tabs in KPI Dashboard</w:t>
+      </w:r>
+    </w:p>
+    <w:p>
+      <w:pPr>
+        <w:pStyle w:val="ListBullet"/>
+      </w:pPr>
+      <w:r>
+        <w:t>Exceptions Tab: Real-time data integrity monitoring for orphaned scans and duplicate serials</w:t>
+      </w:r>
+    </w:p>
+    <w:p>
+      <w:pPr>
+        <w:pStyle w:val="ListBullet"/>
+      </w:pPr>
+      <w:r>
+        <w:t>Velocity-based Stock Alerts: Intelligent threshold calculations in addition to static thresholds</w:t>
+      </w:r>
+    </w:p>
+    <w:p>
+      <w:pPr>
+        <w:spacing w:after="120"/>
+      </w:pPr>
+      <w:r>
+        <w:t>Note: The system is production-ready with no pending "Coming Soon" features.</w:t>
+      </w:r>
+    </w:p>
+    <w:p>
+      <w:pPr>
+        <w:pStyle w:val="Heading2"/>
+      </w:pPr>
+      <w:r>
+        <w:t>Backend Integrations &amp; Storage</w:t>
+      </w:r>
+    </w:p>
+    <w:p>
+      <w:pPr>
+        <w:pStyle w:val="Heading3"/>
+      </w:pPr>
+      <w:r>
+        <w:t>Database Architecture (Supabase PostgreSQL)</w:t>
       </w:r>
     </w:p>
     <w:p>
@@ -5375,7 +6103,7 @@
         <w:pStyle w:val="Heading4"/>
       </w:pPr>
       <w:r>
-        <w:t>Exceptions Report</w:t>
+        <w:t>Core Tables</w:t>
       </w:r>
     </w:p>
     <w:p>
@@ -5383,7 +6111,7 @@
         <w:spacing w:after="120"/>
       </w:pPr>
       <w:r>
-        <w:t>Purpose: Dashboard for operational exceptions</w:t>
+        <w:t>##### 1. user_profiles</w:t>
       </w:r>
     </w:p>
     <w:p>
@@ -5391,39 +6119,7 @@
         <w:spacing w:after="120"/>
       </w:pPr>
       <w:r>
-        <w:t>Planned Features:</w:t>
-      </w:r>
-    </w:p>
-    <w:p>
-      <w:pPr>
-        <w:pStyle w:val="ListBullet"/>
-      </w:pPr>
-      <w:r>
-        <w:t>Discrepancy identification</w:t>
-      </w:r>
-    </w:p>
-    <w:p>
-      <w:pPr>
-        <w:pStyle w:val="ListBullet"/>
-      </w:pPr>
-      <w:r>
-        <w:t>Issue categorization</w:t>
-      </w:r>
-    </w:p>
-    <w:p>
-      <w:pPr>
-        <w:pStyle w:val="ListBullet"/>
-      </w:pPr>
-      <w:r>
-        <w:t>Resolution tracking</w:t>
-      </w:r>
-    </w:p>
-    <w:p>
-      <w:pPr>
-        <w:pStyle w:val="ListBullet"/>
-      </w:pPr>
-      <w:r>
-        <w:t>Root cause analysis</w:t>
+        <w:t>Purpose: User authentication and role management</w:t>
       </w:r>
     </w:p>
     <w:p>
@@ -5431,7 +6127,7 @@
         <w:spacing w:after="120"/>
       </w:pPr>
       <w:r>
-        <w:t>Navigation Path: /exceptions-report</w:t>
+        <w:t>Column | Type | Description</w:t>
       </w:r>
     </w:p>
     <w:p>
@@ -5439,7 +6135,1367 @@
         <w:spacing w:after="120"/>
       </w:pPr>
       <w:r>
-        <w:t>Note: Stock Alerts functionality is fully implemented within the KPI Dashboard under the "Alerts" tab, providing real-time inventory threshold monitoring with velocity-based and static thresholds.</w:t>
+        <w:t>id | UUID | Primary key (references auth.users)</w:t>
+      </w:r>
+    </w:p>
+    <w:p>
+      <w:pPr>
+        <w:spacing w:after="120"/>
+      </w:pPr>
+      <w:r>
+        <w:t>email | TEXT | User email (unique, indexed)</w:t>
+      </w:r>
+    </w:p>
+    <w:p>
+      <w:pPr>
+        <w:spacing w:after="120"/>
+      </w:pPr>
+      <w:r>
+        <w:t>full_name | TEXT | User's full name</w:t>
+      </w:r>
+    </w:p>
+    <w:p>
+      <w:pPr>
+        <w:spacing w:after="120"/>
+      </w:pPr>
+      <w:r>
+        <w:t>role | ENUM | admin, back_office, user</w:t>
+      </w:r>
+    </w:p>
+    <w:p>
+      <w:pPr>
+        <w:spacing w:after="120"/>
+      </w:pPr>
+      <w:r>
+        <w:t>approval_status | ENUM | pending, approved, rejected</w:t>
+      </w:r>
+    </w:p>
+    <w:p>
+      <w:pPr>
+        <w:spacing w:after="120"/>
+      </w:pPr>
+      <w:r>
+        <w:t>approved_by | UUID | Admin who approved</w:t>
+      </w:r>
+    </w:p>
+    <w:p>
+      <w:pPr>
+        <w:spacing w:after="120"/>
+      </w:pPr>
+      <w:r>
+        <w:t>approved_at | TIMESTAMP | Approval timestamp</w:t>
+      </w:r>
+    </w:p>
+    <w:p>
+      <w:pPr>
+        <w:spacing w:after="120"/>
+      </w:pPr>
+      <w:r>
+        <w:t>warehouse | TEXT | Assigned warehouse</w:t>
+      </w:r>
+    </w:p>
+    <w:p>
+      <w:pPr>
+        <w:spacing w:after="120"/>
+      </w:pPr>
+      <w:r>
+        <w:t>##### 2. inventory_items</w:t>
+      </w:r>
+    </w:p>
+    <w:p>
+      <w:pPr>
+        <w:spacing w:after="120"/>
+      </w:pPr>
+      <w:r>
+        <w:t>Purpose: Master product catalog</w:t>
+      </w:r>
+    </w:p>
+    <w:p>
+      <w:pPr>
+        <w:spacing w:after="120"/>
+      </w:pPr>
+      <w:r>
+        <w:t>Column | Type | Description</w:t>
+      </w:r>
+    </w:p>
+    <w:p>
+      <w:pPr>
+        <w:spacing w:after="120"/>
+      </w:pPr>
+      <w:r>
+        <w:t>id | BIGSERIAL | Primary key</w:t>
+      </w:r>
+    </w:p>
+    <w:p>
+      <w:pPr>
+        <w:spacing w:after="120"/>
+      </w:pPr>
+      <w:r>
+        <w:t>item_name | TEXT | Product name (unique)</w:t>
+      </w:r>
+    </w:p>
+    <w:p>
+      <w:pPr>
+        <w:spacing w:after="120"/>
+      </w:pPr>
+      <w:r>
+        <w:t>item_url | TEXT | Product image/info URL</w:t>
+      </w:r>
+    </w:p>
+    <w:p>
+      <w:pPr>
+        <w:spacing w:after="120"/>
+      </w:pPr>
+      <w:r>
+        <w:t>item_category | ENUM | Business line category</w:t>
+      </w:r>
+    </w:p>
+    <w:p>
+      <w:pPr>
+        <w:spacing w:after="120"/>
+      </w:pPr>
+      <w:r>
+        <w:t>item_description | TEXT | Product description</w:t>
+      </w:r>
+    </w:p>
+    <w:p>
+      <w:pPr>
+        <w:spacing w:after="120"/>
+      </w:pPr>
+      <w:r>
+        <w:t>item_nature | ENUM | Serialised, Non-serialised</w:t>
+      </w:r>
+    </w:p>
+    <w:p>
+      <w:pPr>
+        <w:spacing w:after="120"/>
+      </w:pPr>
+      <w:r>
+        <w:t>##### 3. pointofpresence</w:t>
+      </w:r>
+    </w:p>
+    <w:p>
+      <w:pPr>
+        <w:spacing w:after="120"/>
+      </w:pPr>
+      <w:r>
+        <w:t>Purpose: Technicians, contractors, and field personnel directory</w:t>
+      </w:r>
+    </w:p>
+    <w:p>
+      <w:pPr>
+        <w:spacing w:after="120"/>
+      </w:pPr>
+      <w:r>
+        <w:t>Column | Type | Description</w:t>
+      </w:r>
+    </w:p>
+    <w:p>
+      <w:pPr>
+        <w:spacing w:after="120"/>
+      </w:pPr>
+      <w:r>
+        <w:t>id | BIGSERIAL | Primary key</w:t>
+      </w:r>
+    </w:p>
+    <w:p>
+      <w:pPr>
+        <w:spacing w:after="120"/>
+      </w:pPr>
+      <w:r>
+        <w:t>tech_id | TEXT | Technician identifier</w:t>
+      </w:r>
+    </w:p>
+    <w:p>
+      <w:pPr>
+        <w:spacing w:after="120"/>
+      </w:pPr>
+      <w:r>
+        <w:t>name_surname | TEXT | Full name</w:t>
+      </w:r>
+    </w:p>
+    <w:p>
+      <w:pPr>
+        <w:spacing w:after="120"/>
+      </w:pPr>
+      <w:r>
+        <w:t>contractor | TEXT | Company name</w:t>
+      </w:r>
+    </w:p>
+    <w:p>
+      <w:pPr>
+        <w:spacing w:after="120"/>
+      </w:pPr>
+      <w:r>
+        <w:t>region | TEXT | Service region</w:t>
+      </w:r>
+    </w:p>
+    <w:p>
+      <w:pPr>
+        <w:spacing w:after="120"/>
+      </w:pPr>
+      <w:r>
+        <w:t>email_address | TEXT | Contact email</w:t>
+      </w:r>
+    </w:p>
+    <w:p>
+      <w:pPr>
+        <w:spacing w:after="120"/>
+      </w:pPr>
+      <w:r>
+        <w:t>contact_number | TEXT | Phone number</w:t>
+      </w:r>
+    </w:p>
+    <w:p>
+      <w:pPr>
+        <w:spacing w:after="120"/>
+      </w:pPr>
+      <w:r>
+        <w:t>physical_address | TEXT | Location address</w:t>
+      </w:r>
+    </w:p>
+    <w:p>
+      <w:pPr>
+        <w:spacing w:after="120"/>
+      </w:pPr>
+      <w:r>
+        <w:t>latitude/longitude | NUMERIC | GPS coordinates</w:t>
+      </w:r>
+    </w:p>
+    <w:p>
+      <w:pPr>
+        <w:spacing w:after="120"/>
+      </w:pPr>
+      <w:r>
+        <w:t>##### 4. unique_orders</w:t>
+      </w:r>
+    </w:p>
+    <w:p>
+      <w:pPr>
+        <w:spacing w:after="120"/>
+      </w:pPr>
+      <w:r>
+        <w:t>Purpose: Master orders table with aggregated status</w:t>
+      </w:r>
+    </w:p>
+    <w:p>
+      <w:pPr>
+        <w:spacing w:after="120"/>
+      </w:pPr>
+      <w:r>
+        <w:t>Column | Type | Description</w:t>
+      </w:r>
+    </w:p>
+    <w:p>
+      <w:pPr>
+        <w:spacing w:after="120"/>
+      </w:pPr>
+      <w:r>
+        <w:t>id | BIGSERIAL | Primary key</w:t>
+      </w:r>
+    </w:p>
+    <w:p>
+      <w:pPr>
+        <w:spacing w:after="120"/>
+      </w:pPr>
+      <w:r>
+        <w:t>order_id | BIGSERIAL | Auto-increment order number</w:t>
+      </w:r>
+    </w:p>
+    <w:p>
+      <w:pPr>
+        <w:spacing w:after="120"/>
+      </w:pPr>
+      <w:r>
+        <w:t>date_ordered | TIMESTAMP | Order date/time</w:t>
+      </w:r>
+    </w:p>
+    <w:p>
+      <w:pPr>
+        <w:spacing w:after="120"/>
+      </w:pPr>
+      <w:r>
+        <w:t>item_category | TEXT | Business line</w:t>
+      </w:r>
+    </w:p>
+    <w:p>
+      <w:pPr>
+        <w:spacing w:after="120"/>
+      </w:pPr>
+      <w:r>
+        <w:t>quantity_ordered | INTEGER | Total items</w:t>
+      </w:r>
+    </w:p>
+    <w:p>
+      <w:pPr>
+        <w:spacing w:after="120"/>
+      </w:pPr>
+      <w:r>
+        <w:t>region | TEXT | Delivery region</w:t>
+      </w:r>
+    </w:p>
+    <w:p>
+      <w:pPr>
+        <w:spacing w:after="120"/>
+      </w:pPr>
+      <w:r>
+        <w:t>contractor_company | TEXT | Contractor name</w:t>
+      </w:r>
+    </w:p>
+    <w:p>
+      <w:pPr>
+        <w:spacing w:after="120"/>
+      </w:pPr>
+      <w:r>
+        <w:t>technician | TEXT | Technician name</w:t>
+      </w:r>
+    </w:p>
+    <w:p>
+      <w:pPr>
+        <w:spacing w:after="120"/>
+      </w:pPr>
+      <w:r>
+        <w:t>ordered_by | TEXT | Email of orderer</w:t>
+      </w:r>
+    </w:p>
+    <w:p>
+      <w:pPr>
+        <w:spacing w:after="120"/>
+      </w:pPr>
+      <w:r>
+        <w:t>recipient_name | TEXT | Recipient name</w:t>
+      </w:r>
+    </w:p>
+    <w:p>
+      <w:pPr>
+        <w:spacing w:after="120"/>
+      </w:pPr>
+      <w:r>
+        <w:t>recipient_address | TEXT | Delivery address</w:t>
+      </w:r>
+    </w:p>
+    <w:p>
+      <w:pPr>
+        <w:spacing w:after="120"/>
+      </w:pPr>
+      <w:r>
+        <w:t>recipient_email | TEXT | Recipient email</w:t>
+      </w:r>
+    </w:p>
+    <w:p>
+      <w:pPr>
+        <w:spacing w:after="120"/>
+      </w:pPr>
+      <w:r>
+        <w:t>pick_status | ENUM | Picking status</w:t>
+      </w:r>
+    </w:p>
+    <w:p>
+      <w:pPr>
+        <w:spacing w:after="120"/>
+      </w:pPr>
+      <w:r>
+        <w:t>dispatch_status | ENUM | Dispatch status</w:t>
+      </w:r>
+    </w:p>
+    <w:p>
+      <w:pPr>
+        <w:spacing w:after="120"/>
+      </w:pPr>
+      <w:r>
+        <w:t>waybill_number | TEXT | Tracking number</w:t>
+      </w:r>
+    </w:p>
+    <w:p>
+      <w:pPr>
+        <w:spacing w:after="120"/>
+      </w:pPr>
+      <w:r>
+        <w:t>##### 5. stock_order</w:t>
+      </w:r>
+    </w:p>
+    <w:p>
+      <w:pPr>
+        <w:spacing w:after="120"/>
+      </w:pPr>
+      <w:r>
+        <w:t>Purpose: Individual line items for each order</w:t>
+      </w:r>
+    </w:p>
+    <w:p>
+      <w:pPr>
+        <w:spacing w:after="120"/>
+      </w:pPr>
+      <w:r>
+        <w:t>Column | Type | Description</w:t>
+      </w:r>
+    </w:p>
+    <w:p>
+      <w:pPr>
+        <w:spacing w:after="120"/>
+      </w:pPr>
+      <w:r>
+        <w:t>id | BIGSERIAL | Primary key</w:t>
+      </w:r>
+    </w:p>
+    <w:p>
+      <w:pPr>
+        <w:spacing w:after="120"/>
+      </w:pPr>
+      <w:r>
+        <w:t>orderid | BIGINT | FK to uniqueorders</w:t>
+      </w:r>
+    </w:p>
+    <w:p>
+      <w:pPr>
+        <w:spacing w:after="120"/>
+      </w:pPr>
+      <w:r>
+        <w:t>device_type | TEXT | Product name</w:t>
+      </w:r>
+    </w:p>
+    <w:p>
+      <w:pPr>
+        <w:spacing w:after="120"/>
+      </w:pPr>
+      <w:r>
+        <w:t>quantity_ordered | INTEGER | Qty ordered</w:t>
+      </w:r>
+    </w:p>
+    <w:p>
+      <w:pPr>
+        <w:spacing w:after="120"/>
+      </w:pPr>
+      <w:r>
+        <w:t>qty_dispatched | INTEGER | Qty picked/dispatched</w:t>
+      </w:r>
+    </w:p>
+    <w:p>
+      <w:pPr>
+        <w:spacing w:after="120"/>
+      </w:pPr>
+      <w:r>
+        <w:t>item_description | TEXT | Item details</w:t>
+      </w:r>
+    </w:p>
+    <w:p>
+      <w:pPr>
+        <w:spacing w:after="120"/>
+      </w:pPr>
+      <w:r>
+        <w:t>pick_status | ENUM | Item pick status</w:t>
+      </w:r>
+    </w:p>
+    <w:p>
+      <w:pPr>
+        <w:spacing w:after="120"/>
+      </w:pPr>
+      <w:r>
+        <w:t>dispatch_status | ENUM | Item dispatch status</w:t>
+      </w:r>
+    </w:p>
+    <w:p>
+      <w:pPr>
+        <w:spacing w:after="120"/>
+      </w:pPr>
+      <w:r>
+        <w:t>stock_availability | ENUM | Availability status</w:t>
+      </w:r>
+    </w:p>
+    <w:p>
+      <w:pPr>
+        <w:spacing w:after="120"/>
+      </w:pPr>
+      <w:r>
+        <w:t>##### 6. dispatch_log</w:t>
+      </w:r>
+    </w:p>
+    <w:p>
+      <w:pPr>
+        <w:spacing w:after="120"/>
+      </w:pPr>
+      <w:r>
+        <w:t>Purpose: Records all dispatch transactions</w:t>
+      </w:r>
+    </w:p>
+    <w:p>
+      <w:pPr>
+        <w:spacing w:after="120"/>
+      </w:pPr>
+      <w:r>
+        <w:t>Column | Type | Description</w:t>
+      </w:r>
+    </w:p>
+    <w:p>
+      <w:pPr>
+        <w:spacing w:after="120"/>
+      </w:pPr>
+      <w:r>
+        <w:t>id | BIGSERIAL | Primary key</w:t>
+      </w:r>
+    </w:p>
+    <w:p>
+      <w:pPr>
+        <w:spacing w:after="120"/>
+      </w:pPr>
+      <w:r>
+        <w:t>orderid | BIGINT | FK to uniqueorders</w:t>
+      </w:r>
+    </w:p>
+    <w:p>
+      <w:pPr>
+        <w:spacing w:after="120"/>
+      </w:pPr>
+      <w:r>
+        <w:t>date_dispatched | DATE | Dispatch date</w:t>
+      </w:r>
+    </w:p>
+    <w:p>
+      <w:pPr>
+        <w:spacing w:after="120"/>
+      </w:pPr>
+      <w:r>
+        <w:t>device_type | TEXT | Product name</w:t>
+      </w:r>
+    </w:p>
+    <w:p>
+      <w:pPr>
+        <w:spacing w:after="120"/>
+      </w:pPr>
+      <w:r>
+        <w:t>quantity | INTEGER | Qty dispatched</w:t>
+      </w:r>
+    </w:p>
+    <w:p>
+      <w:pPr>
+        <w:spacing w:after="120"/>
+      </w:pPr>
+      <w:r>
+        <w:t>terminalserialnumber | TEXT | Terminal serial</w:t>
+      </w:r>
+    </w:p>
+    <w:p>
+      <w:pPr>
+        <w:spacing w:after="120"/>
+      </w:pPr>
+      <w:r>
+        <w:t>cradleserialnumber | TEXT | Cradle serial</w:t>
+      </w:r>
+    </w:p>
+    <w:p>
+      <w:pPr>
+        <w:spacing w:after="120"/>
+      </w:pPr>
+      <w:r>
+        <w:t>chargerserialnumber | TEXT | Charger serial</w:t>
+      </w:r>
+    </w:p>
+    <w:p>
+      <w:pPr>
+        <w:spacing w:after="120"/>
+      </w:pPr>
+      <w:r>
+        <w:t>cashconnectserialnumber | TEXT | CC serial</w:t>
+      </w:r>
+    </w:p>
+    <w:p>
+      <w:pPr>
+        <w:spacing w:after="120"/>
+      </w:pPr>
+      <w:r>
+        <w:t>dispatch_method | ENUM | How dispatched</w:t>
+      </w:r>
+    </w:p>
+    <w:p>
+      <w:pPr>
+        <w:spacing w:after="120"/>
+      </w:pPr>
+      <w:r>
+        <w:t>waybill_number | TEXT | Tracking number</w:t>
+      </w:r>
+    </w:p>
+    <w:p>
+      <w:pPr>
+        <w:spacing w:after="120"/>
+      </w:pPr>
+      <w:r>
+        <w:t>packer | TEXT | Who packed</w:t>
+      </w:r>
+    </w:p>
+    <w:p>
+      <w:pPr>
+        <w:spacing w:after="120"/>
+      </w:pPr>
+      <w:r>
+        <w:t>dispatcher | TEXT | Who dispatched</w:t>
+      </w:r>
+    </w:p>
+    <w:p>
+      <w:pPr>
+        <w:spacing w:after="120"/>
+      </w:pPr>
+      <w:r>
+        <w:t>##### 7. stock_levels</w:t>
+      </w:r>
+    </w:p>
+    <w:p>
+      <w:pPr>
+        <w:spacing w:after="120"/>
+      </w:pPr>
+      <w:r>
+        <w:t>Purpose: Current inventory state (source of truth)</w:t>
+      </w:r>
+    </w:p>
+    <w:p>
+      <w:pPr>
+        <w:spacing w:after="120"/>
+      </w:pPr>
+      <w:r>
+        <w:t>Column | Type | Description</w:t>
+      </w:r>
+    </w:p>
+    <w:p>
+      <w:pPr>
+        <w:spacing w:after="120"/>
+      </w:pPr>
+      <w:r>
+        <w:t>id | UUID | Primary key</w:t>
+      </w:r>
+    </w:p>
+    <w:p>
+      <w:pPr>
+        <w:spacing w:after="120"/>
+      </w:pPr>
+      <w:r>
+        <w:t>device_type | TEXT | Product name</w:t>
+      </w:r>
+    </w:p>
+    <w:p>
+      <w:pPr>
+        <w:spacing w:after="120"/>
+      </w:pPr>
+      <w:r>
+        <w:t>item_code | TEXT | Item identifier</w:t>
+      </w:r>
+    </w:p>
+    <w:p>
+      <w:pPr>
+        <w:spacing w:after="120"/>
+      </w:pPr>
+      <w:r>
+        <w:t>quantity | INTEGER | Current stock level</w:t>
+      </w:r>
+    </w:p>
+    <w:p>
+      <w:pPr>
+        <w:spacing w:after="120"/>
+      </w:pPr>
+      <w:r>
+        <w:t>bin_location | TEXT | Warehouse location</w:t>
+      </w:r>
+    </w:p>
+    <w:p>
+      <w:pPr>
+        <w:spacing w:after="120"/>
+      </w:pPr>
+      <w:r>
+        <w:t>stock_holder | TEXT | Who holds stock</w:t>
+      </w:r>
+    </w:p>
+    <w:p>
+      <w:pPr>
+        <w:spacing w:after="120"/>
+      </w:pPr>
+      <w:r>
+        <w:t>item_status | TEXT | Functional/Faulty/etc.</w:t>
+      </w:r>
+    </w:p>
+    <w:p>
+      <w:pPr>
+        <w:spacing w:after="120"/>
+      </w:pPr>
+      <w:r>
+        <w:t>overall_condition | TEXT | New/Good/Fair/Damaged</w:t>
+      </w:r>
+    </w:p>
+    <w:p>
+      <w:pPr>
+        <w:spacing w:after="120"/>
+      </w:pPr>
+      <w:r>
+        <w:t>tech_id | TEXT | Technician ID</w:t>
+      </w:r>
+    </w:p>
+    <w:p>
+      <w:pPr>
+        <w:spacing w:after="120"/>
+      </w:pPr>
+      <w:r>
+        <w:t>##### 8. stock_counts</w:t>
+      </w:r>
+    </w:p>
+    <w:p>
+      <w:pPr>
+        <w:spacing w:after="120"/>
+      </w:pPr>
+      <w:r>
+        <w:t>Purpose: Historical stock count records with user audit trail</w:t>
+      </w:r>
+    </w:p>
+    <w:p>
+      <w:pPr>
+        <w:spacing w:after="120"/>
+      </w:pPr>
+      <w:r>
+        <w:t>Column | Type | Description</w:t>
+      </w:r>
+    </w:p>
+    <w:p>
+      <w:pPr>
+        <w:spacing w:after="120"/>
+      </w:pPr>
+      <w:r>
+        <w:t>id | UUID | Primary key</w:t>
+      </w:r>
+    </w:p>
+    <w:p>
+      <w:pPr>
+        <w:spacing w:after="120"/>
+      </w:pPr>
+      <w:r>
+        <w:t>user_email | TEXT | Who performed count</w:t>
+      </w:r>
+    </w:p>
+    <w:p>
+      <w:pPr>
+        <w:spacing w:after="120"/>
+      </w:pPr>
+      <w:r>
+        <w:t>count_type | ENUM | Monthly, Mid-Month, Daily</w:t>
+      </w:r>
+    </w:p>
+    <w:p>
+      <w:pPr>
+        <w:spacing w:after="120"/>
+      </w:pPr>
+      <w:r>
+        <w:t>count_period | TEXT | Calculated period</w:t>
+      </w:r>
+    </w:p>
+    <w:p>
+      <w:pPr>
+        <w:spacing w:after="120"/>
+      </w:pPr>
+      <w:r>
+        <w:t>device_type | TEXT | Product name</w:t>
+      </w:r>
+    </w:p>
+    <w:p>
+      <w:pPr>
+        <w:spacing w:after="120"/>
+      </w:pPr>
+      <w:r>
+        <w:t>quantity | INTEGER | Counted quantity</w:t>
+      </w:r>
+    </w:p>
+    <w:p>
+      <w:pPr>
+        <w:spacing w:after="120"/>
+      </w:pPr>
+      <w:r>
+        <w:t>item_status | TEXT | Condition status</w:t>
+      </w:r>
+    </w:p>
+    <w:p>
+      <w:pPr>
+        <w:spacing w:after="120"/>
+      </w:pPr>
+      <w:r>
+        <w:t>manufactureserialnumber | TEXT | Serial numbers</w:t>
+      </w:r>
+    </w:p>
+    <w:p>
+      <w:pPr>
+        <w:spacing w:after="120"/>
+      </w:pPr>
+      <w:r>
+        <w:t>created_at | TIMESTAMP | When counted</w:t>
+      </w:r>
+    </w:p>
+    <w:p>
+      <w:pPr>
+        <w:pStyle w:val="Heading3"/>
+      </w:pPr>
+      <w:r>
+        <w:t>Enums (Data Types)</w:t>
+      </w:r>
+    </w:p>
+    <w:p>
+      <w:pPr>
+        <w:pStyle w:val="Heading3"/>
+      </w:pPr>
+      <w:r>
+        <w:t>N8N Webhook Integrations</w:t>
+      </w:r>
+    </w:p>
+    <w:p>
+      <w:pPr>
+        <w:spacing w:after="120"/>
+      </w:pPr>
+      <w:r>
+        <w:t>The system integrates with N8N for workflow automation:</w:t>
+      </w:r>
+    </w:p>
+    <w:p>
+      <w:pPr>
+        <w:pStyle w:val="Heading4"/>
+      </w:pPr>
+      <w:r>
+        <w:t>1. Order Placed Webhook</w:t>
+      </w:r>
+    </w:p>
+    <w:p>
+      <w:pPr>
+        <w:spacing w:after="120"/>
+      </w:pPr>
+      <w:r>
+        <w:t>Trigger: When a new order is submitted</w:t>
+      </w:r>
+    </w:p>
+    <w:p>
+      <w:pPr>
+        <w:spacing w:after="120"/>
+      </w:pPr>
+      <w:r>
+        <w:t>Purpose: Create stock_order line items and trigger notifications</w:t>
+      </w:r>
+    </w:p>
+    <w:p>
+      <w:pPr>
+        <w:spacing w:after="120"/>
+      </w:pPr>
+      <w:r>
+        <w:t>Payload Includes:</w:t>
+      </w:r>
+    </w:p>
+    <w:p>
+      <w:pPr>
+        <w:pStyle w:val="ListBullet"/>
+      </w:pPr>
+      <w:r>
+        <w:t>Order ID and date</w:t>
+      </w:r>
+    </w:p>
+    <w:p>
+      <w:pPr>
+        <w:pStyle w:val="ListBullet"/>
+      </w:pPr>
+      <w:r>
+        <w:t>All cart items with quantities</w:t>
+      </w:r>
+    </w:p>
+    <w:p>
+      <w:pPr>
+        <w:pStyle w:val="ListBullet"/>
+      </w:pPr>
+      <w:r>
+        <w:t>Delivery party information</w:t>
+      </w:r>
+    </w:p>
+    <w:p>
+      <w:pPr>
+        <w:pStyle w:val="ListBullet"/>
+      </w:pPr>
+      <w:r>
+        <w:t>Recipient details</w:t>
+      </w:r>
+    </w:p>
+    <w:p>
+      <w:pPr>
+        <w:pStyle w:val="ListBullet"/>
+      </w:pPr>
+      <w:r>
+        <w:t>Complete form snapshot</w:t>
+      </w:r>
+    </w:p>
+    <w:p>
+      <w:pPr>
+        <w:pStyle w:val="Heading4"/>
+      </w:pPr>
+      <w:r>
+        <w:t>2. Order Picked Webhook</w:t>
+      </w:r>
+    </w:p>
+    <w:p>
+      <w:pPr>
+        <w:spacing w:after="120"/>
+      </w:pPr>
+      <w:r>
+        <w:t>Trigger: When picking is completed</w:t>
+      </w:r>
+    </w:p>
+    <w:p>
+      <w:pPr>
+        <w:spacing w:after="120"/>
+      </w:pPr>
+      <w:r>
+        <w:t>Purpose: Update backend systems with picking data</w:t>
+      </w:r>
+    </w:p>
+    <w:p>
+      <w:pPr>
+        <w:spacing w:after="120"/>
+      </w:pPr>
+      <w:r>
+        <w:t>Payload Includes:</w:t>
+      </w:r>
+    </w:p>
+    <w:p>
+      <w:pPr>
+        <w:pStyle w:val="ListBullet"/>
+      </w:pPr>
+      <w:r>
+        <w:t>Order details</w:t>
+      </w:r>
+    </w:p>
+    <w:p>
+      <w:pPr>
+        <w:pStyle w:val="ListBullet"/>
+      </w:pPr>
+      <w:r>
+        <w:t>Picked items with serial numbers</w:t>
+      </w:r>
+    </w:p>
+    <w:p>
+      <w:pPr>
+        <w:pStyle w:val="ListBullet"/>
+      </w:pPr>
+      <w:r>
+        <w:t>Stock availability updates</w:t>
+      </w:r>
+    </w:p>
+    <w:p>
+      <w:pPr>
+        <w:pStyle w:val="Heading4"/>
+      </w:pPr>
+      <w:r>
+        <w:t>3. Order Dispatched Webhook</w:t>
+      </w:r>
+    </w:p>
+    <w:p>
+      <w:pPr>
+        <w:spacing w:after="120"/>
+      </w:pPr>
+      <w:r>
+        <w:t>Trigger: When dispatch is confirmed</w:t>
+      </w:r>
+    </w:p>
+    <w:p>
+      <w:pPr>
+        <w:spacing w:after="120"/>
+      </w:pPr>
+      <w:r>
+        <w:t>Purpose: Notify recipients and update tracking</w:t>
+      </w:r>
+    </w:p>
+    <w:p>
+      <w:pPr>
+        <w:spacing w:after="120"/>
+      </w:pPr>
+      <w:r>
+        <w:t>Payload Includes:</w:t>
+      </w:r>
+    </w:p>
+    <w:p>
+      <w:pPr>
+        <w:pStyle w:val="ListBullet"/>
+      </w:pPr>
+      <w:r>
+        <w:t>Dispatch details</w:t>
+      </w:r>
+    </w:p>
+    <w:p>
+      <w:pPr>
+        <w:pStyle w:val="ListBullet"/>
+      </w:pPr>
+      <w:r>
+        <w:t>Waybill numbers</w:t>
+      </w:r>
+    </w:p>
+    <w:p>
+      <w:pPr>
+        <w:pStyle w:val="ListBullet"/>
+      </w:pPr>
+      <w:r>
+        <w:t>Dispatch method</w:t>
+      </w:r>
+    </w:p>
+    <w:p>
+      <w:pPr>
+        <w:pStyle w:val="ListBullet"/>
+      </w:pPr>
+      <w:r>
+        <w:t>Package references</w:t>
+      </w:r>
+    </w:p>
+    <w:p>
+      <w:pPr>
+        <w:pStyle w:val="Heading4"/>
+      </w:pPr>
+      <w:r>
+        <w:t>4. Order Manifest Webhook</w:t>
+      </w:r>
+    </w:p>
+    <w:p>
+      <w:pPr>
+        <w:spacing w:after="120"/>
+      </w:pPr>
+      <w:r>
+        <w:t>Trigger: When manifest PDF is generated</w:t>
+      </w:r>
+    </w:p>
+    <w:p>
+      <w:pPr>
+        <w:spacing w:after="120"/>
+      </w:pPr>
+      <w:r>
+        <w:t>Purpose: Document generation and archiving</w:t>
+      </w:r>
+    </w:p>
+    <w:p>
+      <w:pPr>
+        <w:spacing w:after="120"/>
+      </w:pPr>
+      <w:r>
+        <w:t>Payload Includes:</w:t>
+      </w:r>
+    </w:p>
+    <w:p>
+      <w:pPr>
+        <w:pStyle w:val="ListBullet"/>
+      </w:pPr>
+      <w:r>
+        <w:t>Complete order manifest data</w:t>
+      </w:r>
+    </w:p>
+    <w:p>
+      <w:pPr>
+        <w:pStyle w:val="ListBullet"/>
+      </w:pPr>
+      <w:r>
+        <w:t>All items with serial numbers</w:t>
+      </w:r>
+    </w:p>
+    <w:p>
+      <w:pPr>
+        <w:pStyle w:val="Heading3"/>
+      </w:pPr>
+      <w:r>
+        <w:t>State Management &amp; Caching</w:t>
+      </w:r>
+    </w:p>
+    <w:p>
+      <w:pPr>
+        <w:pStyle w:val="Heading4"/>
+      </w:pPr>
+      <w:r>
+        <w:t>TanStack React Query Configuration</w:t>
+      </w:r>
+    </w:p>
+    <w:p>
+      <w:pPr>
+        <w:pStyle w:val="Heading4"/>
+      </w:pPr>
+      <w:r>
+        <w:t>Cache Persistence</w:t>
+      </w:r>
+    </w:p>
+    <w:p>
+      <w:pPr>
+        <w:pStyle w:val="ListBullet"/>
+      </w:pPr>
+      <w:r>
+        <w:t>Storage: localStorage</w:t>
+      </w:r>
+    </w:p>
+    <w:p>
+      <w:pPr>
+        <w:pStyle w:val="ListBullet"/>
+      </w:pPr>
+      <w:r>
+        <w:t>Key: '4d-inventory-cache'</w:t>
+      </w:r>
+    </w:p>
+    <w:p>
+      <w:pPr>
+        <w:pStyle w:val="ListBullet"/>
+      </w:pPr>
+      <w:r>
+        <w:t>Behavior: Survives page refreshes and browser restarts</w:t>
+      </w:r>
+    </w:p>
+    <w:p>
+      <w:pPr>
+        <w:pStyle w:val="Heading4"/>
+      </w:pPr>
+      <w:r>
+        <w:t>Stale Times by Data Type</w:t>
+      </w:r>
+    </w:p>
+    <w:p>
+      <w:pPr>
+        <w:pStyle w:val="ListBullet"/>
+      </w:pPr>
+      <w:r>
+        <w:t>Orders: 60 seconds (frequently changing)</w:t>
+      </w:r>
+    </w:p>
+    <w:p>
+      <w:pPr>
+        <w:pStyle w:val="ListBullet"/>
+      </w:pPr>
+      <w:r>
+        <w:t>Inventory Items: 5 minutes (stable data)</w:t>
+      </w:r>
+    </w:p>
+    <w:p>
+      <w:pPr>
+        <w:pStyle w:val="ListBullet"/>
+      </w:pPr>
+      <w:r>
+        <w:t>Reference Data (categories, contractors): 10 minutes</w:t>
+      </w:r>
+    </w:p>
+    <w:p>
+      <w:pPr>
+        <w:pStyle w:val="Heading3"/>
+      </w:pPr>
+      <w:r>
+        <w:t>Authentication Flow</w:t>
+      </w:r>
+    </w:p>
+    <w:p>
+      <w:pPr>
+        <w:spacing w:after="120"/>
+      </w:pPr>
+      <w:r>
+        <w:t>1. User Signs Up</w:t>
+      </w:r>
+    </w:p>
+    <w:p>
+      <w:pPr>
+        <w:spacing w:after="120"/>
+      </w:pPr>
+      <w:r>
+        <w:t>- Email and password submitted to Supabase Auth</w:t>
+      </w:r>
+    </w:p>
+    <w:p>
+      <w:pPr>
+        <w:spacing w:after="120"/>
+      </w:pPr>
+      <w:r>
+        <w:t>- User profile created with role='user' and approval_status='pending'</w:t>
+      </w:r>
+    </w:p>
+    <w:p>
+      <w:pPr>
+        <w:spacing w:after="120"/>
+      </w:pPr>
+      <w:r>
+        <w:t>- Admins with whitelisted emails are auto-approved</w:t>
+      </w:r>
+    </w:p>
+    <w:p>
+      <w:pPr>
+        <w:spacing w:after="120"/>
+      </w:pPr>
+      <w:r>
+        <w:t>2. Admin Approves User</w:t>
+      </w:r>
+    </w:p>
+    <w:p>
+      <w:pPr>
+        <w:spacing w:after="120"/>
+      </w:pPr>
+      <w:r>
+        <w:t>- Admin views User Management page</w:t>
+      </w:r>
+    </w:p>
+    <w:p>
+      <w:pPr>
+        <w:spacing w:after="120"/>
+      </w:pPr>
+      <w:r>
+        <w:t>- Sets approval_status='approved'</w:t>
+      </w:r>
+    </w:p>
+    <w:p>
+      <w:pPr>
+        <w:spacing w:after="120"/>
+      </w:pPr>
+      <w:r>
+        <w:t>- Records approvedby and approvedat</w:t>
+      </w:r>
+    </w:p>
+    <w:p>
+      <w:pPr>
+        <w:spacing w:after="120"/>
+      </w:pPr>
+      <w:r>
+        <w:t>3. User Signs In</w:t>
+      </w:r>
+    </w:p>
+    <w:p>
+      <w:pPr>
+        <w:spacing w:after="120"/>
+      </w:pPr>
+      <w:r>
+        <w:t>- Credentials verified by Supabase Auth</w:t>
+      </w:r>
+    </w:p>
+    <w:p>
+      <w:pPr>
+        <w:spacing w:after="120"/>
+      </w:pPr>
+      <w:r>
+        <w:t>- JWT token issued and stored</w:t>
+      </w:r>
+    </w:p>
+    <w:p>
+      <w:pPr>
+        <w:spacing w:after="120"/>
+      </w:pPr>
+      <w:r>
+        <w:t>- User profile fetched with role and approval status</w:t>
+      </w:r>
+    </w:p>
+    <w:p>
+      <w:pPr>
+        <w:spacing w:after="120"/>
+      </w:pPr>
+      <w:r>
+        <w:t>- Access granted based on role and approval</w:t>
+      </w:r>
+    </w:p>
+    <w:p>
+      <w:pPr>
+        <w:spacing w:after="120"/>
+      </w:pPr>
+      <w:r>
+        <w:t>4. Session Management</w:t>
+      </w:r>
+    </w:p>
+    <w:p>
+      <w:pPr>
+        <w:spacing w:after="120"/>
+      </w:pPr>
+      <w:r>
+        <w:t>- Tokens auto-refresh</w:t>
+      </w:r>
+    </w:p>
+    <w:p>
+      <w:pPr>
+        <w:spacing w:after="120"/>
+      </w:pPr>
+      <w:r>
+        <w:t>- Persistent sessions in localStorage</w:t>
+      </w:r>
+    </w:p>
+    <w:p>
+      <w:pPr>
+        <w:spacing w:after="120"/>
+      </w:pPr>
+      <w:r>
+        <w:t>- Auth state available via useAuth hook</w:t>
+      </w:r>
+    </w:p>
+    <w:p>
+      <w:pPr>
+        <w:pStyle w:val="Heading3"/>
+      </w:pPr>
+      <w:r>
+        <w:t>Data Flow Architecture</w:t>
+      </w:r>
+    </w:p>
+    <w:p>
+      <w:pPr>
+        <w:pStyle w:val="Heading3"/>
+      </w:pPr>
+      <w:r>
+        <w:t>Offline Support</w:t>
+      </w:r>
+    </w:p>
+    <w:p>
+      <w:pPr>
+        <w:spacing w:after="120"/>
+      </w:pPr>
+      <w:r>
+        <w:t>Capabilities:</w:t>
+      </w:r>
+    </w:p>
+    <w:p>
+      <w:pPr>
+        <w:pStyle w:val="ListBullet"/>
+      </w:pPr>
+      <w:r>
+        <w:t>Read cached data when offline</w:t>
+      </w:r>
+    </w:p>
+    <w:p>
+      <w:pPr>
+        <w:pStyle w:val="ListBullet"/>
+      </w:pPr>
+      <w:r>
+        <w:t>See offline indicator</w:t>
+      </w:r>
+    </w:p>
+    <w:p>
+      <w:pPr>
+        <w:pStyle w:val="ListBullet"/>
+      </w:pPr>
+      <w:r>
+        <w:t>Queue writes for when online</w:t>
+      </w:r>
+    </w:p>
+    <w:p>
+      <w:pPr>
+        <w:pStyle w:val="ListBullet"/>
+      </w:pPr>
+      <w:r>
+        <w:t>Automatic sync on reconnection</w:t>
+      </w:r>
+    </w:p>
+    <w:p>
+      <w:pPr>
+        <w:spacing w:after="120"/>
+      </w:pPr>
+      <w:r>
+        <w:t>Implementation:</w:t>
+      </w:r>
+    </w:p>
+    <w:p>
+      <w:pPr>
+        <w:pStyle w:val="ListBullet"/>
+      </w:pPr>
+      <w:r>
+        <w:t>Network status detection via useOnlineStatus hook</w:t>
+      </w:r>
+    </w:p>
+    <w:p>
+      <w:pPr>
+        <w:pStyle w:val="ListBullet"/>
+      </w:pPr>
+      <w:r>
+        <w:t>Query persistence to localStorage</w:t>
+      </w:r>
+    </w:p>
+    <w:p>
+      <w:pPr>
+        <w:pStyle w:val="ListBullet"/>
+      </w:pPr>
+      <w:r>
+        <w:t>Offline-first network mode in React Query</w:t>
       </w:r>
     </w:p>
     <w:p>
@@ -5447,7 +7503,7 @@
         <w:pStyle w:val="Heading2"/>
       </w:pPr>
       <w:r>
-        <w:t>Backend Integrations &amp; Storage</w:t>
+        <w:t>User Roles &amp; Permissions</w:t>
       </w:r>
     </w:p>
     <w:p>
@@ -5455,7 +7511,7 @@
         <w:pStyle w:val="Heading3"/>
       </w:pPr>
       <w:r>
-        <w:t>Database Architecture (Supabase PostgreSQL)</w:t>
+        <w:t>Role Hierarchy</w:t>
       </w:r>
     </w:p>
     <w:p>
@@ -5463,7 +7519,7 @@
         <w:pStyle w:val="Heading4"/>
       </w:pPr>
       <w:r>
-        <w:t>Core Tables</w:t>
+        <w:t>Admin</w:t>
       </w:r>
     </w:p>
     <w:p>
@@ -5471,7 +7527,63 @@
         <w:spacing w:after="120"/>
       </w:pPr>
       <w:r>
-        <w:t>##### 1. user_profiles</w:t>
+        <w:t>Full System Access</w:t>
+      </w:r>
+    </w:p>
+    <w:p>
+      <w:pPr>
+        <w:pStyle w:val="ListBullet"/>
+      </w:pPr>
+      <w:r>
+        <w:t>View and manage all users</w:t>
+      </w:r>
+    </w:p>
+    <w:p>
+      <w:pPr>
+        <w:pStyle w:val="ListBullet"/>
+      </w:pPr>
+      <w:r>
+        <w:t>Approve/reject user registrations</w:t>
+      </w:r>
+    </w:p>
+    <w:p>
+      <w:pPr>
+        <w:pStyle w:val="ListBullet"/>
+      </w:pPr>
+      <w:r>
+        <w:t>Assign roles to users</w:t>
+      </w:r>
+    </w:p>
+    <w:p>
+      <w:pPr>
+        <w:pStyle w:val="ListBullet"/>
+      </w:pPr>
+      <w:r>
+        <w:t>View all stock counts (all users)</w:t>
+      </w:r>
+    </w:p>
+    <w:p>
+      <w:pPr>
+        <w:pStyle w:val="ListBullet"/>
+      </w:pPr>
+      <w:r>
+        <w:t>Access KPI Dashboard</w:t>
+      </w:r>
+    </w:p>
+    <w:p>
+      <w:pPr>
+        <w:pStyle w:val="ListBullet"/>
+      </w:pPr>
+      <w:r>
+        <w:t>All Back Office and User permissions</w:t>
+      </w:r>
+    </w:p>
+    <w:p>
+      <w:pPr>
+        <w:pStyle w:val="Heading4"/>
+      </w:pPr>
+      <w:r>
+        <w:t>Back Office</w:t>
       </w:r>
     </w:p>
     <w:p>
@@ -5479,7 +7591,63 @@
         <w:spacing w:after="120"/>
       </w:pPr>
       <w:r>
-        <w:t>Purpose: User authentication and role management</w:t>
+        <w:t>Operations Access</w:t>
+      </w:r>
+    </w:p>
+    <w:p>
+      <w:pPr>
+        <w:pStyle w:val="ListBullet"/>
+      </w:pPr>
+      <w:r>
+        <w:t>View all stock counts (all users)</w:t>
+      </w:r>
+    </w:p>
+    <w:p>
+      <w:pPr>
+        <w:pStyle w:val="ListBullet"/>
+      </w:pPr>
+      <w:r>
+        <w:t>Access picking and dispatch queues</w:t>
+      </w:r>
+    </w:p>
+    <w:p>
+      <w:pPr>
+        <w:pStyle w:val="ListBullet"/>
+      </w:pPr>
+      <w:r>
+        <w:t>Generate reports</w:t>
+      </w:r>
+    </w:p>
+    <w:p>
+      <w:pPr>
+        <w:pStyle w:val="ListBullet"/>
+      </w:pPr>
+      <w:r>
+        <w:t>View KPI Dashboard</w:t>
+      </w:r>
+    </w:p>
+    <w:p>
+      <w:pPr>
+        <w:pStyle w:val="ListBullet"/>
+      </w:pPr>
+      <w:r>
+        <w:t>All User permissions</w:t>
+      </w:r>
+    </w:p>
+    <w:p>
+      <w:pPr>
+        <w:pStyle w:val="ListBullet"/>
+      </w:pPr>
+      <w:r>
+        <w:t>Cannot manage users</w:t>
+      </w:r>
+    </w:p>
+    <w:p>
+      <w:pPr>
+        <w:pStyle w:val="Heading4"/>
+      </w:pPr>
+      <w:r>
+        <w:t>User</w:t>
       </w:r>
     </w:p>
     <w:p>
@@ -5487,7 +7655,55 @@
         <w:spacing w:after="120"/>
       </w:pPr>
       <w:r>
-        <w:t>Column | Type | Description</w:t>
+        <w:t>Standard Access</w:t>
+      </w:r>
+    </w:p>
+    <w:p>
+      <w:pPr>
+        <w:pStyle w:val="ListBullet"/>
+      </w:pPr>
+      <w:r>
+        <w:t>Create stock orders</w:t>
+      </w:r>
+    </w:p>
+    <w:p>
+      <w:pPr>
+        <w:pStyle w:val="ListBullet"/>
+      </w:pPr>
+      <w:r>
+        <w:t>Perform stock counts</w:t>
+      </w:r>
+    </w:p>
+    <w:p>
+      <w:pPr>
+        <w:pStyle w:val="ListBullet"/>
+      </w:pPr>
+      <w:r>
+        <w:t>View own stock count history</w:t>
+      </w:r>
+    </w:p>
+    <w:p>
+      <w:pPr>
+        <w:pStyle w:val="ListBullet"/>
+      </w:pPr>
+      <w:r>
+        <w:t>Access basic features</w:t>
+      </w:r>
+    </w:p>
+    <w:p>
+      <w:pPr>
+        <w:pStyle w:val="ListBullet"/>
+      </w:pPr>
+      <w:r>
+        <w:t>View own data only</w:t>
+      </w:r>
+    </w:p>
+    <w:p>
+      <w:pPr>
+        <w:pStyle w:val="Heading3"/>
+      </w:pPr>
+      <w:r>
+        <w:t>Route Protection</w:t>
       </w:r>
     </w:p>
     <w:p>
@@ -5495,7 +7711,7 @@
         <w:spacing w:after="120"/>
       </w:pPr>
       <w:r>
-        <w:t>id | UUID | Primary key (references auth.users)</w:t>
+        <w:t>Route | Required Role</w:t>
       </w:r>
     </w:p>
     <w:p>
@@ -5503,7 +7719,7 @@
         <w:spacing w:after="120"/>
       </w:pPr>
       <w:r>
-        <w:t>email | TEXT | User email (unique, indexed)</w:t>
+        <w:t>/admin/users | Admin only</w:t>
       </w:r>
     </w:p>
     <w:p>
@@ -5511,7 +7727,7 @@
         <w:spacing w:after="120"/>
       </w:pPr>
       <w:r>
-        <w:t>full_name | TEXT | User's full name</w:t>
+        <w:t>/kpi | Admin, Back Office</w:t>
       </w:r>
     </w:p>
     <w:p>
@@ -5519,7 +7735,7 @@
         <w:spacing w:after="120"/>
       </w:pPr>
       <w:r>
-        <w:t>role | ENUM | admin, back_office, user</w:t>
+        <w:t>/picking | Admin, Back Office</w:t>
       </w:r>
     </w:p>
     <w:p>
@@ -5527,7 +7743,7 @@
         <w:spacing w:after="120"/>
       </w:pPr>
       <w:r>
-        <w:t>approval_status | ENUM | pending, approved, rejected</w:t>
+        <w:t>/dispatching | Admin, Back Office</w:t>
       </w:r>
     </w:p>
     <w:p>
@@ -5535,7 +7751,7 @@
         <w:spacing w:after="120"/>
       </w:pPr>
       <w:r>
-        <w:t>approved_by | UUID | Admin who approved</w:t>
+        <w:t>/stock-counts-report | All (filtered by role)</w:t>
       </w:r>
     </w:p>
     <w:p>
@@ -5543,7 +7759,7 @@
         <w:spacing w:after="120"/>
       </w:pPr>
       <w:r>
-        <w:t>approved_at | TIMESTAMP | Approval timestamp</w:t>
+        <w:t>/stock-order | All approved users</w:t>
       </w:r>
     </w:p>
     <w:p>
@@ -5551,7 +7767,15 @@
         <w:spacing w:after="120"/>
       </w:pPr>
       <w:r>
-        <w:t>warehouse | TEXT | Assigned warehouse</w:t>
+        <w:t>/stock-counts | All approved users</w:t>
+      </w:r>
+    </w:p>
+    <w:p>
+      <w:pPr>
+        <w:pStyle w:val="Heading3"/>
+      </w:pPr>
+      <w:r>
+        <w:t>Row Level Security (RLS)</w:t>
       </w:r>
     </w:p>
     <w:p>
@@ -5559,7 +7783,343 @@
         <w:spacing w:after="120"/>
       </w:pPr>
       <w:r>
-        <w:t>##### 2. inventory_items</w:t>
+        <w:t>Database-level security ensures:</w:t>
+      </w:r>
+    </w:p>
+    <w:p>
+      <w:pPr>
+        <w:pStyle w:val="ListBullet"/>
+      </w:pPr>
+      <w:r>
+        <w:t>Users can only read their own profile</w:t>
+      </w:r>
+    </w:p>
+    <w:p>
+      <w:pPr>
+        <w:pStyle w:val="ListBullet"/>
+      </w:pPr>
+      <w:r>
+        <w:t>Admins can read/update all profiles</w:t>
+      </w:r>
+    </w:p>
+    <w:p>
+      <w:pPr>
+        <w:pStyle w:val="ListBullet"/>
+      </w:pPr>
+      <w:r>
+        <w:t>Stock counts filtered by user email for non-admins</w:t>
+      </w:r>
+    </w:p>
+    <w:p>
+      <w:pPr>
+        <w:pStyle w:val="ListBullet"/>
+      </w:pPr>
+      <w:r>
+        <w:t>All authenticated users can perform CRUD on inventory</w:t>
+      </w:r>
+    </w:p>
+    <w:p>
+      <w:pPr>
+        <w:pStyle w:val="Heading2"/>
+      </w:pPr>
+      <w:r>
+        <w:t>Business Rules &amp; Validation</w:t>
+      </w:r>
+    </w:p>
+    <w:p>
+      <w:pPr>
+        <w:pStyle w:val="Heading3"/>
+      </w:pPr>
+      <w:r>
+        <w:t>Order Validation Rules</w:t>
+      </w:r>
+    </w:p>
+    <w:p>
+      <w:pPr>
+        <w:pStyle w:val="Heading4"/>
+      </w:pPr>
+      <w:r>
+        <w:t>Common Requirements (All Orders)</w:t>
+      </w:r>
+    </w:p>
+    <w:p>
+      <w:pPr>
+        <w:pStyle w:val="ListBullet"/>
+      </w:pPr>
+      <w:r>
+        <w:t>Date ordered: Required</w:t>
+      </w:r>
+    </w:p>
+    <w:p>
+      <w:pPr>
+        <w:pStyle w:val="ListBullet"/>
+      </w:pPr>
+      <w:r>
+        <w:t>Item category: Required (not placeholder)</w:t>
+      </w:r>
+    </w:p>
+    <w:p>
+      <w:pPr>
+        <w:pStyle w:val="ListBullet"/>
+      </w:pPr>
+      <w:r>
+        <w:t>Item nature: Required (not placeholder)</w:t>
+      </w:r>
+    </w:p>
+    <w:p>
+      <w:pPr>
+        <w:pStyle w:val="ListBullet"/>
+      </w:pPr>
+      <w:r>
+        <w:t>Delivery party: Required (not placeholder)</w:t>
+      </w:r>
+    </w:p>
+    <w:p>
+      <w:pPr>
+        <w:pStyle w:val="ListBullet"/>
+      </w:pPr>
+      <w:r>
+        <w:t>Ordered by: Valid email required</w:t>
+      </w:r>
+    </w:p>
+    <w:p>
+      <w:pPr>
+        <w:pStyle w:val="Heading4"/>
+      </w:pPr>
+      <w:r>
+        <w:t>Technician Orders</w:t>
+      </w:r>
+    </w:p>
+    <w:p>
+      <w:pPr>
+        <w:pStyle w:val="ListBullet"/>
+      </w:pPr>
+      <w:r>
+        <w:t>Contractor company: Required</w:t>
+      </w:r>
+    </w:p>
+    <w:p>
+      <w:pPr>
+        <w:pStyle w:val="ListBullet"/>
+      </w:pPr>
+      <w:r>
+        <w:t>Region: Required</w:t>
+      </w:r>
+    </w:p>
+    <w:p>
+      <w:pPr>
+        <w:pStyle w:val="ListBullet"/>
+      </w:pPr>
+      <w:r>
+        <w:t>Technician: Required</w:t>
+      </w:r>
+    </w:p>
+    <w:p>
+      <w:pPr>
+        <w:pStyle w:val="ListBullet"/>
+      </w:pPr>
+      <w:r>
+        <w:t>On behalf of: Valid email required</w:t>
+      </w:r>
+    </w:p>
+    <w:p>
+      <w:pPr>
+        <w:pStyle w:val="Heading4"/>
+      </w:pPr>
+      <w:r>
+        <w:t>Regional Warehouse Orders</w:t>
+      </w:r>
+    </w:p>
+    <w:p>
+      <w:pPr>
+        <w:pStyle w:val="ListBullet"/>
+      </w:pPr>
+      <w:r>
+        <w:t>Region: Required</w:t>
+      </w:r>
+    </w:p>
+    <w:p>
+      <w:pPr>
+        <w:pStyle w:val="ListBullet"/>
+      </w:pPr>
+      <w:r>
+        <w:t>Recipient name: Required</w:t>
+      </w:r>
+    </w:p>
+    <w:p>
+      <w:pPr>
+        <w:pStyle w:val="ListBullet"/>
+      </w:pPr>
+      <w:r>
+        <w:t>Recipient email: Valid email required</w:t>
+      </w:r>
+    </w:p>
+    <w:p>
+      <w:pPr>
+        <w:pStyle w:val="Heading4"/>
+      </w:pPr>
+      <w:r>
+        <w:t>Non-Technician Orders</w:t>
+      </w:r>
+    </w:p>
+    <w:p>
+      <w:pPr>
+        <w:pStyle w:val="ListBullet"/>
+      </w:pPr>
+      <w:r>
+        <w:t>Recipient name: Required</w:t>
+      </w:r>
+    </w:p>
+    <w:p>
+      <w:pPr>
+        <w:pStyle w:val="ListBullet"/>
+      </w:pPr>
+      <w:r>
+        <w:t>Recipient address: Required</w:t>
+      </w:r>
+    </w:p>
+    <w:p>
+      <w:pPr>
+        <w:pStyle w:val="ListBullet"/>
+      </w:pPr>
+      <w:r>
+        <w:t>Recipient email: Valid email required</w:t>
+      </w:r>
+    </w:p>
+    <w:p>
+      <w:pPr>
+        <w:pStyle w:val="Heading3"/>
+      </w:pPr>
+      <w:r>
+        <w:t>Stock Count Validation Rules</w:t>
+      </w:r>
+    </w:p>
+    <w:p>
+      <w:pPr>
+        <w:pStyle w:val="Heading4"/>
+      </w:pPr>
+      <w:r>
+        <w:t>Required Fields</w:t>
+      </w:r>
+    </w:p>
+    <w:p>
+      <w:pPr>
+        <w:pStyle w:val="ListBullet"/>
+      </w:pPr>
+      <w:r>
+        <w:t>Count type (Monthly, Mid-Month, Daily)</w:t>
+      </w:r>
+    </w:p>
+    <w:p>
+      <w:pPr>
+        <w:pStyle w:val="ListBullet"/>
+      </w:pPr>
+      <w:r>
+        <w:t>Stock holder</w:t>
+      </w:r>
+    </w:p>
+    <w:p>
+      <w:pPr>
+        <w:pStyle w:val="ListBullet"/>
+      </w:pPr>
+      <w:r>
+        <w:t>Name or location</w:t>
+      </w:r>
+    </w:p>
+    <w:p>
+      <w:pPr>
+        <w:pStyle w:val="ListBullet"/>
+      </w:pPr>
+      <w:r>
+        <w:t>Item category</w:t>
+      </w:r>
+    </w:p>
+    <w:p>
+      <w:pPr>
+        <w:pStyle w:val="ListBullet"/>
+      </w:pPr>
+      <w:r>
+        <w:t>Device type</w:t>
+      </w:r>
+    </w:p>
+    <w:p>
+      <w:pPr>
+        <w:pStyle w:val="ListBullet"/>
+      </w:pPr>
+      <w:r>
+        <w:t>Item description</w:t>
+      </w:r>
+    </w:p>
+    <w:p>
+      <w:pPr>
+        <w:pStyle w:val="ListBullet"/>
+      </w:pPr>
+      <w:r>
+        <w:t>Item nature</w:t>
+      </w:r>
+    </w:p>
+    <w:p>
+      <w:pPr>
+        <w:pStyle w:val="ListBullet"/>
+      </w:pPr>
+      <w:r>
+        <w:t>Item code</w:t>
+      </w:r>
+    </w:p>
+    <w:p>
+      <w:pPr>
+        <w:pStyle w:val="ListBullet"/>
+      </w:pPr>
+      <w:r>
+        <w:t>Item status</w:t>
+      </w:r>
+    </w:p>
+    <w:p>
+      <w:pPr>
+        <w:pStyle w:val="ListBullet"/>
+      </w:pPr>
+      <w:r>
+        <w:t>Contractor company</w:t>
+      </w:r>
+    </w:p>
+    <w:p>
+      <w:pPr>
+        <w:pStyle w:val="ListBullet"/>
+      </w:pPr>
+      <w:r>
+        <w:t>Contractor region</w:t>
+      </w:r>
+    </w:p>
+    <w:p>
+      <w:pPr>
+        <w:pStyle w:val="ListBullet"/>
+      </w:pPr>
+      <w:r>
+        <w:t>Technician name</w:t>
+      </w:r>
+    </w:p>
+    <w:p>
+      <w:pPr>
+        <w:pStyle w:val="ListBullet"/>
+      </w:pPr>
+      <w:r>
+        <w:t>Tech ID</w:t>
+      </w:r>
+    </w:p>
+    <w:p>
+      <w:pPr>
+        <w:pStyle w:val="ListBullet"/>
+      </w:pPr>
+      <w:r>
+        <w:t>Quantity (&gt;= 0)</w:t>
+      </w:r>
+    </w:p>
+    <w:p>
+      <w:pPr>
+        <w:pStyle w:val="Heading4"/>
+      </w:pPr>
+      <w:r>
+        <w:t>Duplicate Serial Prevention</w:t>
       </w:r>
     </w:p>
     <w:p>
@@ -5567,7 +8127,23 @@
         <w:spacing w:after="120"/>
       </w:pPr>
       <w:r>
-        <w:t>Purpose: Master product catalog</w:t>
+        <w:t>Cash Connect Items:</w:t>
+      </w:r>
+    </w:p>
+    <w:p>
+      <w:pPr>
+        <w:pStyle w:val="ListBullet"/>
+      </w:pPr>
+      <w:r>
+        <w:t>Checks QR Code Serial Number only</w:t>
+      </w:r>
+    </w:p>
+    <w:p>
+      <w:pPr>
+        <w:pStyle w:val="ListBullet"/>
+      </w:pPr>
+      <w:r>
+        <w:t>Case-insensitive comparison</w:t>
       </w:r>
     </w:p>
     <w:p>
@@ -5575,7 +8151,287 @@
         <w:spacing w:after="120"/>
       </w:pPr>
       <w:r>
-        <w:t>Column | Type | Description</w:t>
+        <w:t>All Other Business Lines:</w:t>
+      </w:r>
+    </w:p>
+    <w:p>
+      <w:pPr>
+        <w:pStyle w:val="ListBullet"/>
+      </w:pPr>
+      <w:r>
+        <w:t>Checks Manufacture Serial Number</w:t>
+      </w:r>
+    </w:p>
+    <w:p>
+      <w:pPr>
+        <w:pStyle w:val="ListBullet"/>
+      </w:pPr>
+      <w:r>
+        <w:t>Checks Cradle Serial Number</w:t>
+      </w:r>
+    </w:p>
+    <w:p>
+      <w:pPr>
+        <w:pStyle w:val="ListBullet"/>
+      </w:pPr>
+      <w:r>
+        <w:t>Checks Charger Serial Number</w:t>
+      </w:r>
+    </w:p>
+    <w:p>
+      <w:pPr>
+        <w:pStyle w:val="ListBullet"/>
+      </w:pPr>
+      <w:r>
+        <w:t>Any duplicate triggers error</w:t>
+      </w:r>
+    </w:p>
+    <w:p>
+      <w:pPr>
+        <w:pStyle w:val="Heading3"/>
+      </w:pPr>
+      <w:r>
+        <w:t>Picking Validation Rules</w:t>
+      </w:r>
+    </w:p>
+    <w:p>
+      <w:pPr>
+        <w:pStyle w:val="Heading4"/>
+      </w:pPr>
+      <w:r>
+        <w:t>Item Match Validation</w:t>
+      </w:r>
+    </w:p>
+    <w:p>
+      <w:pPr>
+        <w:pStyle w:val="ListBullet"/>
+      </w:pPr>
+      <w:r>
+        <w:t>Scanned item code must match ordered item code</w:t>
+      </w:r>
+    </w:p>
+    <w:p>
+      <w:pPr>
+        <w:pStyle w:val="ListBullet"/>
+      </w:pPr>
+      <w:r>
+        <w:t>Case-insensitive comparison</w:t>
+      </w:r>
+    </w:p>
+    <w:p>
+      <w:pPr>
+        <w:pStyle w:val="ListBullet"/>
+      </w:pPr>
+      <w:r>
+        <w:t>Blocks submission on mismatch</w:t>
+      </w:r>
+    </w:p>
+    <w:p>
+      <w:pPr>
+        <w:pStyle w:val="Heading4"/>
+      </w:pPr>
+      <w:r>
+        <w:t>Required Fields</w:t>
+      </w:r>
+    </w:p>
+    <w:p>
+      <w:pPr>
+        <w:pStyle w:val="ListBullet"/>
+      </w:pPr>
+      <w:r>
+        <w:t>Stock availability (In Stock/Out of Stock)</w:t>
+      </w:r>
+    </w:p>
+    <w:p>
+      <w:pPr>
+        <w:pStyle w:val="ListBullet"/>
+      </w:pPr>
+      <w:r>
+        <w:t>Pick status (Picked in full/Partially picked/Not picked)</w:t>
+      </w:r>
+    </w:p>
+    <w:p>
+      <w:pPr>
+        <w:pStyle w:val="ListBullet"/>
+      </w:pPr>
+      <w:r>
+        <w:t>Quantity picked</w:t>
+      </w:r>
+    </w:p>
+    <w:p>
+      <w:pPr>
+        <w:pStyle w:val="Heading4"/>
+      </w:pPr>
+      <w:r>
+        <w:t>Serialised Items</w:t>
+      </w:r>
+    </w:p>
+    <w:p>
+      <w:pPr>
+        <w:pStyle w:val="ListBullet"/>
+      </w:pPr>
+      <w:r>
+        <w:t>Terminal Serial Number (required)</w:t>
+      </w:r>
+    </w:p>
+    <w:p>
+      <w:pPr>
+        <w:pStyle w:val="ListBullet"/>
+      </w:pPr>
+      <w:r>
+        <w:t>Cradle Serial Number (optional)</w:t>
+      </w:r>
+    </w:p>
+    <w:p>
+      <w:pPr>
+        <w:pStyle w:val="ListBullet"/>
+      </w:pPr>
+      <w:r>
+        <w:t>Charger Serial Number (optional)</w:t>
+      </w:r>
+    </w:p>
+    <w:p>
+      <w:pPr>
+        <w:pStyle w:val="ListBullet"/>
+      </w:pPr>
+      <w:r>
+        <w:t>Cash Connect Serial Number (for CC items)</w:t>
+      </w:r>
+    </w:p>
+    <w:p>
+      <w:pPr>
+        <w:pStyle w:val="Heading3"/>
+      </w:pPr>
+      <w:r>
+        <w:t>Dispatch Validation Rules</w:t>
+      </w:r>
+    </w:p>
+    <w:p>
+      <w:pPr>
+        <w:pStyle w:val="Heading4"/>
+      </w:pPr>
+      <w:r>
+        <w:t>Waybill Required For</w:t>
+      </w:r>
+    </w:p>
+    <w:p>
+      <w:pPr>
+        <w:pStyle w:val="ListBullet"/>
+      </w:pPr>
+      <w:r>
+        <w:t>Courier</w:t>
+      </w:r>
+    </w:p>
+    <w:p>
+      <w:pPr>
+        <w:pStyle w:val="ListBullet"/>
+      </w:pPr>
+      <w:r>
+        <w:t>In-house Delivery</w:t>
+      </w:r>
+    </w:p>
+    <w:p>
+      <w:pPr>
+        <w:pStyle w:val="ListBullet"/>
+      </w:pPr>
+      <w:r>
+        <w:t>Delivery</w:t>
+      </w:r>
+    </w:p>
+    <w:p>
+      <w:pPr>
+        <w:pStyle w:val="Heading4"/>
+      </w:pPr>
+      <w:r>
+        <w:t>Package References</w:t>
+      </w:r>
+    </w:p>
+    <w:p>
+      <w:pPr>
+        <w:pStyle w:val="ListBullet"/>
+      </w:pPr>
+      <w:r>
+        <w:t>All items must be referenced</w:t>
+      </w:r>
+    </w:p>
+    <w:p>
+      <w:pPr>
+        <w:pStyle w:val="ListBullet"/>
+      </w:pPr>
+      <w:r>
+        <w:t>Single or multiple package modes supported</w:t>
+      </w:r>
+    </w:p>
+    <w:p>
+      <w:pPr>
+        <w:pStyle w:val="ListBullet"/>
+      </w:pPr>
+      <w:r>
+        <w:t>Complete dispatch requires all items referenced</w:t>
+      </w:r>
+    </w:p>
+    <w:p>
+      <w:pPr>
+        <w:pStyle w:val="Heading3"/>
+      </w:pPr>
+      <w:r>
+        <w:t>SLA Compliance Rules</w:t>
+      </w:r>
+    </w:p>
+    <w:p>
+      <w:pPr>
+        <w:pStyle w:val="Heading4"/>
+      </w:pPr>
+      <w:r>
+        <w:t>Order Cutoff Times</w:t>
+      </w:r>
+    </w:p>
+    <w:p>
+      <w:pPr>
+        <w:pStyle w:val="ListBullet"/>
+      </w:pPr>
+      <w:r>
+        <w:t>Before 12 PM: Must be completed same day (by 11:59 PM)</w:t>
+      </w:r>
+    </w:p>
+    <w:p>
+      <w:pPr>
+        <w:pStyle w:val="ListBullet"/>
+      </w:pPr>
+      <w:r>
+        <w:t>After 12 PM: Must be completed by 3 PM next day</w:t>
+      </w:r>
+    </w:p>
+    <w:p>
+      <w:pPr>
+        <w:pStyle w:val="Heading4"/>
+      </w:pPr>
+      <w:r>
+        <w:t>Breach Calculation</w:t>
+      </w:r>
+    </w:p>
+    <w:p>
+      <w:pPr>
+        <w:pStyle w:val="ListBullet"/>
+      </w:pPr>
+      <w:r>
+        <w:t>Pending orders past their deadline = SLA breach</w:t>
+      </w:r>
+    </w:p>
+    <w:p>
+      <w:pPr>
+        <w:pStyle w:val="ListBullet"/>
+      </w:pPr>
+      <w:r>
+        <w:t>Compliance rate = (Pending - Breaches) / Pending × 100</w:t>
+      </w:r>
+    </w:p>
+    <w:p>
+      <w:pPr>
+        <w:pStyle w:val="Heading3"/>
+      </w:pPr>
+      <w:r>
+        <w:t>Stock Alert Thresholds</w:t>
       </w:r>
     </w:p>
     <w:p>
@@ -5583,7 +8439,7 @@
         <w:spacing w:after="120"/>
       </w:pPr>
       <w:r>
-        <w:t>id | BIGSERIAL | Primary key</w:t>
+        <w:t>Stock Level | Alert Type | Severity</w:t>
       </w:r>
     </w:p>
     <w:p>
@@ -5591,7 +8447,7 @@
         <w:spacing w:after="120"/>
       </w:pPr>
       <w:r>
-        <w:t>item_name | TEXT | Product name (unique)</w:t>
+        <w:t>0 units | Out of Stock | Critical</w:t>
       </w:r>
     </w:p>
     <w:p>
@@ -5599,7 +8455,7 @@
         <w:spacing w:after="120"/>
       </w:pPr>
       <w:r>
-        <w:t>item_url | TEXT | Product image/info URL</w:t>
+        <w:t>1-5 units | Critical Stock | High</w:t>
       </w:r>
     </w:p>
     <w:p>
@@ -5607,7 +8463,7 @@
         <w:spacing w:after="120"/>
       </w:pPr>
       <w:r>
-        <w:t>item_category | ENUM | Business line category</w:t>
+        <w:t>6-10 units | Low Stock | Warning</w:t>
       </w:r>
     </w:p>
     <w:p>
@@ -5615,7 +8471,15 @@
         <w:spacing w:after="120"/>
       </w:pPr>
       <w:r>
-        <w:t>item_description | TEXT | Product description</w:t>
+        <w:t>&gt; 10 units | OK | None</w:t>
+      </w:r>
+    </w:p>
+    <w:p>
+      <w:pPr>
+        <w:pStyle w:val="Heading3"/>
+      </w:pPr>
+      <w:r>
+        <w:t>Count Period Calculation</w:t>
       </w:r>
     </w:p>
     <w:p>
@@ -5623,7 +8487,7 @@
         <w:spacing w:after="120"/>
       </w:pPr>
       <w:r>
-        <w:t>item_nature | ENUM | Serialised, Non-serialised</w:t>
+        <w:t>Count Type | Period Format | Example</w:t>
       </w:r>
     </w:p>
     <w:p>
@@ -5631,7 +8495,7 @@
         <w:spacing w:after="120"/>
       </w:pPr>
       <w:r>
-        <w:t>##### 3. pointofpresence</w:t>
+        <w:t>Daily | YYYY-MM-DD | 2024-11-22</w:t>
       </w:r>
     </w:p>
     <w:p>
@@ -5639,7 +8503,7 @@
         <w:spacing w:after="120"/>
       </w:pPr>
       <w:r>
-        <w:t>Purpose: Technicians, contractors, and field personnel directory</w:t>
+        <w:t>Mid-Month | YYYY-MM-H1 or H2 | 2024-11-H1 (days 1-15)</w:t>
       </w:r>
     </w:p>
     <w:p>
@@ -5647,7 +8511,215 @@
         <w:spacing w:after="120"/>
       </w:pPr>
       <w:r>
-        <w:t>Column | Type | Description</w:t>
+        <w:t>Monthly | YYYY-MM | 2024-11</w:t>
+      </w:r>
+    </w:p>
+    <w:p>
+      <w:pPr>
+        <w:pStyle w:val="Heading2"/>
+      </w:pPr>
+      <w:r>
+        <w:t>Technical Architecture</w:t>
+      </w:r>
+    </w:p>
+    <w:p>
+      <w:pPr>
+        <w:pStyle w:val="Heading3"/>
+      </w:pPr>
+      <w:r>
+        <w:t>Frontend Structure</w:t>
+      </w:r>
+    </w:p>
+    <w:p>
+      <w:pPr>
+        <w:pStyle w:val="Heading3"/>
+      </w:pPr>
+      <w:r>
+        <w:t>Key Dependencies</w:t>
+      </w:r>
+    </w:p>
+    <w:p>
+      <w:pPr>
+        <w:pStyle w:val="Heading4"/>
+      </w:pPr>
+      <w:r>
+        <w:t>Data &amp; State</w:t>
+      </w:r>
+    </w:p>
+    <w:p>
+      <w:pPr>
+        <w:pStyle w:val="ListBullet"/>
+      </w:pPr>
+      <w:r>
+        <w:t>@supabase/supabase-js - Database client</w:t>
+      </w:r>
+    </w:p>
+    <w:p>
+      <w:pPr>
+        <w:pStyle w:val="ListBullet"/>
+      </w:pPr>
+      <w:r>
+        <w:t>@tanstack/react-query - Server state management</w:t>
+      </w:r>
+    </w:p>
+    <w:p>
+      <w:pPr>
+        <w:pStyle w:val="ListBullet"/>
+      </w:pPr>
+      <w:r>
+        <w:t>react-hook-form - Form handling</w:t>
+      </w:r>
+    </w:p>
+    <w:p>
+      <w:pPr>
+        <w:pStyle w:val="ListBullet"/>
+      </w:pPr>
+      <w:r>
+        <w:t>zod - Validation schemas</w:t>
+      </w:r>
+    </w:p>
+    <w:p>
+      <w:pPr>
+        <w:pStyle w:val="Heading4"/>
+      </w:pPr>
+      <w:r>
+        <w:t>UI Framework</w:t>
+      </w:r>
+    </w:p>
+    <w:p>
+      <w:pPr>
+        <w:pStyle w:val="ListBullet"/>
+      </w:pPr>
+      <w:r>
+        <w:t>react - Core framework</w:t>
+      </w:r>
+    </w:p>
+    <w:p>
+      <w:pPr>
+        <w:pStyle w:val="ListBullet"/>
+      </w:pPr>
+      <w:r>
+        <w:t>tailwindcss - Styling</w:t>
+      </w:r>
+    </w:p>
+    <w:p>
+      <w:pPr>
+        <w:pStyle w:val="ListBullet"/>
+      </w:pPr>
+      <w:r>
+        <w:t>@radix-ui/* - Accessible components</w:t>
+      </w:r>
+    </w:p>
+    <w:p>
+      <w:pPr>
+        <w:pStyle w:val="ListBullet"/>
+      </w:pPr>
+      <w:r>
+        <w:t>recharts - Data visualization</w:t>
+      </w:r>
+    </w:p>
+    <w:p>
+      <w:pPr>
+        <w:pStyle w:val="Heading4"/>
+      </w:pPr>
+      <w:r>
+        <w:t>Utilities</w:t>
+      </w:r>
+    </w:p>
+    <w:p>
+      <w:pPr>
+        <w:pStyle w:val="ListBullet"/>
+      </w:pPr>
+      <w:r>
+        <w:t>date-fns - Date formatting</w:t>
+      </w:r>
+    </w:p>
+    <w:p>
+      <w:pPr>
+        <w:pStyle w:val="ListBullet"/>
+      </w:pPr>
+      <w:r>
+        <w:t>@zxing/browser - Barcode scanning</w:t>
+      </w:r>
+    </w:p>
+    <w:p>
+      <w:pPr>
+        <w:pStyle w:val="ListBullet"/>
+      </w:pPr>
+      <w:r>
+        <w:t>sonner - Toast notifications</w:t>
+      </w:r>
+    </w:p>
+    <w:p>
+      <w:pPr>
+        <w:pStyle w:val="Heading3"/>
+      </w:pPr>
+      <w:r>
+        <w:t>Environment Variables</w:t>
+      </w:r>
+    </w:p>
+    <w:p>
+      <w:pPr>
+        <w:pStyle w:val="Heading3"/>
+      </w:pPr>
+      <w:r>
+        <w:t>Security Measures</w:t>
+      </w:r>
+    </w:p>
+    <w:p>
+      <w:pPr>
+        <w:pStyle w:val="ListBullet"/>
+      </w:pPr>
+      <w:r>
+        <w:t>Authentication: Supabase Auth with JWT</w:t>
+      </w:r>
+    </w:p>
+    <w:p>
+      <w:pPr>
+        <w:pStyle w:val="ListBullet"/>
+      </w:pPr>
+      <w:r>
+        <w:t>Authorization: Role-based access control</w:t>
+      </w:r>
+    </w:p>
+    <w:p>
+      <w:pPr>
+        <w:pStyle w:val="ListBullet"/>
+      </w:pPr>
+      <w:r>
+        <w:t>Database: Row Level Security (RLS)</w:t>
+      </w:r>
+    </w:p>
+    <w:p>
+      <w:pPr>
+        <w:pStyle w:val="ListBullet"/>
+      </w:pPr>
+      <w:r>
+        <w:t>Transport: HTTPS/TLS encryption</w:t>
+      </w:r>
+    </w:p>
+    <w:p>
+      <w:pPr>
+        <w:pStyle w:val="ListBullet"/>
+      </w:pPr>
+      <w:r>
+        <w:t>Input: Zod validation schemas</w:t>
+      </w:r>
+    </w:p>
+    <w:p>
+      <w:pPr>
+        <w:pStyle w:val="ListBullet"/>
+      </w:pPr>
+      <w:r>
+        <w:t>XSS Prevention: React automatic escaping</w:t>
+      </w:r>
+    </w:p>
+    <w:p>
+      <w:pPr>
+        <w:pStyle w:val="Heading2"/>
+      </w:pPr>
+      <w:r>
+        <w:t>Summary</w:t>
       </w:r>
     </w:p>
     <w:p>
@@ -5655,7 +8727,7 @@
         <w:spacing w:after="120"/>
       </w:pPr>
       <w:r>
-        <w:t>id | BIGSERIAL | Primary key</w:t>
+        <w:t>The 4D Analytics Inventory Management System provides a complete solution for managing inventory operations from order creation through delivery, with comprehensive asset lifecycle tracking and repair management. Key highlights include:</w:t>
       </w:r>
     </w:p>
     <w:p>
@@ -5663,7 +8735,167 @@
         <w:spacing w:after="120"/>
       </w:pPr>
       <w:r>
-        <w:t>tech_id | TEXT | Technician identifier</w:t>
+        <w:t>Active Features (100% Implementation Complete):</w:t>
+      </w:r>
+    </w:p>
+    <w:p>
+      <w:pPr>
+        <w:pStyle w:val="ListBullet"/>
+      </w:pPr>
+      <w:r>
+        <w:t>Complete order-to-delivery workflow</w:t>
+      </w:r>
+    </w:p>
+    <w:p>
+      <w:pPr>
+        <w:pStyle w:val="ListBullet"/>
+      </w:pPr>
+      <w:r>
+        <w:t>Asset Management with 4 integrated tabs:</w:t>
+      </w:r>
+    </w:p>
+    <w:p>
+      <w:pPr>
+        <w:pStyle w:val="ListBullet2"/>
+      </w:pPr>
+      <w:r>
+        <w:t>Device Registry with comprehensive tracking</w:t>
+      </w:r>
+    </w:p>
+    <w:p>
+      <w:pPr>
+        <w:pStyle w:val="ListBullet2"/>
+      </w:pPr>
+      <w:r>
+        <w:t>Repairs workflow with 18 fault categories</w:t>
+      </w:r>
+    </w:p>
+    <w:p>
+      <w:pPr>
+        <w:pStyle w:val="ListBullet2"/>
+      </w:pPr>
+      <w:r>
+        <w:t>DOA/Returns with RMA processing</w:t>
+      </w:r>
+    </w:p>
+    <w:p>
+      <w:pPr>
+        <w:pStyle w:val="ListBullet2"/>
+      </w:pPr>
+      <w:r>
+        <w:t>Device Movements tracking</w:t>
+      </w:r>
+    </w:p>
+    <w:p>
+      <w:pPr>
+        <w:pStyle w:val="ListBullet"/>
+      </w:pPr>
+      <w:r>
+        <w:t>Business line-specific scanning workflows (Cash Connect QR parsing + Multi-serial capture)</w:t>
+      </w:r>
+    </w:p>
+    <w:p>
+      <w:pPr>
+        <w:pStyle w:val="ListBullet"/>
+      </w:pPr>
+      <w:r>
+        <w:t>Barcode/QR code scanning for stock counts with mobile camera support</w:t>
+      </w:r>
+    </w:p>
+    <w:p>
+      <w:pPr>
+        <w:pStyle w:val="ListBullet"/>
+      </w:pPr>
+      <w:r>
+        <w:t>Enhanced KPI dashboard with 8 comprehensive tabs:</w:t>
+      </w:r>
+    </w:p>
+    <w:p>
+      <w:pPr>
+        <w:pStyle w:val="ListBullet2"/>
+      </w:pPr>
+      <w:r>
+        <w:t>Business line dimensional analysis integrated across Overview, Pipeline, and Devices tabs</w:t>
+      </w:r>
+    </w:p>
+    <w:p>
+      <w:pPr>
+        <w:pStyle w:val="ListBullet2"/>
+      </w:pPr>
+      <w:r>
+        <w:t>Exceptions tab for data integrity monitoring (orphaned scans, duplicate serials)</w:t>
+      </w:r>
+    </w:p>
+    <w:p>
+      <w:pPr>
+        <w:pStyle w:val="ListBullet2"/>
+      </w:pPr>
+      <w:r>
+        <w:t>Repairs tab with fault analysis and resource planning</w:t>
+      </w:r>
+    </w:p>
+    <w:p>
+      <w:pPr>
+        <w:pStyle w:val="ListBullet2"/>
+      </w:pPr>
+      <w:r>
+        <w:t>Velocity-based stock alerts with intelligent thresholds</w:t>
+      </w:r>
+    </w:p>
+    <w:p>
+      <w:pPr>
+        <w:pStyle w:val="ListBullet2"/>
+      </w:pPr>
+      <w:r>
+        <w:t>30+ operational metrics</w:t>
+      </w:r>
+    </w:p>
+    <w:p>
+      <w:pPr>
+        <w:pStyle w:val="ListBullet2"/>
+      </w:pPr>
+      <w:r>
+        <w:t>Badge notifications for active alerts</w:t>
+      </w:r>
+    </w:p>
+    <w:p>
+      <w:pPr>
+        <w:pStyle w:val="ListBullet"/>
+      </w:pPr>
+      <w:r>
+        <w:t>Role-based access control with approval workflow</w:t>
+      </w:r>
+    </w:p>
+    <w:p>
+      <w:pPr>
+        <w:pStyle w:val="ListBullet"/>
+      </w:pPr>
+      <w:r>
+        <w:t>Offline support for field operations</w:t>
+      </w:r>
+    </w:p>
+    <w:p>
+      <w:pPr>
+        <w:pStyle w:val="ListBullet"/>
+      </w:pPr>
+      <w:r>
+        <w:t>PDF manifest generation</w:t>
+      </w:r>
+    </w:p>
+    <w:p>
+      <w:pPr>
+        <w:pStyle w:val="ListBullet"/>
+      </w:pPr>
+      <w:r>
+        <w:t>N8N webhook integrations</w:t>
+      </w:r>
+    </w:p>
+    <w:p>
+      <w:pPr>
+        <w:pStyle w:val="ListBullet"/>
+      </w:pPr>
+      <w:r>
+        <w:t>USB scanner optimizations across all workflows</w:t>
       </w:r>
     </w:p>
     <w:p>
@@ -5671,7 +8903,127 @@
         <w:spacing w:after="120"/>
       </w:pPr>
       <w:r>
-        <w:t>name_surname | TEXT | Full name</w:t>
+        <w:t>Recent Enhancements (November 28, 2024):</w:t>
+      </w:r>
+    </w:p>
+    <w:p>
+      <w:pPr>
+        <w:pStyle w:val="ListBullet"/>
+      </w:pPr>
+      <w:r>
+        <w:t>Repair Ticket Management Enhancements:</w:t>
+      </w:r>
+    </w:p>
+    <w:p>
+      <w:pPr>
+        <w:pStyle w:val="ListBullet2"/>
+      </w:pPr>
+      <w:r>
+        <w:t>Edit Fault Assessments: All users can now update fault categories, descriptions, and assessment notes after initial ticket creation</w:t>
+      </w:r>
+    </w:p>
+    <w:p>
+      <w:pPr>
+        <w:pStyle w:val="ListBullet2"/>
+      </w:pPr>
+      <w:r>
+        <w:t>Camera Scanning for Repair Logging (NEW): Enhanced Log Repair Ticket with mobile camera barcode scanning and comprehensive data capture</w:t>
+      </w:r>
+    </w:p>
+    <w:p>
+      <w:pPr>
+        <w:pStyle w:val="ListBullet3"/>
+      </w:pPr>
+      <w:r>
+        <w:t>Business line selection (Cash Connect, ABSA, VPS, Accessories, Modems)</w:t>
+      </w:r>
+    </w:p>
+    <w:p>
+      <w:pPr>
+        <w:pStyle w:val="ListBullet3"/>
+      </w:pPr>
+      <w:r>
+        <w:t>Mobile camera scanning with BarcodeScanner component</w:t>
+      </w:r>
+    </w:p>
+    <w:p>
+      <w:pPr>
+        <w:pStyle w:val="ListBullet3"/>
+      </w:pPr>
+      <w:r>
+        <w:t>Cash Connect QR parsing with comma-counting logic</w:t>
+      </w:r>
+    </w:p>
+    <w:p>
+      <w:pPr>
+        <w:pStyle w:val="ListBullet3"/>
+      </w:pPr>
+      <w:r>
+        <w:t>Multiple serial fields (Manufacture, Xlink, Cradle, Charger) for non-Cash Connect items</w:t>
+      </w:r>
+    </w:p>
+    <w:p>
+      <w:pPr>
+        <w:pStyle w:val="ListBullet3"/>
+      </w:pPr>
+      <w:r>
+        <w:t>Camera scan buttons on all serial input fields</w:t>
+      </w:r>
+    </w:p>
+    <w:p>
+      <w:pPr>
+        <w:pStyle w:val="ListBullet3"/>
+      </w:pPr>
+      <w:r>
+        <w:t>Item status and overall condition capture</w:t>
+      </w:r>
+    </w:p>
+    <w:p>
+      <w:pPr>
+        <w:pStyle w:val="ListBullet3"/>
+      </w:pPr>
+      <w:r>
+        <w:t>USB scanner optimizations (7 input attributes)</w:t>
+      </w:r>
+    </w:p>
+    <w:p>
+      <w:pPr>
+        <w:pStyle w:val="ListBullet3"/>
+      </w:pPr>
+      <w:r>
+        <w:t>Complete uniformity with Stock Counts scanning workflow</w:t>
+      </w:r>
+    </w:p>
+    <w:p>
+      <w:pPr>
+        <w:pStyle w:val="ListBullet2"/>
+      </w:pPr>
+      <w:r>
+        <w:t>Intelligent Fault Auto-Population: Stock counts now auto-populate fault reasons from device repair history</w:t>
+      </w:r>
+    </w:p>
+    <w:p>
+      <w:pPr>
+        <w:pStyle w:val="ListBullet2"/>
+      </w:pPr>
+      <w:r>
+        <w:t>Assessment Pending Option: Stock counts can proceed even when devices haven't been fully diagnosed</w:t>
+      </w:r>
+    </w:p>
+    <w:p>
+      <w:pPr>
+        <w:pStyle w:val="ListBullet2"/>
+      </w:pPr>
+      <w:r>
+        <w:t>Repair History Alerts: Real-time display of previous fault categories when scanning devices during stock counts</w:t>
+      </w:r>
+    </w:p>
+    <w:p>
+      <w:pPr>
+        <w:pStyle w:val="ListBullet2"/>
+      </w:pPr>
+      <w:r>
+        <w:t>19 Standardized Fault Categories: Consistent fault categorization across Stock Counts and Repairs modules</w:t>
       </w:r>
     </w:p>
     <w:p>
@@ -5679,7 +9031,111 @@
         <w:spacing w:after="120"/>
       </w:pPr>
       <w:r>
-        <w:t>contractor | TEXT | Company name</w:t>
+        <w:t>Recent Enhancements (November 27, 2024):</w:t>
+      </w:r>
+    </w:p>
+    <w:p>
+      <w:pPr>
+        <w:pStyle w:val="ListBullet"/>
+      </w:pPr>
+      <w:r>
+        <w:t>Business Line Dimensional Analysis: Woven into KPI Dashboard tabs for complete dimensional view</w:t>
+      </w:r>
+    </w:p>
+    <w:p>
+      <w:pPr>
+        <w:pStyle w:val="ListBullet2"/>
+      </w:pPr>
+      <w:r>
+        <w:t>Overview: Business line fulfillment comparison</w:t>
+      </w:r>
+    </w:p>
+    <w:p>
+      <w:pPr>
+        <w:pStyle w:val="ListBullet2"/>
+      </w:pPr>
+      <w:r>
+        <w:t>Pipeline: Pending orders by business line</w:t>
+      </w:r>
+    </w:p>
+    <w:p>
+      <w:pPr>
+        <w:pStyle w:val="ListBullet2"/>
+      </w:pPr>
+      <w:r>
+        <w:t>Devices: Stock health distribution by business line</w:t>
+      </w:r>
+    </w:p>
+    <w:p>
+      <w:pPr>
+        <w:pStyle w:val="ListBullet"/>
+      </w:pPr>
+      <w:r>
+        <w:t>Exceptions Tab: Real-time data integrity monitoring</w:t>
+      </w:r>
+    </w:p>
+    <w:p>
+      <w:pPr>
+        <w:pStyle w:val="ListBullet2"/>
+      </w:pPr>
+      <w:r>
+        <w:t>Orphaned stock count serials (devices scanned but not in registry)</w:t>
+      </w:r>
+    </w:p>
+    <w:p>
+      <w:pPr>
+        <w:pStyle w:val="ListBullet2"/>
+      </w:pPr>
+      <w:r>
+        <w:t>Duplicate serial number detection</w:t>
+      </w:r>
+    </w:p>
+    <w:p>
+      <w:pPr>
+        <w:pStyle w:val="ListBullet2"/>
+      </w:pPr>
+      <w:r>
+        <w:t>Actionable exception details with location and timestamp</w:t>
+      </w:r>
+    </w:p>
+    <w:p>
+      <w:pPr>
+        <w:pStyle w:val="ListBullet"/>
+      </w:pPr>
+      <w:r>
+        <w:t>Previous enhancements:</w:t>
+      </w:r>
+    </w:p>
+    <w:p>
+      <w:pPr>
+        <w:pStyle w:val="ListBullet2"/>
+      </w:pPr>
+      <w:r>
+        <w:t>DOA (Dead on Arrival) device logging workflow</w:t>
+      </w:r>
+    </w:p>
+    <w:p>
+      <w:pPr>
+        <w:pStyle w:val="ListBullet2"/>
+      </w:pPr>
+      <w:r>
+        <w:t>RMA (Return Merchandise Authorization) supplier return processing</w:t>
+      </w:r>
+    </w:p>
+    <w:p>
+      <w:pPr>
+        <w:pStyle w:val="ListBullet2"/>
+      </w:pPr>
+      <w:r>
+        <w:t>Fault visualization with resource recommendations</w:t>
+      </w:r>
+    </w:p>
+    <w:p>
+      <w:pPr>
+        <w:pStyle w:val="ListBullet2"/>
+      </w:pPr>
+      <w:r>
+        <w:t>Unified scanning patterns across Stock Ingestion, Stock Counts, and DOA workflows</w:t>
       </w:r>
     </w:p>
     <w:p>
@@ -5687,7 +9143,7 @@
         <w:spacing w:after="120"/>
       </w:pPr>
       <w:r>
-        <w:t>region | TEXT | Service region</w:t>
+        <w:t>The system is built on modern, scalable technology and designed to grow with your operations. All data is securely stored in Supabase with comprehensive audit trails and role-based access controls.</w:t>
       </w:r>
     </w:p>
     <w:p>
@@ -5695,7 +9151,7 @@
         <w:spacing w:after="120"/>
       </w:pPr>
       <w:r>
-        <w:t>email_address | TEXT | Contact email</w:t>
+        <w:t>Document Version: 2.1</w:t>
       </w:r>
     </w:p>
     <w:p>
@@ -5703,2631 +9159,7 @@
         <w:spacing w:after="120"/>
       </w:pPr>
       <w:r>
-        <w:t>contact_number | TEXT | Phone number</w:t>
-      </w:r>
-    </w:p>
-    <w:p>
-      <w:pPr>
-        <w:spacing w:after="120"/>
-      </w:pPr>
-      <w:r>
-        <w:t>physical_address | TEXT | Location address</w:t>
-      </w:r>
-    </w:p>
-    <w:p>
-      <w:pPr>
-        <w:spacing w:after="120"/>
-      </w:pPr>
-      <w:r>
-        <w:t>latitude/longitude | NUMERIC | GPS coordinates</w:t>
-      </w:r>
-    </w:p>
-    <w:p>
-      <w:pPr>
-        <w:spacing w:after="120"/>
-      </w:pPr>
-      <w:r>
-        <w:t>##### 4. unique_orders</w:t>
-      </w:r>
-    </w:p>
-    <w:p>
-      <w:pPr>
-        <w:spacing w:after="120"/>
-      </w:pPr>
-      <w:r>
-        <w:t>Purpose: Master orders table with aggregated status</w:t>
-      </w:r>
-    </w:p>
-    <w:p>
-      <w:pPr>
-        <w:spacing w:after="120"/>
-      </w:pPr>
-      <w:r>
-        <w:t>Column | Type | Description</w:t>
-      </w:r>
-    </w:p>
-    <w:p>
-      <w:pPr>
-        <w:spacing w:after="120"/>
-      </w:pPr>
-      <w:r>
-        <w:t>id | BIGSERIAL | Primary key</w:t>
-      </w:r>
-    </w:p>
-    <w:p>
-      <w:pPr>
-        <w:spacing w:after="120"/>
-      </w:pPr>
-      <w:r>
-        <w:t>order_id | BIGSERIAL | Auto-increment order number</w:t>
-      </w:r>
-    </w:p>
-    <w:p>
-      <w:pPr>
-        <w:spacing w:after="120"/>
-      </w:pPr>
-      <w:r>
-        <w:t>date_ordered | TIMESTAMP | Order date/time</w:t>
-      </w:r>
-    </w:p>
-    <w:p>
-      <w:pPr>
-        <w:spacing w:after="120"/>
-      </w:pPr>
-      <w:r>
-        <w:t>item_category | TEXT | Business line</w:t>
-      </w:r>
-    </w:p>
-    <w:p>
-      <w:pPr>
-        <w:spacing w:after="120"/>
-      </w:pPr>
-      <w:r>
-        <w:t>quantity_ordered | INTEGER | Total items</w:t>
-      </w:r>
-    </w:p>
-    <w:p>
-      <w:pPr>
-        <w:spacing w:after="120"/>
-      </w:pPr>
-      <w:r>
-        <w:t>region | TEXT | Delivery region</w:t>
-      </w:r>
-    </w:p>
-    <w:p>
-      <w:pPr>
-        <w:spacing w:after="120"/>
-      </w:pPr>
-      <w:r>
-        <w:t>contractor_company | TEXT | Contractor name</w:t>
-      </w:r>
-    </w:p>
-    <w:p>
-      <w:pPr>
-        <w:spacing w:after="120"/>
-      </w:pPr>
-      <w:r>
-        <w:t>technician | TEXT | Technician name</w:t>
-      </w:r>
-    </w:p>
-    <w:p>
-      <w:pPr>
-        <w:spacing w:after="120"/>
-      </w:pPr>
-      <w:r>
-        <w:t>ordered_by | TEXT | Email of orderer</w:t>
-      </w:r>
-    </w:p>
-    <w:p>
-      <w:pPr>
-        <w:spacing w:after="120"/>
-      </w:pPr>
-      <w:r>
-        <w:t>recipient_name | TEXT | Recipient name</w:t>
-      </w:r>
-    </w:p>
-    <w:p>
-      <w:pPr>
-        <w:spacing w:after="120"/>
-      </w:pPr>
-      <w:r>
-        <w:t>recipient_address | TEXT | Delivery address</w:t>
-      </w:r>
-    </w:p>
-    <w:p>
-      <w:pPr>
-        <w:spacing w:after="120"/>
-      </w:pPr>
-      <w:r>
-        <w:t>recipient_email | TEXT | Recipient email</w:t>
-      </w:r>
-    </w:p>
-    <w:p>
-      <w:pPr>
-        <w:spacing w:after="120"/>
-      </w:pPr>
-      <w:r>
-        <w:t>pick_status | ENUM | Picking status</w:t>
-      </w:r>
-    </w:p>
-    <w:p>
-      <w:pPr>
-        <w:spacing w:after="120"/>
-      </w:pPr>
-      <w:r>
-        <w:t>dispatch_status | ENUM | Dispatch status</w:t>
-      </w:r>
-    </w:p>
-    <w:p>
-      <w:pPr>
-        <w:spacing w:after="120"/>
-      </w:pPr>
-      <w:r>
-        <w:t>waybill_number | TEXT | Tracking number</w:t>
-      </w:r>
-    </w:p>
-    <w:p>
-      <w:pPr>
-        <w:spacing w:after="120"/>
-      </w:pPr>
-      <w:r>
-        <w:t>##### 5. stock_order</w:t>
-      </w:r>
-    </w:p>
-    <w:p>
-      <w:pPr>
-        <w:spacing w:after="120"/>
-      </w:pPr>
-      <w:r>
-        <w:t>Purpose: Individual line items for each order</w:t>
-      </w:r>
-    </w:p>
-    <w:p>
-      <w:pPr>
-        <w:spacing w:after="120"/>
-      </w:pPr>
-      <w:r>
-        <w:t>Column | Type | Description</w:t>
-      </w:r>
-    </w:p>
-    <w:p>
-      <w:pPr>
-        <w:spacing w:after="120"/>
-      </w:pPr>
-      <w:r>
-        <w:t>id | BIGSERIAL | Primary key</w:t>
-      </w:r>
-    </w:p>
-    <w:p>
-      <w:pPr>
-        <w:spacing w:after="120"/>
-      </w:pPr>
-      <w:r>
-        <w:t>orderid | BIGINT | FK to uniqueorders</w:t>
-      </w:r>
-    </w:p>
-    <w:p>
-      <w:pPr>
-        <w:spacing w:after="120"/>
-      </w:pPr>
-      <w:r>
-        <w:t>device_type | TEXT | Product name</w:t>
-      </w:r>
-    </w:p>
-    <w:p>
-      <w:pPr>
-        <w:spacing w:after="120"/>
-      </w:pPr>
-      <w:r>
-        <w:t>quantity_ordered | INTEGER | Qty ordered</w:t>
-      </w:r>
-    </w:p>
-    <w:p>
-      <w:pPr>
-        <w:spacing w:after="120"/>
-      </w:pPr>
-      <w:r>
-        <w:t>qty_dispatched | INTEGER | Qty picked/dispatched</w:t>
-      </w:r>
-    </w:p>
-    <w:p>
-      <w:pPr>
-        <w:spacing w:after="120"/>
-      </w:pPr>
-      <w:r>
-        <w:t>item_description | TEXT | Item details</w:t>
-      </w:r>
-    </w:p>
-    <w:p>
-      <w:pPr>
-        <w:spacing w:after="120"/>
-      </w:pPr>
-      <w:r>
-        <w:t>pick_status | ENUM | Item pick status</w:t>
-      </w:r>
-    </w:p>
-    <w:p>
-      <w:pPr>
-        <w:spacing w:after="120"/>
-      </w:pPr>
-      <w:r>
-        <w:t>dispatch_status | ENUM | Item dispatch status</w:t>
-      </w:r>
-    </w:p>
-    <w:p>
-      <w:pPr>
-        <w:spacing w:after="120"/>
-      </w:pPr>
-      <w:r>
-        <w:t>stock_availability | ENUM | Availability status</w:t>
-      </w:r>
-    </w:p>
-    <w:p>
-      <w:pPr>
-        <w:spacing w:after="120"/>
-      </w:pPr>
-      <w:r>
-        <w:t>##### 6. dispatch_log</w:t>
-      </w:r>
-    </w:p>
-    <w:p>
-      <w:pPr>
-        <w:spacing w:after="120"/>
-      </w:pPr>
-      <w:r>
-        <w:t>Purpose: Records all dispatch transactions</w:t>
-      </w:r>
-    </w:p>
-    <w:p>
-      <w:pPr>
-        <w:spacing w:after="120"/>
-      </w:pPr>
-      <w:r>
-        <w:t>Column | Type | Description</w:t>
-      </w:r>
-    </w:p>
-    <w:p>
-      <w:pPr>
-        <w:spacing w:after="120"/>
-      </w:pPr>
-      <w:r>
-        <w:t>id | BIGSERIAL | Primary key</w:t>
-      </w:r>
-    </w:p>
-    <w:p>
-      <w:pPr>
-        <w:spacing w:after="120"/>
-      </w:pPr>
-      <w:r>
-        <w:t>orderid | BIGINT | FK to uniqueorders</w:t>
-      </w:r>
-    </w:p>
-    <w:p>
-      <w:pPr>
-        <w:spacing w:after="120"/>
-      </w:pPr>
-      <w:r>
-        <w:t>date_dispatched | DATE | Dispatch date</w:t>
-      </w:r>
-    </w:p>
-    <w:p>
-      <w:pPr>
-        <w:spacing w:after="120"/>
-      </w:pPr>
-      <w:r>
-        <w:t>device_type | TEXT | Product name</w:t>
-      </w:r>
-    </w:p>
-    <w:p>
-      <w:pPr>
-        <w:spacing w:after="120"/>
-      </w:pPr>
-      <w:r>
-        <w:t>quantity | INTEGER | Qty dispatched</w:t>
-      </w:r>
-    </w:p>
-    <w:p>
-      <w:pPr>
-        <w:spacing w:after="120"/>
-      </w:pPr>
-      <w:r>
-        <w:t>terminalserialnumber | TEXT | Terminal serial</w:t>
-      </w:r>
-    </w:p>
-    <w:p>
-      <w:pPr>
-        <w:spacing w:after="120"/>
-      </w:pPr>
-      <w:r>
-        <w:t>cradleserialnumber | TEXT | Cradle serial</w:t>
-      </w:r>
-    </w:p>
-    <w:p>
-      <w:pPr>
-        <w:spacing w:after="120"/>
-      </w:pPr>
-      <w:r>
-        <w:t>chargerserialnumber | TEXT | Charger serial</w:t>
-      </w:r>
-    </w:p>
-    <w:p>
-      <w:pPr>
-        <w:spacing w:after="120"/>
-      </w:pPr>
-      <w:r>
-        <w:t>cashconnectserialnumber | TEXT | CC serial</w:t>
-      </w:r>
-    </w:p>
-    <w:p>
-      <w:pPr>
-        <w:spacing w:after="120"/>
-      </w:pPr>
-      <w:r>
-        <w:t>dispatch_method | ENUM | How dispatched</w:t>
-      </w:r>
-    </w:p>
-    <w:p>
-      <w:pPr>
-        <w:spacing w:after="120"/>
-      </w:pPr>
-      <w:r>
-        <w:t>waybill_number | TEXT | Tracking number</w:t>
-      </w:r>
-    </w:p>
-    <w:p>
-      <w:pPr>
-        <w:spacing w:after="120"/>
-      </w:pPr>
-      <w:r>
-        <w:t>packer | TEXT | Who packed</w:t>
-      </w:r>
-    </w:p>
-    <w:p>
-      <w:pPr>
-        <w:spacing w:after="120"/>
-      </w:pPr>
-      <w:r>
-        <w:t>dispatcher | TEXT | Who dispatched</w:t>
-      </w:r>
-    </w:p>
-    <w:p>
-      <w:pPr>
-        <w:spacing w:after="120"/>
-      </w:pPr>
-      <w:r>
-        <w:t>##### 7. stock_levels</w:t>
-      </w:r>
-    </w:p>
-    <w:p>
-      <w:pPr>
-        <w:spacing w:after="120"/>
-      </w:pPr>
-      <w:r>
-        <w:t>Purpose: Current inventory state (source of truth)</w:t>
-      </w:r>
-    </w:p>
-    <w:p>
-      <w:pPr>
-        <w:spacing w:after="120"/>
-      </w:pPr>
-      <w:r>
-        <w:t>Column | Type | Description</w:t>
-      </w:r>
-    </w:p>
-    <w:p>
-      <w:pPr>
-        <w:spacing w:after="120"/>
-      </w:pPr>
-      <w:r>
-        <w:t>id | UUID | Primary key</w:t>
-      </w:r>
-    </w:p>
-    <w:p>
-      <w:pPr>
-        <w:spacing w:after="120"/>
-      </w:pPr>
-      <w:r>
-        <w:t>device_type | TEXT | Product name</w:t>
-      </w:r>
-    </w:p>
-    <w:p>
-      <w:pPr>
-        <w:spacing w:after="120"/>
-      </w:pPr>
-      <w:r>
-        <w:t>item_code | TEXT | Item identifier</w:t>
-      </w:r>
-    </w:p>
-    <w:p>
-      <w:pPr>
-        <w:spacing w:after="120"/>
-      </w:pPr>
-      <w:r>
-        <w:t>quantity | INTEGER | Current stock level</w:t>
-      </w:r>
-    </w:p>
-    <w:p>
-      <w:pPr>
-        <w:spacing w:after="120"/>
-      </w:pPr>
-      <w:r>
-        <w:t>bin_location | TEXT | Warehouse location</w:t>
-      </w:r>
-    </w:p>
-    <w:p>
-      <w:pPr>
-        <w:spacing w:after="120"/>
-      </w:pPr>
-      <w:r>
-        <w:t>stock_holder | TEXT | Who holds stock</w:t>
-      </w:r>
-    </w:p>
-    <w:p>
-      <w:pPr>
-        <w:spacing w:after="120"/>
-      </w:pPr>
-      <w:r>
-        <w:t>item_status | TEXT | Functional/Faulty/etc.</w:t>
-      </w:r>
-    </w:p>
-    <w:p>
-      <w:pPr>
-        <w:spacing w:after="120"/>
-      </w:pPr>
-      <w:r>
-        <w:t>overall_condition | TEXT | New/Good/Fair/Damaged</w:t>
-      </w:r>
-    </w:p>
-    <w:p>
-      <w:pPr>
-        <w:spacing w:after="120"/>
-      </w:pPr>
-      <w:r>
-        <w:t>tech_id | TEXT | Technician ID</w:t>
-      </w:r>
-    </w:p>
-    <w:p>
-      <w:pPr>
-        <w:spacing w:after="120"/>
-      </w:pPr>
-      <w:r>
-        <w:t>##### 8. stock_counts</w:t>
-      </w:r>
-    </w:p>
-    <w:p>
-      <w:pPr>
-        <w:spacing w:after="120"/>
-      </w:pPr>
-      <w:r>
-        <w:t>Purpose: Historical stock count records with user audit trail</w:t>
-      </w:r>
-    </w:p>
-    <w:p>
-      <w:pPr>
-        <w:spacing w:after="120"/>
-      </w:pPr>
-      <w:r>
-        <w:t>Column | Type | Description</w:t>
-      </w:r>
-    </w:p>
-    <w:p>
-      <w:pPr>
-        <w:spacing w:after="120"/>
-      </w:pPr>
-      <w:r>
-        <w:t>id | UUID | Primary key</w:t>
-      </w:r>
-    </w:p>
-    <w:p>
-      <w:pPr>
-        <w:spacing w:after="120"/>
-      </w:pPr>
-      <w:r>
-        <w:t>user_email | TEXT | Who performed count</w:t>
-      </w:r>
-    </w:p>
-    <w:p>
-      <w:pPr>
-        <w:spacing w:after="120"/>
-      </w:pPr>
-      <w:r>
-        <w:t>count_type | ENUM | Monthly, Mid-Month, Daily</w:t>
-      </w:r>
-    </w:p>
-    <w:p>
-      <w:pPr>
-        <w:spacing w:after="120"/>
-      </w:pPr>
-      <w:r>
-        <w:t>count_period | TEXT | Calculated period</w:t>
-      </w:r>
-    </w:p>
-    <w:p>
-      <w:pPr>
-        <w:spacing w:after="120"/>
-      </w:pPr>
-      <w:r>
-        <w:t>device_type | TEXT | Product name</w:t>
-      </w:r>
-    </w:p>
-    <w:p>
-      <w:pPr>
-        <w:spacing w:after="120"/>
-      </w:pPr>
-      <w:r>
-        <w:t>quantity | INTEGER | Counted quantity</w:t>
-      </w:r>
-    </w:p>
-    <w:p>
-      <w:pPr>
-        <w:spacing w:after="120"/>
-      </w:pPr>
-      <w:r>
-        <w:t>item_status | TEXT | Condition status</w:t>
-      </w:r>
-    </w:p>
-    <w:p>
-      <w:pPr>
-        <w:spacing w:after="120"/>
-      </w:pPr>
-      <w:r>
-        <w:t>manufactureserialnumber | TEXT | Serial numbers</w:t>
-      </w:r>
-    </w:p>
-    <w:p>
-      <w:pPr>
-        <w:spacing w:after="120"/>
-      </w:pPr>
-      <w:r>
-        <w:t>created_at | TIMESTAMP | When counted</w:t>
-      </w:r>
-    </w:p>
-    <w:p>
-      <w:pPr>
-        <w:pStyle w:val="Heading3"/>
-      </w:pPr>
-      <w:r>
-        <w:t>Enums (Data Types)</w:t>
-      </w:r>
-    </w:p>
-    <w:p>
-      <w:pPr>
-        <w:pStyle w:val="Heading3"/>
-      </w:pPr>
-      <w:r>
-        <w:t>N8N Webhook Integrations</w:t>
-      </w:r>
-    </w:p>
-    <w:p>
-      <w:pPr>
-        <w:spacing w:after="120"/>
-      </w:pPr>
-      <w:r>
-        <w:t>The system integrates with N8N for workflow automation:</w:t>
-      </w:r>
-    </w:p>
-    <w:p>
-      <w:pPr>
-        <w:pStyle w:val="Heading4"/>
-      </w:pPr>
-      <w:r>
-        <w:t>1. Order Placed Webhook</w:t>
-      </w:r>
-    </w:p>
-    <w:p>
-      <w:pPr>
-        <w:spacing w:after="120"/>
-      </w:pPr>
-      <w:r>
-        <w:t>Trigger: When a new order is submitted</w:t>
-      </w:r>
-    </w:p>
-    <w:p>
-      <w:pPr>
-        <w:spacing w:after="120"/>
-      </w:pPr>
-      <w:r>
-        <w:t>Purpose: Create stock_order line items and trigger notifications</w:t>
-      </w:r>
-    </w:p>
-    <w:p>
-      <w:pPr>
-        <w:spacing w:after="120"/>
-      </w:pPr>
-      <w:r>
-        <w:t>Payload Includes:</w:t>
-      </w:r>
-    </w:p>
-    <w:p>
-      <w:pPr>
-        <w:pStyle w:val="ListBullet"/>
-      </w:pPr>
-      <w:r>
-        <w:t>Order ID and date</w:t>
-      </w:r>
-    </w:p>
-    <w:p>
-      <w:pPr>
-        <w:pStyle w:val="ListBullet"/>
-      </w:pPr>
-      <w:r>
-        <w:t>All cart items with quantities</w:t>
-      </w:r>
-    </w:p>
-    <w:p>
-      <w:pPr>
-        <w:pStyle w:val="ListBullet"/>
-      </w:pPr>
-      <w:r>
-        <w:t>Delivery party information</w:t>
-      </w:r>
-    </w:p>
-    <w:p>
-      <w:pPr>
-        <w:pStyle w:val="ListBullet"/>
-      </w:pPr>
-      <w:r>
-        <w:t>Recipient details</w:t>
-      </w:r>
-    </w:p>
-    <w:p>
-      <w:pPr>
-        <w:pStyle w:val="ListBullet"/>
-      </w:pPr>
-      <w:r>
-        <w:t>Complete form snapshot</w:t>
-      </w:r>
-    </w:p>
-    <w:p>
-      <w:pPr>
-        <w:pStyle w:val="Heading4"/>
-      </w:pPr>
-      <w:r>
-        <w:t>2. Order Picked Webhook</w:t>
-      </w:r>
-    </w:p>
-    <w:p>
-      <w:pPr>
-        <w:spacing w:after="120"/>
-      </w:pPr>
-      <w:r>
-        <w:t>Trigger: When picking is completed</w:t>
-      </w:r>
-    </w:p>
-    <w:p>
-      <w:pPr>
-        <w:spacing w:after="120"/>
-      </w:pPr>
-      <w:r>
-        <w:t>Purpose: Update backend systems with picking data</w:t>
-      </w:r>
-    </w:p>
-    <w:p>
-      <w:pPr>
-        <w:spacing w:after="120"/>
-      </w:pPr>
-      <w:r>
-        <w:t>Payload Includes:</w:t>
-      </w:r>
-    </w:p>
-    <w:p>
-      <w:pPr>
-        <w:pStyle w:val="ListBullet"/>
-      </w:pPr>
-      <w:r>
-        <w:t>Order details</w:t>
-      </w:r>
-    </w:p>
-    <w:p>
-      <w:pPr>
-        <w:pStyle w:val="ListBullet"/>
-      </w:pPr>
-      <w:r>
-        <w:t>Picked items with serial numbers</w:t>
-      </w:r>
-    </w:p>
-    <w:p>
-      <w:pPr>
-        <w:pStyle w:val="ListBullet"/>
-      </w:pPr>
-      <w:r>
-        <w:t>Stock availability updates</w:t>
-      </w:r>
-    </w:p>
-    <w:p>
-      <w:pPr>
-        <w:pStyle w:val="Heading4"/>
-      </w:pPr>
-      <w:r>
-        <w:t>3. Order Dispatched Webhook</w:t>
-      </w:r>
-    </w:p>
-    <w:p>
-      <w:pPr>
-        <w:spacing w:after="120"/>
-      </w:pPr>
-      <w:r>
-        <w:t>Trigger: When dispatch is confirmed</w:t>
-      </w:r>
-    </w:p>
-    <w:p>
-      <w:pPr>
-        <w:spacing w:after="120"/>
-      </w:pPr>
-      <w:r>
-        <w:t>Purpose: Notify recipients and update tracking</w:t>
-      </w:r>
-    </w:p>
-    <w:p>
-      <w:pPr>
-        <w:spacing w:after="120"/>
-      </w:pPr>
-      <w:r>
-        <w:t>Payload Includes:</w:t>
-      </w:r>
-    </w:p>
-    <w:p>
-      <w:pPr>
-        <w:pStyle w:val="ListBullet"/>
-      </w:pPr>
-      <w:r>
-        <w:t>Dispatch details</w:t>
-      </w:r>
-    </w:p>
-    <w:p>
-      <w:pPr>
-        <w:pStyle w:val="ListBullet"/>
-      </w:pPr>
-      <w:r>
-        <w:t>Waybill numbers</w:t>
-      </w:r>
-    </w:p>
-    <w:p>
-      <w:pPr>
-        <w:pStyle w:val="ListBullet"/>
-      </w:pPr>
-      <w:r>
-        <w:t>Dispatch method</w:t>
-      </w:r>
-    </w:p>
-    <w:p>
-      <w:pPr>
-        <w:pStyle w:val="ListBullet"/>
-      </w:pPr>
-      <w:r>
-        <w:t>Package references</w:t>
-      </w:r>
-    </w:p>
-    <w:p>
-      <w:pPr>
-        <w:pStyle w:val="Heading4"/>
-      </w:pPr>
-      <w:r>
-        <w:t>4. Order Manifest Webhook</w:t>
-      </w:r>
-    </w:p>
-    <w:p>
-      <w:pPr>
-        <w:spacing w:after="120"/>
-      </w:pPr>
-      <w:r>
-        <w:t>Trigger: When manifest PDF is generated</w:t>
-      </w:r>
-    </w:p>
-    <w:p>
-      <w:pPr>
-        <w:spacing w:after="120"/>
-      </w:pPr>
-      <w:r>
-        <w:t>Purpose: Document generation and archiving</w:t>
-      </w:r>
-    </w:p>
-    <w:p>
-      <w:pPr>
-        <w:spacing w:after="120"/>
-      </w:pPr>
-      <w:r>
-        <w:t>Payload Includes:</w:t>
-      </w:r>
-    </w:p>
-    <w:p>
-      <w:pPr>
-        <w:pStyle w:val="ListBullet"/>
-      </w:pPr>
-      <w:r>
-        <w:t>Complete order manifest data</w:t>
-      </w:r>
-    </w:p>
-    <w:p>
-      <w:pPr>
-        <w:pStyle w:val="ListBullet"/>
-      </w:pPr>
-      <w:r>
-        <w:t>All items with serial numbers</w:t>
-      </w:r>
-    </w:p>
-    <w:p>
-      <w:pPr>
-        <w:pStyle w:val="Heading3"/>
-      </w:pPr>
-      <w:r>
-        <w:t>State Management &amp; Caching</w:t>
-      </w:r>
-    </w:p>
-    <w:p>
-      <w:pPr>
-        <w:pStyle w:val="Heading4"/>
-      </w:pPr>
-      <w:r>
-        <w:t>TanStack React Query Configuration</w:t>
-      </w:r>
-    </w:p>
-    <w:p>
-      <w:pPr>
-        <w:pStyle w:val="Heading4"/>
-      </w:pPr>
-      <w:r>
-        <w:t>Cache Persistence</w:t>
-      </w:r>
-    </w:p>
-    <w:p>
-      <w:pPr>
-        <w:pStyle w:val="ListBullet"/>
-      </w:pPr>
-      <w:r>
-        <w:t>Storage: localStorage</w:t>
-      </w:r>
-    </w:p>
-    <w:p>
-      <w:pPr>
-        <w:pStyle w:val="ListBullet"/>
-      </w:pPr>
-      <w:r>
-        <w:t>Key: '4d-inventory-cache'</w:t>
-      </w:r>
-    </w:p>
-    <w:p>
-      <w:pPr>
-        <w:pStyle w:val="ListBullet"/>
-      </w:pPr>
-      <w:r>
-        <w:t>Behavior: Survives page refreshes and browser restarts</w:t>
-      </w:r>
-    </w:p>
-    <w:p>
-      <w:pPr>
-        <w:pStyle w:val="Heading4"/>
-      </w:pPr>
-      <w:r>
-        <w:t>Stale Times by Data Type</w:t>
-      </w:r>
-    </w:p>
-    <w:p>
-      <w:pPr>
-        <w:pStyle w:val="ListBullet"/>
-      </w:pPr>
-      <w:r>
-        <w:t>Orders: 60 seconds (frequently changing)</w:t>
-      </w:r>
-    </w:p>
-    <w:p>
-      <w:pPr>
-        <w:pStyle w:val="ListBullet"/>
-      </w:pPr>
-      <w:r>
-        <w:t>Inventory Items: 5 minutes (stable data)</w:t>
-      </w:r>
-    </w:p>
-    <w:p>
-      <w:pPr>
-        <w:pStyle w:val="ListBullet"/>
-      </w:pPr>
-      <w:r>
-        <w:t>Reference Data (categories, contractors): 10 minutes</w:t>
-      </w:r>
-    </w:p>
-    <w:p>
-      <w:pPr>
-        <w:pStyle w:val="Heading3"/>
-      </w:pPr>
-      <w:r>
-        <w:t>Authentication Flow</w:t>
-      </w:r>
-    </w:p>
-    <w:p>
-      <w:pPr>
-        <w:spacing w:after="120"/>
-      </w:pPr>
-      <w:r>
-        <w:t>1. User Signs Up</w:t>
-      </w:r>
-    </w:p>
-    <w:p>
-      <w:pPr>
-        <w:spacing w:after="120"/>
-      </w:pPr>
-      <w:r>
-        <w:t>- Email and password submitted to Supabase Auth</w:t>
-      </w:r>
-    </w:p>
-    <w:p>
-      <w:pPr>
-        <w:spacing w:after="120"/>
-      </w:pPr>
-      <w:r>
-        <w:t>- User profile created with role='user' and approval_status='pending'</w:t>
-      </w:r>
-    </w:p>
-    <w:p>
-      <w:pPr>
-        <w:spacing w:after="120"/>
-      </w:pPr>
-      <w:r>
-        <w:t>- Admins with whitelisted emails are auto-approved</w:t>
-      </w:r>
-    </w:p>
-    <w:p>
-      <w:pPr>
-        <w:spacing w:after="120"/>
-      </w:pPr>
-      <w:r>
-        <w:t>2. Admin Approves User</w:t>
-      </w:r>
-    </w:p>
-    <w:p>
-      <w:pPr>
-        <w:spacing w:after="120"/>
-      </w:pPr>
-      <w:r>
-        <w:t>- Admin views User Management page</w:t>
-      </w:r>
-    </w:p>
-    <w:p>
-      <w:pPr>
-        <w:spacing w:after="120"/>
-      </w:pPr>
-      <w:r>
-        <w:t>- Sets approval_status='approved'</w:t>
-      </w:r>
-    </w:p>
-    <w:p>
-      <w:pPr>
-        <w:spacing w:after="120"/>
-      </w:pPr>
-      <w:r>
-        <w:t>- Records approvedby and approvedat</w:t>
-      </w:r>
-    </w:p>
-    <w:p>
-      <w:pPr>
-        <w:spacing w:after="120"/>
-      </w:pPr>
-      <w:r>
-        <w:t>3. User Signs In</w:t>
-      </w:r>
-    </w:p>
-    <w:p>
-      <w:pPr>
-        <w:spacing w:after="120"/>
-      </w:pPr>
-      <w:r>
-        <w:t>- Credentials verified by Supabase Auth</w:t>
-      </w:r>
-    </w:p>
-    <w:p>
-      <w:pPr>
-        <w:spacing w:after="120"/>
-      </w:pPr>
-      <w:r>
-        <w:t>- JWT token issued and stored</w:t>
-      </w:r>
-    </w:p>
-    <w:p>
-      <w:pPr>
-        <w:spacing w:after="120"/>
-      </w:pPr>
-      <w:r>
-        <w:t>- User profile fetched with role and approval status</w:t>
-      </w:r>
-    </w:p>
-    <w:p>
-      <w:pPr>
-        <w:spacing w:after="120"/>
-      </w:pPr>
-      <w:r>
-        <w:t>- Access granted based on role and approval</w:t>
-      </w:r>
-    </w:p>
-    <w:p>
-      <w:pPr>
-        <w:spacing w:after="120"/>
-      </w:pPr>
-      <w:r>
-        <w:t>4. Session Management</w:t>
-      </w:r>
-    </w:p>
-    <w:p>
-      <w:pPr>
-        <w:spacing w:after="120"/>
-      </w:pPr>
-      <w:r>
-        <w:t>- Tokens auto-refresh</w:t>
-      </w:r>
-    </w:p>
-    <w:p>
-      <w:pPr>
-        <w:spacing w:after="120"/>
-      </w:pPr>
-      <w:r>
-        <w:t>- Persistent sessions in localStorage</w:t>
-      </w:r>
-    </w:p>
-    <w:p>
-      <w:pPr>
-        <w:spacing w:after="120"/>
-      </w:pPr>
-      <w:r>
-        <w:t>- Auth state available via useAuth hook</w:t>
-      </w:r>
-    </w:p>
-    <w:p>
-      <w:pPr>
-        <w:pStyle w:val="Heading3"/>
-      </w:pPr>
-      <w:r>
-        <w:t>Data Flow Architecture</w:t>
-      </w:r>
-    </w:p>
-    <w:p>
-      <w:pPr>
-        <w:pStyle w:val="Heading3"/>
-      </w:pPr>
-      <w:r>
-        <w:t>Offline Support</w:t>
-      </w:r>
-    </w:p>
-    <w:p>
-      <w:pPr>
-        <w:spacing w:after="120"/>
-      </w:pPr>
-      <w:r>
-        <w:t>Capabilities:</w:t>
-      </w:r>
-    </w:p>
-    <w:p>
-      <w:pPr>
-        <w:pStyle w:val="ListBullet"/>
-      </w:pPr>
-      <w:r>
-        <w:t>Read cached data when offline</w:t>
-      </w:r>
-    </w:p>
-    <w:p>
-      <w:pPr>
-        <w:pStyle w:val="ListBullet"/>
-      </w:pPr>
-      <w:r>
-        <w:t>See offline indicator</w:t>
-      </w:r>
-    </w:p>
-    <w:p>
-      <w:pPr>
-        <w:pStyle w:val="ListBullet"/>
-      </w:pPr>
-      <w:r>
-        <w:t>Queue writes for when online</w:t>
-      </w:r>
-    </w:p>
-    <w:p>
-      <w:pPr>
-        <w:pStyle w:val="ListBullet"/>
-      </w:pPr>
-      <w:r>
-        <w:t>Automatic sync on reconnection</w:t>
-      </w:r>
-    </w:p>
-    <w:p>
-      <w:pPr>
-        <w:spacing w:after="120"/>
-      </w:pPr>
-      <w:r>
-        <w:t>Implementation:</w:t>
-      </w:r>
-    </w:p>
-    <w:p>
-      <w:pPr>
-        <w:pStyle w:val="ListBullet"/>
-      </w:pPr>
-      <w:r>
-        <w:t>Network status detection via useOnlineStatus hook</w:t>
-      </w:r>
-    </w:p>
-    <w:p>
-      <w:pPr>
-        <w:pStyle w:val="ListBullet"/>
-      </w:pPr>
-      <w:r>
-        <w:t>Query persistence to localStorage</w:t>
-      </w:r>
-    </w:p>
-    <w:p>
-      <w:pPr>
-        <w:pStyle w:val="ListBullet"/>
-      </w:pPr>
-      <w:r>
-        <w:t>Offline-first network mode in React Query</w:t>
-      </w:r>
-    </w:p>
-    <w:p>
-      <w:pPr>
-        <w:pStyle w:val="Heading2"/>
-      </w:pPr>
-      <w:r>
-        <w:t>User Roles &amp; Permissions</w:t>
-      </w:r>
-    </w:p>
-    <w:p>
-      <w:pPr>
-        <w:pStyle w:val="Heading3"/>
-      </w:pPr>
-      <w:r>
-        <w:t>Role Hierarchy</w:t>
-      </w:r>
-    </w:p>
-    <w:p>
-      <w:pPr>
-        <w:pStyle w:val="Heading4"/>
-      </w:pPr>
-      <w:r>
-        <w:t>Admin</w:t>
-      </w:r>
-    </w:p>
-    <w:p>
-      <w:pPr>
-        <w:spacing w:after="120"/>
-      </w:pPr>
-      <w:r>
-        <w:t>Full System Access</w:t>
-      </w:r>
-    </w:p>
-    <w:p>
-      <w:pPr>
-        <w:pStyle w:val="ListBullet"/>
-      </w:pPr>
-      <w:r>
-        <w:t>View and manage all users</w:t>
-      </w:r>
-    </w:p>
-    <w:p>
-      <w:pPr>
-        <w:pStyle w:val="ListBullet"/>
-      </w:pPr>
-      <w:r>
-        <w:t>Approve/reject user registrations</w:t>
-      </w:r>
-    </w:p>
-    <w:p>
-      <w:pPr>
-        <w:pStyle w:val="ListBullet"/>
-      </w:pPr>
-      <w:r>
-        <w:t>Assign roles to users</w:t>
-      </w:r>
-    </w:p>
-    <w:p>
-      <w:pPr>
-        <w:pStyle w:val="ListBullet"/>
-      </w:pPr>
-      <w:r>
-        <w:t>View all stock counts (all users)</w:t>
-      </w:r>
-    </w:p>
-    <w:p>
-      <w:pPr>
-        <w:pStyle w:val="ListBullet"/>
-      </w:pPr>
-      <w:r>
-        <w:t>Access KPI Dashboard</w:t>
-      </w:r>
-    </w:p>
-    <w:p>
-      <w:pPr>
-        <w:pStyle w:val="ListBullet"/>
-      </w:pPr>
-      <w:r>
-        <w:t>All Back Office and User permissions</w:t>
-      </w:r>
-    </w:p>
-    <w:p>
-      <w:pPr>
-        <w:pStyle w:val="Heading4"/>
-      </w:pPr>
-      <w:r>
-        <w:t>Back Office</w:t>
-      </w:r>
-    </w:p>
-    <w:p>
-      <w:pPr>
-        <w:spacing w:after="120"/>
-      </w:pPr>
-      <w:r>
-        <w:t>Operations Access</w:t>
-      </w:r>
-    </w:p>
-    <w:p>
-      <w:pPr>
-        <w:pStyle w:val="ListBullet"/>
-      </w:pPr>
-      <w:r>
-        <w:t>View all stock counts (all users)</w:t>
-      </w:r>
-    </w:p>
-    <w:p>
-      <w:pPr>
-        <w:pStyle w:val="ListBullet"/>
-      </w:pPr>
-      <w:r>
-        <w:t>Access picking and dispatch queues</w:t>
-      </w:r>
-    </w:p>
-    <w:p>
-      <w:pPr>
-        <w:pStyle w:val="ListBullet"/>
-      </w:pPr>
-      <w:r>
-        <w:t>Generate reports</w:t>
-      </w:r>
-    </w:p>
-    <w:p>
-      <w:pPr>
-        <w:pStyle w:val="ListBullet"/>
-      </w:pPr>
-      <w:r>
-        <w:t>View KPI Dashboard</w:t>
-      </w:r>
-    </w:p>
-    <w:p>
-      <w:pPr>
-        <w:pStyle w:val="ListBullet"/>
-      </w:pPr>
-      <w:r>
-        <w:t>All User permissions</w:t>
-      </w:r>
-    </w:p>
-    <w:p>
-      <w:pPr>
-        <w:pStyle w:val="ListBullet"/>
-      </w:pPr>
-      <w:r>
-        <w:t>Cannot manage users</w:t>
-      </w:r>
-    </w:p>
-    <w:p>
-      <w:pPr>
-        <w:pStyle w:val="Heading4"/>
-      </w:pPr>
-      <w:r>
-        <w:t>User</w:t>
-      </w:r>
-    </w:p>
-    <w:p>
-      <w:pPr>
-        <w:spacing w:after="120"/>
-      </w:pPr>
-      <w:r>
-        <w:t>Standard Access</w:t>
-      </w:r>
-    </w:p>
-    <w:p>
-      <w:pPr>
-        <w:pStyle w:val="ListBullet"/>
-      </w:pPr>
-      <w:r>
-        <w:t>Create stock orders</w:t>
-      </w:r>
-    </w:p>
-    <w:p>
-      <w:pPr>
-        <w:pStyle w:val="ListBullet"/>
-      </w:pPr>
-      <w:r>
-        <w:t>Perform stock counts</w:t>
-      </w:r>
-    </w:p>
-    <w:p>
-      <w:pPr>
-        <w:pStyle w:val="ListBullet"/>
-      </w:pPr>
-      <w:r>
-        <w:t>View own stock count history</w:t>
-      </w:r>
-    </w:p>
-    <w:p>
-      <w:pPr>
-        <w:pStyle w:val="ListBullet"/>
-      </w:pPr>
-      <w:r>
-        <w:t>Access basic features</w:t>
-      </w:r>
-    </w:p>
-    <w:p>
-      <w:pPr>
-        <w:pStyle w:val="ListBullet"/>
-      </w:pPr>
-      <w:r>
-        <w:t>View own data only</w:t>
-      </w:r>
-    </w:p>
-    <w:p>
-      <w:pPr>
-        <w:pStyle w:val="Heading3"/>
-      </w:pPr>
-      <w:r>
-        <w:t>Route Protection</w:t>
-      </w:r>
-    </w:p>
-    <w:p>
-      <w:pPr>
-        <w:spacing w:after="120"/>
-      </w:pPr>
-      <w:r>
-        <w:t>Route | Required Role</w:t>
-      </w:r>
-    </w:p>
-    <w:p>
-      <w:pPr>
-        <w:spacing w:after="120"/>
-      </w:pPr>
-      <w:r>
-        <w:t>/admin/users | Admin only</w:t>
-      </w:r>
-    </w:p>
-    <w:p>
-      <w:pPr>
-        <w:spacing w:after="120"/>
-      </w:pPr>
-      <w:r>
-        <w:t>/kpi | Admin, Back Office</w:t>
-      </w:r>
-    </w:p>
-    <w:p>
-      <w:pPr>
-        <w:spacing w:after="120"/>
-      </w:pPr>
-      <w:r>
-        <w:t>/picking | Admin, Back Office</w:t>
-      </w:r>
-    </w:p>
-    <w:p>
-      <w:pPr>
-        <w:spacing w:after="120"/>
-      </w:pPr>
-      <w:r>
-        <w:t>/dispatching | Admin, Back Office</w:t>
-      </w:r>
-    </w:p>
-    <w:p>
-      <w:pPr>
-        <w:spacing w:after="120"/>
-      </w:pPr>
-      <w:r>
-        <w:t>/stock-counts-report | All (filtered by role)</w:t>
-      </w:r>
-    </w:p>
-    <w:p>
-      <w:pPr>
-        <w:spacing w:after="120"/>
-      </w:pPr>
-      <w:r>
-        <w:t>/stock-order | All approved users</w:t>
-      </w:r>
-    </w:p>
-    <w:p>
-      <w:pPr>
-        <w:spacing w:after="120"/>
-      </w:pPr>
-      <w:r>
-        <w:t>/stock-counts | All approved users</w:t>
-      </w:r>
-    </w:p>
-    <w:p>
-      <w:pPr>
-        <w:pStyle w:val="Heading3"/>
-      </w:pPr>
-      <w:r>
-        <w:t>Row Level Security (RLS)</w:t>
-      </w:r>
-    </w:p>
-    <w:p>
-      <w:pPr>
-        <w:spacing w:after="120"/>
-      </w:pPr>
-      <w:r>
-        <w:t>Database-level security ensures:</w:t>
-      </w:r>
-    </w:p>
-    <w:p>
-      <w:pPr>
-        <w:pStyle w:val="ListBullet"/>
-      </w:pPr>
-      <w:r>
-        <w:t>Users can only read their own profile</w:t>
-      </w:r>
-    </w:p>
-    <w:p>
-      <w:pPr>
-        <w:pStyle w:val="ListBullet"/>
-      </w:pPr>
-      <w:r>
-        <w:t>Admins can read/update all profiles</w:t>
-      </w:r>
-    </w:p>
-    <w:p>
-      <w:pPr>
-        <w:pStyle w:val="ListBullet"/>
-      </w:pPr>
-      <w:r>
-        <w:t>Stock counts filtered by user email for non-admins</w:t>
-      </w:r>
-    </w:p>
-    <w:p>
-      <w:pPr>
-        <w:pStyle w:val="ListBullet"/>
-      </w:pPr>
-      <w:r>
-        <w:t>All authenticated users can perform CRUD on inventory</w:t>
-      </w:r>
-    </w:p>
-    <w:p>
-      <w:pPr>
-        <w:pStyle w:val="Heading2"/>
-      </w:pPr>
-      <w:r>
-        <w:t>Business Rules &amp; Validation</w:t>
-      </w:r>
-    </w:p>
-    <w:p>
-      <w:pPr>
-        <w:pStyle w:val="Heading3"/>
-      </w:pPr>
-      <w:r>
-        <w:t>Order Validation Rules</w:t>
-      </w:r>
-    </w:p>
-    <w:p>
-      <w:pPr>
-        <w:pStyle w:val="Heading4"/>
-      </w:pPr>
-      <w:r>
-        <w:t>Common Requirements (All Orders)</w:t>
-      </w:r>
-    </w:p>
-    <w:p>
-      <w:pPr>
-        <w:pStyle w:val="ListBullet"/>
-      </w:pPr>
-      <w:r>
-        <w:t>Date ordered: Required</w:t>
-      </w:r>
-    </w:p>
-    <w:p>
-      <w:pPr>
-        <w:pStyle w:val="ListBullet"/>
-      </w:pPr>
-      <w:r>
-        <w:t>Item category: Required (not placeholder)</w:t>
-      </w:r>
-    </w:p>
-    <w:p>
-      <w:pPr>
-        <w:pStyle w:val="ListBullet"/>
-      </w:pPr>
-      <w:r>
-        <w:t>Item nature: Required (not placeholder)</w:t>
-      </w:r>
-    </w:p>
-    <w:p>
-      <w:pPr>
-        <w:pStyle w:val="ListBullet"/>
-      </w:pPr>
-      <w:r>
-        <w:t>Delivery party: Required (not placeholder)</w:t>
-      </w:r>
-    </w:p>
-    <w:p>
-      <w:pPr>
-        <w:pStyle w:val="ListBullet"/>
-      </w:pPr>
-      <w:r>
-        <w:t>Ordered by: Valid email required</w:t>
-      </w:r>
-    </w:p>
-    <w:p>
-      <w:pPr>
-        <w:pStyle w:val="Heading4"/>
-      </w:pPr>
-      <w:r>
-        <w:t>Technician Orders</w:t>
-      </w:r>
-    </w:p>
-    <w:p>
-      <w:pPr>
-        <w:pStyle w:val="ListBullet"/>
-      </w:pPr>
-      <w:r>
-        <w:t>Contractor company: Required</w:t>
-      </w:r>
-    </w:p>
-    <w:p>
-      <w:pPr>
-        <w:pStyle w:val="ListBullet"/>
-      </w:pPr>
-      <w:r>
-        <w:t>Region: Required</w:t>
-      </w:r>
-    </w:p>
-    <w:p>
-      <w:pPr>
-        <w:pStyle w:val="ListBullet"/>
-      </w:pPr>
-      <w:r>
-        <w:t>Technician: Required</w:t>
-      </w:r>
-    </w:p>
-    <w:p>
-      <w:pPr>
-        <w:pStyle w:val="ListBullet"/>
-      </w:pPr>
-      <w:r>
-        <w:t>On behalf of: Valid email required</w:t>
-      </w:r>
-    </w:p>
-    <w:p>
-      <w:pPr>
-        <w:pStyle w:val="Heading4"/>
-      </w:pPr>
-      <w:r>
-        <w:t>Regional Warehouse Orders</w:t>
-      </w:r>
-    </w:p>
-    <w:p>
-      <w:pPr>
-        <w:pStyle w:val="ListBullet"/>
-      </w:pPr>
-      <w:r>
-        <w:t>Region: Required</w:t>
-      </w:r>
-    </w:p>
-    <w:p>
-      <w:pPr>
-        <w:pStyle w:val="ListBullet"/>
-      </w:pPr>
-      <w:r>
-        <w:t>Recipient name: Required</w:t>
-      </w:r>
-    </w:p>
-    <w:p>
-      <w:pPr>
-        <w:pStyle w:val="ListBullet"/>
-      </w:pPr>
-      <w:r>
-        <w:t>Recipient email: Valid email required</w:t>
-      </w:r>
-    </w:p>
-    <w:p>
-      <w:pPr>
-        <w:pStyle w:val="Heading4"/>
-      </w:pPr>
-      <w:r>
-        <w:t>Non-Technician Orders</w:t>
-      </w:r>
-    </w:p>
-    <w:p>
-      <w:pPr>
-        <w:pStyle w:val="ListBullet"/>
-      </w:pPr>
-      <w:r>
-        <w:t>Recipient name: Required</w:t>
-      </w:r>
-    </w:p>
-    <w:p>
-      <w:pPr>
-        <w:pStyle w:val="ListBullet"/>
-      </w:pPr>
-      <w:r>
-        <w:t>Recipient address: Required</w:t>
-      </w:r>
-    </w:p>
-    <w:p>
-      <w:pPr>
-        <w:pStyle w:val="ListBullet"/>
-      </w:pPr>
-      <w:r>
-        <w:t>Recipient email: Valid email required</w:t>
-      </w:r>
-    </w:p>
-    <w:p>
-      <w:pPr>
-        <w:pStyle w:val="Heading3"/>
-      </w:pPr>
-      <w:r>
-        <w:t>Stock Count Validation Rules</w:t>
-      </w:r>
-    </w:p>
-    <w:p>
-      <w:pPr>
-        <w:pStyle w:val="Heading4"/>
-      </w:pPr>
-      <w:r>
-        <w:t>Required Fields</w:t>
-      </w:r>
-    </w:p>
-    <w:p>
-      <w:pPr>
-        <w:pStyle w:val="ListBullet"/>
-      </w:pPr>
-      <w:r>
-        <w:t>Count type (Monthly, Mid-Month, Daily)</w:t>
-      </w:r>
-    </w:p>
-    <w:p>
-      <w:pPr>
-        <w:pStyle w:val="ListBullet"/>
-      </w:pPr>
-      <w:r>
-        <w:t>Stock holder</w:t>
-      </w:r>
-    </w:p>
-    <w:p>
-      <w:pPr>
-        <w:pStyle w:val="ListBullet"/>
-      </w:pPr>
-      <w:r>
-        <w:t>Name or location</w:t>
-      </w:r>
-    </w:p>
-    <w:p>
-      <w:pPr>
-        <w:pStyle w:val="ListBullet"/>
-      </w:pPr>
-      <w:r>
-        <w:t>Item category</w:t>
-      </w:r>
-    </w:p>
-    <w:p>
-      <w:pPr>
-        <w:pStyle w:val="ListBullet"/>
-      </w:pPr>
-      <w:r>
-        <w:t>Device type</w:t>
-      </w:r>
-    </w:p>
-    <w:p>
-      <w:pPr>
-        <w:pStyle w:val="ListBullet"/>
-      </w:pPr>
-      <w:r>
-        <w:t>Item description</w:t>
-      </w:r>
-    </w:p>
-    <w:p>
-      <w:pPr>
-        <w:pStyle w:val="ListBullet"/>
-      </w:pPr>
-      <w:r>
-        <w:t>Item nature</w:t>
-      </w:r>
-    </w:p>
-    <w:p>
-      <w:pPr>
-        <w:pStyle w:val="ListBullet"/>
-      </w:pPr>
-      <w:r>
-        <w:t>Item code</w:t>
-      </w:r>
-    </w:p>
-    <w:p>
-      <w:pPr>
-        <w:pStyle w:val="ListBullet"/>
-      </w:pPr>
-      <w:r>
-        <w:t>Item status</w:t>
-      </w:r>
-    </w:p>
-    <w:p>
-      <w:pPr>
-        <w:pStyle w:val="ListBullet"/>
-      </w:pPr>
-      <w:r>
-        <w:t>Contractor company</w:t>
-      </w:r>
-    </w:p>
-    <w:p>
-      <w:pPr>
-        <w:pStyle w:val="ListBullet"/>
-      </w:pPr>
-      <w:r>
-        <w:t>Contractor region</w:t>
-      </w:r>
-    </w:p>
-    <w:p>
-      <w:pPr>
-        <w:pStyle w:val="ListBullet"/>
-      </w:pPr>
-      <w:r>
-        <w:t>Technician name</w:t>
-      </w:r>
-    </w:p>
-    <w:p>
-      <w:pPr>
-        <w:pStyle w:val="ListBullet"/>
-      </w:pPr>
-      <w:r>
-        <w:t>Tech ID</w:t>
-      </w:r>
-    </w:p>
-    <w:p>
-      <w:pPr>
-        <w:pStyle w:val="ListBullet"/>
-      </w:pPr>
-      <w:r>
-        <w:t>Quantity (&gt;= 0)</w:t>
-      </w:r>
-    </w:p>
-    <w:p>
-      <w:pPr>
-        <w:pStyle w:val="Heading4"/>
-      </w:pPr>
-      <w:r>
-        <w:t>Duplicate Serial Prevention</w:t>
-      </w:r>
-    </w:p>
-    <w:p>
-      <w:pPr>
-        <w:spacing w:after="120"/>
-      </w:pPr>
-      <w:r>
-        <w:t>Cash Connect Items:</w:t>
-      </w:r>
-    </w:p>
-    <w:p>
-      <w:pPr>
-        <w:pStyle w:val="ListBullet"/>
-      </w:pPr>
-      <w:r>
-        <w:t>Checks QR Code Serial Number only</w:t>
-      </w:r>
-    </w:p>
-    <w:p>
-      <w:pPr>
-        <w:pStyle w:val="ListBullet"/>
-      </w:pPr>
-      <w:r>
-        <w:t>Case-insensitive comparison</w:t>
-      </w:r>
-    </w:p>
-    <w:p>
-      <w:pPr>
-        <w:spacing w:after="120"/>
-      </w:pPr>
-      <w:r>
-        <w:t>All Other Business Lines:</w:t>
-      </w:r>
-    </w:p>
-    <w:p>
-      <w:pPr>
-        <w:pStyle w:val="ListBullet"/>
-      </w:pPr>
-      <w:r>
-        <w:t>Checks Manufacture Serial Number</w:t>
-      </w:r>
-    </w:p>
-    <w:p>
-      <w:pPr>
-        <w:pStyle w:val="ListBullet"/>
-      </w:pPr>
-      <w:r>
-        <w:t>Checks Cradle Serial Number</w:t>
-      </w:r>
-    </w:p>
-    <w:p>
-      <w:pPr>
-        <w:pStyle w:val="ListBullet"/>
-      </w:pPr>
-      <w:r>
-        <w:t>Checks Charger Serial Number</w:t>
-      </w:r>
-    </w:p>
-    <w:p>
-      <w:pPr>
-        <w:pStyle w:val="ListBullet"/>
-      </w:pPr>
-      <w:r>
-        <w:t>Any duplicate triggers error</w:t>
-      </w:r>
-    </w:p>
-    <w:p>
-      <w:pPr>
-        <w:pStyle w:val="Heading3"/>
-      </w:pPr>
-      <w:r>
-        <w:t>Picking Validation Rules</w:t>
-      </w:r>
-    </w:p>
-    <w:p>
-      <w:pPr>
-        <w:pStyle w:val="Heading4"/>
-      </w:pPr>
-      <w:r>
-        <w:t>Item Match Validation</w:t>
-      </w:r>
-    </w:p>
-    <w:p>
-      <w:pPr>
-        <w:pStyle w:val="ListBullet"/>
-      </w:pPr>
-      <w:r>
-        <w:t>Scanned item code must match ordered item code</w:t>
-      </w:r>
-    </w:p>
-    <w:p>
-      <w:pPr>
-        <w:pStyle w:val="ListBullet"/>
-      </w:pPr>
-      <w:r>
-        <w:t>Case-insensitive comparison</w:t>
-      </w:r>
-    </w:p>
-    <w:p>
-      <w:pPr>
-        <w:pStyle w:val="ListBullet"/>
-      </w:pPr>
-      <w:r>
-        <w:t>Blocks submission on mismatch</w:t>
-      </w:r>
-    </w:p>
-    <w:p>
-      <w:pPr>
-        <w:pStyle w:val="Heading4"/>
-      </w:pPr>
-      <w:r>
-        <w:t>Required Fields</w:t>
-      </w:r>
-    </w:p>
-    <w:p>
-      <w:pPr>
-        <w:pStyle w:val="ListBullet"/>
-      </w:pPr>
-      <w:r>
-        <w:t>Stock availability (In Stock/Out of Stock)</w:t>
-      </w:r>
-    </w:p>
-    <w:p>
-      <w:pPr>
-        <w:pStyle w:val="ListBullet"/>
-      </w:pPr>
-      <w:r>
-        <w:t>Pick status (Picked in full/Partially picked/Not picked)</w:t>
-      </w:r>
-    </w:p>
-    <w:p>
-      <w:pPr>
-        <w:pStyle w:val="ListBullet"/>
-      </w:pPr>
-      <w:r>
-        <w:t>Quantity picked</w:t>
-      </w:r>
-    </w:p>
-    <w:p>
-      <w:pPr>
-        <w:pStyle w:val="Heading4"/>
-      </w:pPr>
-      <w:r>
-        <w:t>Serialised Items</w:t>
-      </w:r>
-    </w:p>
-    <w:p>
-      <w:pPr>
-        <w:pStyle w:val="ListBullet"/>
-      </w:pPr>
-      <w:r>
-        <w:t>Terminal Serial Number (required)</w:t>
-      </w:r>
-    </w:p>
-    <w:p>
-      <w:pPr>
-        <w:pStyle w:val="ListBullet"/>
-      </w:pPr>
-      <w:r>
-        <w:t>Cradle Serial Number (optional)</w:t>
-      </w:r>
-    </w:p>
-    <w:p>
-      <w:pPr>
-        <w:pStyle w:val="ListBullet"/>
-      </w:pPr>
-      <w:r>
-        <w:t>Charger Serial Number (optional)</w:t>
-      </w:r>
-    </w:p>
-    <w:p>
-      <w:pPr>
-        <w:pStyle w:val="ListBullet"/>
-      </w:pPr>
-      <w:r>
-        <w:t>Cash Connect Serial Number (for CC items)</w:t>
-      </w:r>
-    </w:p>
-    <w:p>
-      <w:pPr>
-        <w:pStyle w:val="Heading3"/>
-      </w:pPr>
-      <w:r>
-        <w:t>Dispatch Validation Rules</w:t>
-      </w:r>
-    </w:p>
-    <w:p>
-      <w:pPr>
-        <w:pStyle w:val="Heading4"/>
-      </w:pPr>
-      <w:r>
-        <w:t>Waybill Required For</w:t>
-      </w:r>
-    </w:p>
-    <w:p>
-      <w:pPr>
-        <w:pStyle w:val="ListBullet"/>
-      </w:pPr>
-      <w:r>
-        <w:t>Courier</w:t>
-      </w:r>
-    </w:p>
-    <w:p>
-      <w:pPr>
-        <w:pStyle w:val="ListBullet"/>
-      </w:pPr>
-      <w:r>
-        <w:t>In-house Delivery</w:t>
-      </w:r>
-    </w:p>
-    <w:p>
-      <w:pPr>
-        <w:pStyle w:val="ListBullet"/>
-      </w:pPr>
-      <w:r>
-        <w:t>Delivery</w:t>
-      </w:r>
-    </w:p>
-    <w:p>
-      <w:pPr>
-        <w:pStyle w:val="Heading4"/>
-      </w:pPr>
-      <w:r>
-        <w:t>Package References</w:t>
-      </w:r>
-    </w:p>
-    <w:p>
-      <w:pPr>
-        <w:pStyle w:val="ListBullet"/>
-      </w:pPr>
-      <w:r>
-        <w:t>All items must be referenced</w:t>
-      </w:r>
-    </w:p>
-    <w:p>
-      <w:pPr>
-        <w:pStyle w:val="ListBullet"/>
-      </w:pPr>
-      <w:r>
-        <w:t>Single or multiple package modes supported</w:t>
-      </w:r>
-    </w:p>
-    <w:p>
-      <w:pPr>
-        <w:pStyle w:val="ListBullet"/>
-      </w:pPr>
-      <w:r>
-        <w:t>Complete dispatch requires all items referenced</w:t>
-      </w:r>
-    </w:p>
-    <w:p>
-      <w:pPr>
-        <w:pStyle w:val="Heading3"/>
-      </w:pPr>
-      <w:r>
-        <w:t>SLA Compliance Rules</w:t>
-      </w:r>
-    </w:p>
-    <w:p>
-      <w:pPr>
-        <w:pStyle w:val="Heading4"/>
-      </w:pPr>
-      <w:r>
-        <w:t>Order Cutoff Times</w:t>
-      </w:r>
-    </w:p>
-    <w:p>
-      <w:pPr>
-        <w:pStyle w:val="ListBullet"/>
-      </w:pPr>
-      <w:r>
-        <w:t>Before 12 PM: Must be completed same day (by 11:59 PM)</w:t>
-      </w:r>
-    </w:p>
-    <w:p>
-      <w:pPr>
-        <w:pStyle w:val="ListBullet"/>
-      </w:pPr>
-      <w:r>
-        <w:t>After 12 PM: Must be completed by 3 PM next day</w:t>
-      </w:r>
-    </w:p>
-    <w:p>
-      <w:pPr>
-        <w:pStyle w:val="Heading4"/>
-      </w:pPr>
-      <w:r>
-        <w:t>Breach Calculation</w:t>
-      </w:r>
-    </w:p>
-    <w:p>
-      <w:pPr>
-        <w:pStyle w:val="ListBullet"/>
-      </w:pPr>
-      <w:r>
-        <w:t>Pending orders past their deadline = SLA breach</w:t>
-      </w:r>
-    </w:p>
-    <w:p>
-      <w:pPr>
-        <w:pStyle w:val="ListBullet"/>
-      </w:pPr>
-      <w:r>
-        <w:t>Compliance rate = (Pending - Breaches) / Pending × 100</w:t>
-      </w:r>
-    </w:p>
-    <w:p>
-      <w:pPr>
-        <w:pStyle w:val="Heading3"/>
-      </w:pPr>
-      <w:r>
-        <w:t>Stock Alert Thresholds</w:t>
-      </w:r>
-    </w:p>
-    <w:p>
-      <w:pPr>
-        <w:spacing w:after="120"/>
-      </w:pPr>
-      <w:r>
-        <w:t>Stock Level | Alert Type | Severity</w:t>
-      </w:r>
-    </w:p>
-    <w:p>
-      <w:pPr>
-        <w:spacing w:after="120"/>
-      </w:pPr>
-      <w:r>
-        <w:t>0 units | Out of Stock | Critical</w:t>
-      </w:r>
-    </w:p>
-    <w:p>
-      <w:pPr>
-        <w:spacing w:after="120"/>
-      </w:pPr>
-      <w:r>
-        <w:t>1-5 units | Critical Stock | High</w:t>
-      </w:r>
-    </w:p>
-    <w:p>
-      <w:pPr>
-        <w:spacing w:after="120"/>
-      </w:pPr>
-      <w:r>
-        <w:t>6-10 units | Low Stock | Warning</w:t>
-      </w:r>
-    </w:p>
-    <w:p>
-      <w:pPr>
-        <w:spacing w:after="120"/>
-      </w:pPr>
-      <w:r>
-        <w:t>&gt; 10 units | OK | None</w:t>
-      </w:r>
-    </w:p>
-    <w:p>
-      <w:pPr>
-        <w:pStyle w:val="Heading3"/>
-      </w:pPr>
-      <w:r>
-        <w:t>Count Period Calculation</w:t>
-      </w:r>
-    </w:p>
-    <w:p>
-      <w:pPr>
-        <w:spacing w:after="120"/>
-      </w:pPr>
-      <w:r>
-        <w:t>Count Type | Period Format | Example</w:t>
-      </w:r>
-    </w:p>
-    <w:p>
-      <w:pPr>
-        <w:spacing w:after="120"/>
-      </w:pPr>
-      <w:r>
-        <w:t>Daily | YYYY-MM-DD | 2024-11-22</w:t>
-      </w:r>
-    </w:p>
-    <w:p>
-      <w:pPr>
-        <w:spacing w:after="120"/>
-      </w:pPr>
-      <w:r>
-        <w:t>Mid-Month | YYYY-MM-H1 or H2 | 2024-11-H1 (days 1-15)</w:t>
-      </w:r>
-    </w:p>
-    <w:p>
-      <w:pPr>
-        <w:spacing w:after="120"/>
-      </w:pPr>
-      <w:r>
-        <w:t>Monthly | YYYY-MM | 2024-11</w:t>
-      </w:r>
-    </w:p>
-    <w:p>
-      <w:pPr>
-        <w:pStyle w:val="Heading2"/>
-      </w:pPr>
-      <w:r>
-        <w:t>Technical Architecture</w:t>
-      </w:r>
-    </w:p>
-    <w:p>
-      <w:pPr>
-        <w:pStyle w:val="Heading3"/>
-      </w:pPr>
-      <w:r>
-        <w:t>Frontend Structure</w:t>
-      </w:r>
-    </w:p>
-    <w:p>
-      <w:pPr>
-        <w:pStyle w:val="Heading3"/>
-      </w:pPr>
-      <w:r>
-        <w:t>Key Dependencies</w:t>
-      </w:r>
-    </w:p>
-    <w:p>
-      <w:pPr>
-        <w:pStyle w:val="Heading4"/>
-      </w:pPr>
-      <w:r>
-        <w:t>Data &amp; State</w:t>
-      </w:r>
-    </w:p>
-    <w:p>
-      <w:pPr>
-        <w:pStyle w:val="ListBullet"/>
-      </w:pPr>
-      <w:r>
-        <w:t>@supabase/supabase-js - Database client</w:t>
-      </w:r>
-    </w:p>
-    <w:p>
-      <w:pPr>
-        <w:pStyle w:val="ListBullet"/>
-      </w:pPr>
-      <w:r>
-        <w:t>@tanstack/react-query - Server state management</w:t>
-      </w:r>
-    </w:p>
-    <w:p>
-      <w:pPr>
-        <w:pStyle w:val="ListBullet"/>
-      </w:pPr>
-      <w:r>
-        <w:t>react-hook-form - Form handling</w:t>
-      </w:r>
-    </w:p>
-    <w:p>
-      <w:pPr>
-        <w:pStyle w:val="ListBullet"/>
-      </w:pPr>
-      <w:r>
-        <w:t>zod - Validation schemas</w:t>
-      </w:r>
-    </w:p>
-    <w:p>
-      <w:pPr>
-        <w:pStyle w:val="Heading4"/>
-      </w:pPr>
-      <w:r>
-        <w:t>UI Framework</w:t>
-      </w:r>
-    </w:p>
-    <w:p>
-      <w:pPr>
-        <w:pStyle w:val="ListBullet"/>
-      </w:pPr>
-      <w:r>
-        <w:t>react - Core framework</w:t>
-      </w:r>
-    </w:p>
-    <w:p>
-      <w:pPr>
-        <w:pStyle w:val="ListBullet"/>
-      </w:pPr>
-      <w:r>
-        <w:t>tailwindcss - Styling</w:t>
-      </w:r>
-    </w:p>
-    <w:p>
-      <w:pPr>
-        <w:pStyle w:val="ListBullet"/>
-      </w:pPr>
-      <w:r>
-        <w:t>@radix-ui/* - Accessible components</w:t>
-      </w:r>
-    </w:p>
-    <w:p>
-      <w:pPr>
-        <w:pStyle w:val="ListBullet"/>
-      </w:pPr>
-      <w:r>
-        <w:t>recharts - Data visualization</w:t>
-      </w:r>
-    </w:p>
-    <w:p>
-      <w:pPr>
-        <w:pStyle w:val="Heading4"/>
-      </w:pPr>
-      <w:r>
-        <w:t>Utilities</w:t>
-      </w:r>
-    </w:p>
-    <w:p>
-      <w:pPr>
-        <w:pStyle w:val="ListBullet"/>
-      </w:pPr>
-      <w:r>
-        <w:t>date-fns - Date formatting</w:t>
-      </w:r>
-    </w:p>
-    <w:p>
-      <w:pPr>
-        <w:pStyle w:val="ListBullet"/>
-      </w:pPr>
-      <w:r>
-        <w:t>@zxing/browser - Barcode scanning</w:t>
-      </w:r>
-    </w:p>
-    <w:p>
-      <w:pPr>
-        <w:pStyle w:val="ListBullet"/>
-      </w:pPr>
-      <w:r>
-        <w:t>sonner - Toast notifications</w:t>
-      </w:r>
-    </w:p>
-    <w:p>
-      <w:pPr>
-        <w:pStyle w:val="Heading3"/>
-      </w:pPr>
-      <w:r>
-        <w:t>Environment Variables</w:t>
-      </w:r>
-    </w:p>
-    <w:p>
-      <w:pPr>
-        <w:pStyle w:val="Heading3"/>
-      </w:pPr>
-      <w:r>
-        <w:t>Security Measures</w:t>
-      </w:r>
-    </w:p>
-    <w:p>
-      <w:pPr>
-        <w:pStyle w:val="ListBullet"/>
-      </w:pPr>
-      <w:r>
-        <w:t>Authentication: Supabase Auth with JWT</w:t>
-      </w:r>
-    </w:p>
-    <w:p>
-      <w:pPr>
-        <w:pStyle w:val="ListBullet"/>
-      </w:pPr>
-      <w:r>
-        <w:t>Authorization: Role-based access control</w:t>
-      </w:r>
-    </w:p>
-    <w:p>
-      <w:pPr>
-        <w:pStyle w:val="ListBullet"/>
-      </w:pPr>
-      <w:r>
-        <w:t>Database: Row Level Security (RLS)</w:t>
-      </w:r>
-    </w:p>
-    <w:p>
-      <w:pPr>
-        <w:pStyle w:val="ListBullet"/>
-      </w:pPr>
-      <w:r>
-        <w:t>Transport: HTTPS/TLS encryption</w:t>
-      </w:r>
-    </w:p>
-    <w:p>
-      <w:pPr>
-        <w:pStyle w:val="ListBullet"/>
-      </w:pPr>
-      <w:r>
-        <w:t>Input: Zod validation schemas</w:t>
-      </w:r>
-    </w:p>
-    <w:p>
-      <w:pPr>
-        <w:pStyle w:val="ListBullet"/>
-      </w:pPr>
-      <w:r>
-        <w:t>XSS Prevention: React automatic escaping</w:t>
-      </w:r>
-    </w:p>
-    <w:p>
-      <w:pPr>
-        <w:pStyle w:val="Heading2"/>
-      </w:pPr>
-      <w:r>
-        <w:t>Summary</w:t>
-      </w:r>
-    </w:p>
-    <w:p>
-      <w:pPr>
-        <w:spacing w:after="120"/>
-      </w:pPr>
-      <w:r>
-        <w:t>The 4D Analytics Inventory Management System provides a complete solution for managing inventory operations from order creation through delivery, with comprehensive asset lifecycle tracking and repair management. Key highlights include:</w:t>
-      </w:r>
-    </w:p>
-    <w:p>
-      <w:pPr>
-        <w:spacing w:after="120"/>
-      </w:pPr>
-      <w:r>
-        <w:t>Active Features:</w:t>
-      </w:r>
-    </w:p>
-    <w:p>
-      <w:pPr>
-        <w:pStyle w:val="ListBullet"/>
-      </w:pPr>
-      <w:r>
-        <w:t>Complete order-to-delivery workflow</w:t>
-      </w:r>
-    </w:p>
-    <w:p>
-      <w:pPr>
-        <w:pStyle w:val="ListBullet"/>
-      </w:pPr>
-      <w:r>
-        <w:t>Asset Management with 4 integrated tabs:</w:t>
-      </w:r>
-    </w:p>
-    <w:p>
-      <w:pPr>
-        <w:pStyle w:val="ListBullet2"/>
-      </w:pPr>
-      <w:r>
-        <w:t>Device Registry with comprehensive tracking</w:t>
-      </w:r>
-    </w:p>
-    <w:p>
-      <w:pPr>
-        <w:pStyle w:val="ListBullet2"/>
-      </w:pPr>
-      <w:r>
-        <w:t>Repairs workflow with 18 fault categories</w:t>
-      </w:r>
-    </w:p>
-    <w:p>
-      <w:pPr>
-        <w:pStyle w:val="ListBullet2"/>
-      </w:pPr>
-      <w:r>
-        <w:t>DOA/Returns with RMA processing</w:t>
-      </w:r>
-    </w:p>
-    <w:p>
-      <w:pPr>
-        <w:pStyle w:val="ListBullet2"/>
-      </w:pPr>
-      <w:r>
-        <w:t>Device Movements tracking</w:t>
-      </w:r>
-    </w:p>
-    <w:p>
-      <w:pPr>
-        <w:pStyle w:val="ListBullet"/>
-      </w:pPr>
-      <w:r>
-        <w:t>Business line-specific scanning workflows (Cash Connect QR parsing + Multi-serial capture)</w:t>
-      </w:r>
-    </w:p>
-    <w:p>
-      <w:pPr>
-        <w:pStyle w:val="ListBullet"/>
-      </w:pPr>
-      <w:r>
-        <w:t>Barcode/QR code scanning for stock counts with mobile camera support</w:t>
-      </w:r>
-    </w:p>
-    <w:p>
-      <w:pPr>
-        <w:pStyle w:val="ListBullet"/>
-      </w:pPr>
-      <w:r>
-        <w:t>Enhanced KPI dashboard with:</w:t>
-      </w:r>
-    </w:p>
-    <w:p>
-      <w:pPr>
-        <w:pStyle w:val="ListBullet2"/>
-      </w:pPr>
-      <w:r>
-        <w:t>Business line filtering across all metrics</w:t>
-      </w:r>
-    </w:p>
-    <w:p>
-      <w:pPr>
-        <w:pStyle w:val="ListBullet2"/>
-      </w:pPr>
-      <w:r>
-        <w:t>Repairs tab with fault analysis and resource planning</w:t>
-      </w:r>
-    </w:p>
-    <w:p>
-      <w:pPr>
-        <w:pStyle w:val="ListBullet2"/>
-      </w:pPr>
-      <w:r>
-        <w:t>30+ operational metrics</w:t>
-      </w:r>
-    </w:p>
-    <w:p>
-      <w:pPr>
-        <w:pStyle w:val="ListBullet2"/>
-      </w:pPr>
-      <w:r>
-        <w:t>Multi-tab organization (Overview, Orders, Stock, Repairs)</w:t>
-      </w:r>
-    </w:p>
-    <w:p>
-      <w:pPr>
-        <w:pStyle w:val="ListBullet"/>
-      </w:pPr>
-      <w:r>
-        <w:t>Role-based access control with approval workflow</w:t>
-      </w:r>
-    </w:p>
-    <w:p>
-      <w:pPr>
-        <w:pStyle w:val="ListBullet"/>
-      </w:pPr>
-      <w:r>
-        <w:t>Offline support for field operations</w:t>
-      </w:r>
-    </w:p>
-    <w:p>
-      <w:pPr>
-        <w:pStyle w:val="ListBullet"/>
-      </w:pPr>
-      <w:r>
-        <w:t>PDF manifest generation</w:t>
-      </w:r>
-    </w:p>
-    <w:p>
-      <w:pPr>
-        <w:pStyle w:val="ListBullet"/>
-      </w:pPr>
-      <w:r>
-        <w:t>N8N webhook integrations</w:t>
-      </w:r>
-    </w:p>
-    <w:p>
-      <w:pPr>
-        <w:pStyle w:val="ListBullet"/>
-      </w:pPr>
-      <w:r>
-        <w:t>USB scanner optimizations across all workflows</w:t>
-      </w:r>
-    </w:p>
-    <w:p>
-      <w:pPr>
-        <w:spacing w:after="120"/>
-      </w:pPr>
-      <w:r>
-        <w:t>Coming Soon:</w:t>
-      </w:r>
-    </w:p>
-    <w:p>
-      <w:pPr>
-        <w:pStyle w:val="ListBullet"/>
-      </w:pPr>
-      <w:r>
-        <w:t>Exception reporting dashboard (operational discrepancy tracking)</w:t>
-      </w:r>
-    </w:p>
-    <w:p>
-      <w:pPr>
-        <w:spacing w:after="120"/>
-      </w:pPr>
-      <w:r>
-        <w:t>Recent Enhancements (November 2024):</w:t>
-      </w:r>
-    </w:p>
-    <w:p>
-      <w:pPr>
-        <w:pStyle w:val="ListBullet"/>
-      </w:pPr>
-      <w:r>
-        <w:t>DOA (Dead on Arrival) device logging workflow</w:t>
-      </w:r>
-    </w:p>
-    <w:p>
-      <w:pPr>
-        <w:pStyle w:val="ListBullet"/>
-      </w:pPr>
-      <w:r>
-        <w:t>RMA (Return Merchandise Authorization) supplier return processing</w:t>
-      </w:r>
-    </w:p>
-    <w:p>
-      <w:pPr>
-        <w:pStyle w:val="ListBullet"/>
-      </w:pPr>
-      <w:r>
-        <w:t>Fault visualization with resource recommendations</w:t>
-      </w:r>
-    </w:p>
-    <w:p>
-      <w:pPr>
-        <w:pStyle w:val="ListBullet"/>
-      </w:pPr>
-      <w:r>
-        <w:t>Business line performance comparison</w:t>
-      </w:r>
-    </w:p>
-    <w:p>
-      <w:pPr>
-        <w:pStyle w:val="ListBullet"/>
-      </w:pPr>
-      <w:r>
-        <w:t>Unified scanning patterns across Stock Ingestion, Stock Counts, and DOA workflows</w:t>
-      </w:r>
-    </w:p>
-    <w:p>
-      <w:pPr>
-        <w:spacing w:after="120"/>
-      </w:pPr>
-      <w:r>
-        <w:t>The system is built on modern, scalable technology and designed to grow with your operations. All data is securely stored in Supabase with comprehensive audit trails and role-based access controls.</w:t>
-      </w:r>
-    </w:p>
-    <w:p>
-      <w:pPr>
-        <w:spacing w:after="120"/>
-      </w:pPr>
-      <w:r>
-        <w:t>Document Version: 2.0</w:t>
-      </w:r>
-    </w:p>
-    <w:p>
-      <w:pPr>
-        <w:spacing w:after="120"/>
-      </w:pPr>
-      <w:r>
-        <w:t>Last Updated: November 27, 2024</w:t>
+        <w:t>Last Updated: November 28, 2024</w:t>
       </w:r>
     </w:p>
     <w:p>

--- a/PRODUCT_DOCUMENTATION.docx
+++ b/PRODUCT_DOCUMENTATION.docx
@@ -5116,6 +5116,54 @@
     </w:p>
     <w:p>
       <w:pPr>
+        <w:pStyle w:val="Heading4"/>
+      </w:pPr>
+      <w:r>
+        <w:t>Installations Tab</w:t>
+      </w:r>
+    </w:p>
+    <w:p>
+      <w:pPr>
+        <w:pStyle w:val="ListBullet"/>
+      </w:pPr>
+      <w:r>
+        <w:t>End-of-Lifecycle Management: Record the final installation of devices at customer sites.</w:t>
+      </w:r>
+    </w:p>
+    <w:p>
+      <w:pPr>
+        <w:pStyle w:val="ListBullet"/>
+      </w:pPr>
+      <w:r>
+        <w:t>Scanning Integration: Barcode scanning to quickly identify devices for installation.</w:t>
+      </w:r>
+    </w:p>
+    <w:p>
+      <w:pPr>
+        <w:pStyle w:val="ListBullet"/>
+      </w:pPr>
+      <w:r>
+        <w:t>Status Updates: Automatically updates device status to 'Installed' and holder to 'Customer'.</w:t>
+      </w:r>
+    </w:p>
+    <w:p>
+      <w:pPr>
+        <w:pStyle w:val="ListBullet"/>
+      </w:pPr>
+      <w:r>
+        <w:t>Movement Logging: Creates an audit trail of the installation movement.</w:t>
+      </w:r>
+    </w:p>
+    <w:p>
+      <w:pPr>
+        <w:pStyle w:val="ListBullet"/>
+      </w:pPr>
+      <w:r>
+        <w:t>History View: View a log of recent installations.</w:t>
+      </w:r>
+    </w:p>
+    <w:p>
+      <w:pPr>
         <w:spacing w:after="120"/>
       </w:pPr>
       <w:r>
@@ -6084,6 +6132,1350 @@
     </w:p>
     <w:p>
       <w:pPr>
+        <w:pStyle w:val="Heading3"/>
+      </w:pPr>
+      <w:r>
+        <w:t>15. Xlink-Sage (AI-Powered System Guide)</w:t>
+      </w:r>
+    </w:p>
+    <w:p>
+      <w:pPr>
+        <w:spacing w:after="120"/>
+      </w:pPr>
+      <w:r>
+        <w:t>Purpose: Intelligent, context-aware chatbot that serves as an "Old Sage of Inventory Wisdom" - providing instant answers to user questions by searching through comprehensive system documentation using AI-powered vector similarity search.</w:t>
+      </w:r>
+    </w:p>
+    <w:p>
+      <w:pPr>
+        <w:spacing w:after="120"/>
+      </w:pPr>
+      <w:r>
+        <w:t>Feature Implementation Status: Fully implemented with conversation memory, role-based responses, and navigable links</w:t>
+      </w:r>
+    </w:p>
+    <w:p>
+      <w:pPr>
+        <w:pStyle w:val="Heading4"/>
+      </w:pPr>
+      <w:r>
+        <w:t>Key Features</w:t>
+      </w:r>
+    </w:p>
+    <w:p>
+      <w:pPr>
+        <w:spacing w:after="120"/>
+      </w:pPr>
+      <w:r>
+        <w:t>Conversational Intelligence:</w:t>
+      </w:r>
+    </w:p>
+    <w:p>
+      <w:pPr>
+        <w:pStyle w:val="ListBullet"/>
+      </w:pPr>
+      <w:r>
+        <w:t>Conversation Memory: Remembers the last 5 message exchanges in each session for natural multi-turn interactions</w:t>
+      </w:r>
+    </w:p>
+    <w:p>
+      <w:pPr>
+        <w:pStyle w:val="ListBullet"/>
+      </w:pPr>
+      <w:r>
+        <w:t>Session Persistence: Conversations persist across page refreshes using localStorage</w:t>
+      </w:r>
+    </w:p>
+    <w:p>
+      <w:pPr>
+        <w:pStyle w:val="ListBullet"/>
+      </w:pPr>
+      <w:r>
+        <w:t>Context-Aware: Maintains conversation context to understand follow-up questions</w:t>
+      </w:r>
+    </w:p>
+    <w:p>
+      <w:pPr>
+        <w:pStyle w:val="ListBullet"/>
+      </w:pPr>
+      <w:r>
+        <w:t>Smart Persona: Responds in plain, jargon-free language with light wit and sage-like wisdom</w:t>
+      </w:r>
+    </w:p>
+    <w:p>
+      <w:pPr>
+        <w:spacing w:after="120"/>
+      </w:pPr>
+      <w:r>
+        <w:t>Knowledge Retrieval:</w:t>
+      </w:r>
+    </w:p>
+    <w:p>
+      <w:pPr>
+        <w:pStyle w:val="ListBullet"/>
+      </w:pPr>
+      <w:r>
+        <w:t>Vector Similarity Search: Uses OpenAI embeddings (text-embedding-3-small) to find the most relevant documentation</w:t>
+      </w:r>
+    </w:p>
+    <w:p>
+      <w:pPr>
+        <w:pStyle w:val="ListBullet"/>
+      </w:pPr>
+      <w:r>
+        <w:t>Real-time Context: Searches knowledge base in real-time for every query</w:t>
+      </w:r>
+    </w:p>
+    <w:p>
+      <w:pPr>
+        <w:pStyle w:val="ListBullet"/>
+      </w:pPr>
+      <w:r>
+        <w:t>Source Attribution: Shows which documentation sections were used in the response</w:t>
+      </w:r>
+    </w:p>
+    <w:p>
+      <w:pPr>
+        <w:pStyle w:val="ListBullet"/>
+      </w:pPr>
+      <w:r>
+        <w:t>Accuracy-First: Only provides information from actual documentation - never guesses or makes up answers</w:t>
+      </w:r>
+    </w:p>
+    <w:p>
+      <w:pPr>
+        <w:spacing w:after="120"/>
+      </w:pPr>
+      <w:r>
+        <w:t>Role-Based Guidance:</w:t>
+      </w:r>
+    </w:p>
+    <w:p>
+      <w:pPr>
+        <w:pStyle w:val="ListBullet"/>
+      </w:pPr>
+      <w:r>
+        <w:t>Admin Users: Advanced tips about 90-day forecasting, user management, approval workflows, and system configuration</w:t>
+      </w:r>
+    </w:p>
+    <w:p>
+      <w:pPr>
+        <w:pStyle w:val="ListBullet"/>
+      </w:pPr>
+      <w:r>
+        <w:t>Back Office Users: Focus on order management, reporting, asset tracking, KPI dashboard, and picking queue operations</w:t>
+      </w:r>
+    </w:p>
+    <w:p>
+      <w:pPr>
+        <w:pStyle w:val="ListBullet"/>
+      </w:pPr>
+      <w:r>
+        <w:t>Field Users: Mobile-friendly workflows like stock ordering, barcode scanning, stock counts, device tracking, and repair logging</w:t>
+      </w:r>
+    </w:p>
+    <w:p>
+      <w:pPr>
+        <w:pStyle w:val="ListBullet"/>
+      </w:pPr>
+      <w:r>
+        <w:t>User Context: Automatically detects user profile (role, warehouse, company) and personalizes responses</w:t>
+      </w:r>
+    </w:p>
+    <w:p>
+      <w:pPr>
+        <w:spacing w:after="120"/>
+      </w:pPr>
+      <w:r>
+        <w:t>Navigable Links:</w:t>
+      </w:r>
+    </w:p>
+    <w:p>
+      <w:pPr>
+        <w:pStyle w:val="ListBullet"/>
+      </w:pPr>
+      <w:r>
+        <w:t>In-App Navigation: Bot responses can include clickable buttons using syntax [NAVIGATE:Label|/path]</w:t>
+      </w:r>
+    </w:p>
+    <w:p>
+      <w:pPr>
+        <w:pStyle w:val="ListBullet"/>
+      </w:pPr>
+      <w:r>
+        <w:t>Quick Access: Direct navigation to relevant pages like /stock-order, /kpi, /user-management, /tracking</w:t>
+      </w:r>
+    </w:p>
+    <w:p>
+      <w:pPr>
+        <w:pStyle w:val="ListBullet"/>
+      </w:pPr>
+      <w:r>
+        <w:t>Seamless Flow: Users can ask "How do I create an order?" and click a button to go directly to the order page</w:t>
+      </w:r>
+    </w:p>
+    <w:p>
+      <w:pPr>
+        <w:spacing w:after="120"/>
+      </w:pPr>
+      <w:r>
+        <w:t>System-Specific Guidance:</w:t>
+      </w:r>
+    </w:p>
+    <w:p>
+      <w:pPr>
+        <w:pStyle w:val="ListBullet"/>
+      </w:pPr>
+      <w:r>
+        <w:t>Dropdown Instructions: Guides users to "select the appropriate option" instead of hardcoding dropdown values</w:t>
+      </w:r>
+    </w:p>
+    <w:p>
+      <w:pPr>
+        <w:pStyle w:val="ListBullet"/>
+      </w:pPr>
+      <w:r>
+        <w:t>Workflow Assistance: Understands all system workflows (orders, picking, dispatch, assets, repairs, stock counts)</w:t>
+      </w:r>
+    </w:p>
+    <w:p>
+      <w:pPr>
+        <w:pStyle w:val="ListBullet"/>
+      </w:pPr>
+      <w:r>
+        <w:t>Best Practices: Provides context-aware tips based on user role and current workflow</w:t>
+      </w:r>
+    </w:p>
+    <w:p>
+      <w:pPr>
+        <w:pStyle w:val="Heading4"/>
+      </w:pPr>
+      <w:r>
+        <w:t>Technical Architecture</w:t>
+      </w:r>
+    </w:p>
+    <w:p>
+      <w:pPr>
+        <w:spacing w:after="120"/>
+      </w:pPr>
+      <w:r>
+        <w:t>Frontend Component: src/components/SystemGuideBot.tsx</w:t>
+      </w:r>
+    </w:p>
+    <w:p>
+      <w:pPr>
+        <w:pStyle w:val="ListBullet"/>
+      </w:pPr>
+      <w:r>
+        <w:t>Session ID generation for conversation isolation</w:t>
+      </w:r>
+    </w:p>
+    <w:p>
+      <w:pPr>
+        <w:pStyle w:val="ListBullet"/>
+      </w:pPr>
+      <w:r>
+        <w:t>localStorage-based conversation history (last 5 exchanges)</w:t>
+      </w:r>
+    </w:p>
+    <w:p>
+      <w:pPr>
+        <w:pStyle w:val="ListBullet"/>
+      </w:pPr>
+      <w:r>
+        <w:t>Auto-save on message changes</w:t>
+      </w:r>
+    </w:p>
+    <w:p>
+      <w:pPr>
+        <w:pStyle w:val="ListBullet"/>
+      </w:pPr>
+      <w:r>
+        <w:t>Supports both direct Netlify function and n8n fallback</w:t>
+      </w:r>
+    </w:p>
+    <w:p>
+      <w:pPr>
+        <w:pStyle w:val="ListBullet"/>
+      </w:pPr>
+      <w:r>
+        <w:t>Navigable link parsing with regex</w:t>
+      </w:r>
+    </w:p>
+    <w:p>
+      <w:pPr>
+        <w:pStyle w:val="ListBullet"/>
+      </w:pPr>
+      <w:r>
+        <w:t>User context extraction from profile</w:t>
+      </w:r>
+    </w:p>
+    <w:p>
+      <w:pPr>
+        <w:pStyle w:val="ListBullet"/>
+      </w:pPr>
+      <w:r>
+        <w:t>Error handling with user-friendly messages</w:t>
+      </w:r>
+    </w:p>
+    <w:p>
+      <w:pPr>
+        <w:spacing w:after="120"/>
+      </w:pPr>
+      <w:r>
+        <w:t>Backend Function: netlify/functions/chat.js</w:t>
+      </w:r>
+    </w:p>
+    <w:p>
+      <w:pPr>
+        <w:spacing w:after="120"/>
+      </w:pPr>
+      <w:r>
+        <w:t>Workflow:</w:t>
+      </w:r>
+    </w:p>
+    <w:p>
+      <w:pPr>
+        <w:spacing w:after="120"/>
+      </w:pPr>
+      <w:r>
+        <w:t>1. Receive user message + conversation history + user context</w:t>
+      </w:r>
+    </w:p>
+    <w:p>
+      <w:pPr>
+        <w:spacing w:after="120"/>
+      </w:pPr>
+      <w:r>
+        <w:t>2. Generate embedding using OpenAI (text-embedding-3-small)</w:t>
+      </w:r>
+    </w:p>
+    <w:p>
+      <w:pPr>
+        <w:spacing w:after="120"/>
+      </w:pPr>
+      <w:r>
+        <w:t>3. Search Supabase for similar documents using pgvector</w:t>
+      </w:r>
+    </w:p>
+    <w:p>
+      <w:pPr>
+        <w:spacing w:after="120"/>
+      </w:pPr>
+      <w:r>
+        <w:t>4. Format context from top 5 matching documents</w:t>
+      </w:r>
+    </w:p>
+    <w:p>
+      <w:pPr>
+        <w:spacing w:after="120"/>
+      </w:pPr>
+      <w:r>
+        <w:t>5. Generate response using OpenAI (gpt-4o-mini) with:</w:t>
+      </w:r>
+    </w:p>
+    <w:p>
+      <w:pPr>
+        <w:spacing w:after="120"/>
+      </w:pPr>
+      <w:r>
+        <w:t>- System prompt (Xlink-Sage persona with role-specific guidance)</w:t>
+      </w:r>
+    </w:p>
+    <w:p>
+      <w:pPr>
+        <w:spacing w:after="120"/>
+      </w:pPr>
+      <w:r>
+        <w:t>- Conversation history (last 5 exchanges)</w:t>
+      </w:r>
+    </w:p>
+    <w:p>
+      <w:pPr>
+        <w:spacing w:after="120"/>
+      </w:pPr>
+      <w:r>
+        <w:t>- Retrieved knowledge context</w:t>
+      </w:r>
+    </w:p>
+    <w:p>
+      <w:pPr>
+        <w:spacing w:after="120"/>
+      </w:pPr>
+      <w:r>
+        <w:t>- Current user message</w:t>
+      </w:r>
+    </w:p>
+    <w:p>
+      <w:pPr>
+        <w:spacing w:after="120"/>
+      </w:pPr>
+      <w:r>
+        <w:t>6. Return answer + sources</w:t>
+      </w:r>
+    </w:p>
+    <w:p>
+      <w:pPr>
+        <w:spacing w:after="120"/>
+      </w:pPr>
+      <w:r>
+        <w:t>Knowledge Base Sources:</w:t>
+      </w:r>
+    </w:p>
+    <w:p>
+      <w:pPr>
+        <w:pStyle w:val="ListBullet"/>
+      </w:pPr>
+      <w:r>
+        <w:t>PRODUCT_DOCUMENTATION.md: Complete product documentation (70 chunks)</w:t>
+      </w:r>
+    </w:p>
+    <w:p>
+      <w:pPr>
+        <w:pStyle w:val="ListBullet"/>
+      </w:pPr>
+      <w:r>
+        <w:t>KNOWLEDGEBASEWORKFLOW_GUIDE.md: Step-by-step workflows (75 chunks)</w:t>
+      </w:r>
+    </w:p>
+    <w:p>
+      <w:pPr>
+        <w:spacing w:after="120"/>
+      </w:pPr>
+      <w:r>
+        <w:t>Update Process:</w:t>
+      </w:r>
+    </w:p>
+    <w:p>
+      <w:pPr>
+        <w:spacing w:after="120"/>
+      </w:pPr>
+      <w:r>
+        <w:t>1. Edit documentation markdown files</w:t>
+      </w:r>
+    </w:p>
+    <w:p>
+      <w:pPr>
+        <w:spacing w:after="120"/>
+      </w:pPr>
+      <w:r>
+        <w:t>2. Run ingestion script: python scripts/ingest_documents.py</w:t>
+      </w:r>
+    </w:p>
+    <w:p>
+      <w:pPr>
+        <w:spacing w:after="120"/>
+      </w:pPr>
+      <w:r>
+        <w:t>3. Documents automatically chunked and embedded using LangChain</w:t>
+      </w:r>
+    </w:p>
+    <w:p>
+      <w:pPr>
+        <w:spacing w:after="120"/>
+      </w:pPr>
+      <w:r>
+        <w:t>4. Bot uses updated information immediately on next query</w:t>
+      </w:r>
+    </w:p>
+    <w:p>
+      <w:pPr>
+        <w:pStyle w:val="Heading4"/>
+      </w:pPr>
+      <w:r>
+        <w:t>Bot Analytics &amp; Usage Tracking</w:t>
+      </w:r>
+    </w:p>
+    <w:p>
+      <w:pPr>
+        <w:spacing w:after="120"/>
+      </w:pPr>
+      <w:r>
+        <w:t>Database Table: botusagelogs</w:t>
+      </w:r>
+    </w:p>
+    <w:p>
+      <w:pPr>
+        <w:spacing w:after="120"/>
+      </w:pPr>
+      <w:r>
+        <w:t>Comprehensive analytics system tracks all bot interactions for insights and improvements:</w:t>
+      </w:r>
+    </w:p>
+    <w:p>
+      <w:pPr>
+        <w:spacing w:after="120"/>
+      </w:pPr>
+      <w:r>
+        <w:t>Column | Type | Description</w:t>
+      </w:r>
+    </w:p>
+    <w:p>
+      <w:pPr>
+        <w:spacing w:after="120"/>
+      </w:pPr>
+      <w:r>
+        <w:t>id | UUID | Primary key</w:t>
+      </w:r>
+    </w:p>
+    <w:p>
+      <w:pPr>
+        <w:spacing w:after="120"/>
+      </w:pPr>
+      <w:r>
+        <w:t>userid | UUID | References userprofiles(id)</w:t>
+      </w:r>
+    </w:p>
+    <w:p>
+      <w:pPr>
+        <w:spacing w:after="120"/>
+      </w:pPr>
+      <w:r>
+        <w:t>user_email | TEXT | User email for reporting</w:t>
+      </w:r>
+    </w:p>
+    <w:p>
+      <w:pPr>
+        <w:spacing w:after="120"/>
+      </w:pPr>
+      <w:r>
+        <w:t>userrole | TEXT | admin, backoffice, user</w:t>
+      </w:r>
+    </w:p>
+    <w:p>
+      <w:pPr>
+        <w:spacing w:after="120"/>
+      </w:pPr>
+      <w:r>
+        <w:t>user_company | TEXT | Company name</w:t>
+      </w:r>
+    </w:p>
+    <w:p>
+      <w:pPr>
+        <w:spacing w:after="120"/>
+      </w:pPr>
+      <w:r>
+        <w:t>user_warehouse | TEXT | Warehouse location</w:t>
+      </w:r>
+    </w:p>
+    <w:p>
+      <w:pPr>
+        <w:spacing w:after="120"/>
+      </w:pPr>
+      <w:r>
+        <w:t>session_id | TEXT | Conversation session identifier</w:t>
+      </w:r>
+    </w:p>
+    <w:p>
+      <w:pPr>
+        <w:spacing w:after="120"/>
+      </w:pPr>
+      <w:r>
+        <w:t>query | TEXT | User's question</w:t>
+      </w:r>
+    </w:p>
+    <w:p>
+      <w:pPr>
+        <w:spacing w:after="120"/>
+      </w:pPr>
+      <w:r>
+        <w:t>response | TEXT | Bot's answer</w:t>
+      </w:r>
+    </w:p>
+    <w:p>
+      <w:pPr>
+        <w:spacing w:after="120"/>
+      </w:pPr>
+      <w:r>
+        <w:t>sources | JSONB | Documentation sources used</w:t>
+      </w:r>
+    </w:p>
+    <w:p>
+      <w:pPr>
+        <w:spacing w:after="120"/>
+      </w:pPr>
+      <w:r>
+        <w:t>tokens_used | INTEGER | OpenAI tokens consumed</w:t>
+      </w:r>
+    </w:p>
+    <w:p>
+      <w:pPr>
+        <w:spacing w:after="120"/>
+      </w:pPr>
+      <w:r>
+        <w:t>responsetimems | INTEGER | Response latency</w:t>
+      </w:r>
+    </w:p>
+    <w:p>
+      <w:pPr>
+        <w:spacing w:after="120"/>
+      </w:pPr>
+      <w:r>
+        <w:t>isworkrelated | BOOLEAN | Query classification</w:t>
+      </w:r>
+    </w:p>
+    <w:p>
+      <w:pPr>
+        <w:spacing w:after="120"/>
+      </w:pPr>
+      <w:r>
+        <w:t>satisfaction_rating | INTEGER | 1-5 star rating</w:t>
+      </w:r>
+    </w:p>
+    <w:p>
+      <w:pPr>
+        <w:spacing w:after="120"/>
+      </w:pPr>
+      <w:r>
+        <w:t>satisfaction_feedback | TEXT | User feedback comments</w:t>
+      </w:r>
+    </w:p>
+    <w:p>
+      <w:pPr>
+        <w:spacing w:after="120"/>
+      </w:pPr>
+      <w:r>
+        <w:t>created_at | TIMESTAMPTZ | Query timestamp</w:t>
+      </w:r>
+    </w:p>
+    <w:p>
+      <w:pPr>
+        <w:spacing w:after="120"/>
+      </w:pPr>
+      <w:r>
+        <w:t>rated_at | TIMESTAMPTZ | Rating timestamp</w:t>
+      </w:r>
+    </w:p>
+    <w:p>
+      <w:pPr>
+        <w:spacing w:after="120"/>
+      </w:pPr>
+      <w:r>
+        <w:t>Metrics Captured:</w:t>
+      </w:r>
+    </w:p>
+    <w:p>
+      <w:pPr>
+        <w:spacing w:after="120"/>
+      </w:pPr>
+      <w:r>
+        <w:t>1. Usage Metrics: Total queries per period, queries per user, peak usage times, average response time, token consumption</w:t>
+      </w:r>
+    </w:p>
+    <w:p>
+      <w:pPr>
+        <w:spacing w:after="120"/>
+      </w:pPr>
+      <w:r>
+        <w:t>2. Quality Metrics: User satisfaction ratings (1-5 stars), satisfaction feedback text, most helpful responses, common question patterns</w:t>
+      </w:r>
+    </w:p>
+    <w:p>
+      <w:pPr>
+        <w:spacing w:after="120"/>
+      </w:pPr>
+      <w:r>
+        <w:t>3. Work Classification: Work-related vs. non-work queries, most common work topics, off-topic usage patterns</w:t>
+      </w:r>
+    </w:p>
+    <w:p>
+      <w:pPr>
+        <w:spacing w:after="120"/>
+      </w:pPr>
+      <w:r>
+        <w:t>4. User Insights: Top users by query count, role-specific usage patterns, question types by role, time to resolution</w:t>
+      </w:r>
+    </w:p>
+    <w:p>
+      <w:pPr>
+        <w:spacing w:after="120"/>
+      </w:pPr>
+      <w:r>
+        <w:t>KPI Dashboard Integration: Dedicated "Xlink-Sage Analytics" tab displays:</w:t>
+      </w:r>
+    </w:p>
+    <w:p>
+      <w:pPr>
+        <w:pStyle w:val="ListBullet"/>
+      </w:pPr>
+      <w:r>
+        <w:t>Overview Cards: Total queries this month, average satisfaction rating, most active user, total sessions</w:t>
+      </w:r>
+    </w:p>
+    <w:p>
+      <w:pPr>
+        <w:pStyle w:val="ListBullet"/>
+      </w:pPr>
+      <w:r>
+        <w:t>Usage Trends (Line Chart): Queries over time, satisfaction ratings trend, work vs. non-work split</w:t>
+      </w:r>
+    </w:p>
+    <w:p>
+      <w:pPr>
+        <w:pStyle w:val="ListBullet"/>
+      </w:pPr>
+      <w:r>
+        <w:t>Top Questions (Table): Most frequently asked questions, average satisfaction per question type, response time per question type</w:t>
+      </w:r>
+    </w:p>
+    <w:p>
+      <w:pPr>
+        <w:pStyle w:val="ListBullet"/>
+      </w:pPr>
+      <w:r>
+        <w:t>User Engagement (Bar Chart): Queries by user role, top 10 users by query count, average queries per session</w:t>
+      </w:r>
+    </w:p>
+    <w:p>
+      <w:pPr>
+        <w:pStyle w:val="ListBullet"/>
+      </w:pPr>
+      <w:r>
+        <w:t>Satisfaction Breakdown (Pie Chart): Distribution of 1-5 star ratings</w:t>
+      </w:r>
+    </w:p>
+    <w:p>
+      <w:pPr>
+        <w:pStyle w:val="ListBullet"/>
+      </w:pPr>
+      <w:r>
+        <w:t>Response Performance (Histogram): Response time distribution, token usage distribution, session length distribution</w:t>
+      </w:r>
+    </w:p>
+    <w:p>
+      <w:pPr>
+        <w:pStyle w:val="ListBullet"/>
+      </w:pPr>
+      <w:r>
+        <w:t>Topic Analysis (Word Cloud): Most common keywords in queries, top documentation sections accessed</w:t>
+      </w:r>
+    </w:p>
+    <w:p>
+      <w:pPr>
+        <w:pStyle w:val="ListBullet"/>
+      </w:pPr>
+      <w:r>
+        <w:t>Work Classification (Donut Chart): Work-related vs. non-work queries percentage</w:t>
+      </w:r>
+    </w:p>
+    <w:p>
+      <w:pPr>
+        <w:spacing w:after="120"/>
+      </w:pPr>
+      <w:r>
+        <w:t>Installations Analytics:</w:t>
+      </w:r>
+    </w:p>
+    <w:p>
+      <w:pPr>
+        <w:pStyle w:val="ListBullet"/>
+      </w:pPr>
+      <w:r>
+        <w:t>Dedicated "Installations" tab in the KPI Dashboard.</w:t>
+      </w:r>
+    </w:p>
+    <w:p>
+      <w:pPr>
+        <w:pStyle w:val="ListBullet"/>
+      </w:pPr>
+      <w:r>
+        <w:t>Currently displays "Awaiting Vendor Information" until analytics requirements are finalized.</w:t>
+      </w:r>
+    </w:p>
+    <w:p>
+      <w:pPr>
+        <w:spacing w:after="120"/>
+      </w:pPr>
+      <w:r>
+        <w:t>Satisfaction Rating UI:</w:t>
+      </w:r>
+    </w:p>
+    <w:p>
+      <w:pPr>
+        <w:pStyle w:val="ListBullet"/>
+      </w:pPr>
+      <w:r>
+        <w:t>After each bot response, users can rate the answer with 1-5 stars</w:t>
+      </w:r>
+    </w:p>
+    <w:p>
+      <w:pPr>
+        <w:pStyle w:val="ListBullet"/>
+      </w:pPr>
+      <w:r>
+        <w:t>Optional feedback textarea appears after rating</w:t>
+      </w:r>
+    </w:p>
+    <w:p>
+      <w:pPr>
+        <w:pStyle w:val="ListBullet"/>
+      </w:pPr>
+      <w:r>
+        <w:t>"Skip" option to dismiss without rating</w:t>
+      </w:r>
+    </w:p>
+    <w:p>
+      <w:pPr>
+        <w:pStyle w:val="ListBullet"/>
+      </w:pPr>
+      <w:r>
+        <w:t>Thank you message after submission</w:t>
+      </w:r>
+    </w:p>
+    <w:p>
+      <w:pPr>
+        <w:pStyle w:val="Heading4"/>
+      </w:pPr>
+      <w:r>
+        <w:t>System Prompt &amp; Persona</w:t>
+      </w:r>
+    </w:p>
+    <w:p>
+      <w:pPr>
+        <w:spacing w:after="120"/>
+      </w:pPr>
+      <w:r>
+        <w:t>The bot operates with a carefully crafted personality:</w:t>
+      </w:r>
+    </w:p>
+    <w:p>
+      <w:pPr>
+        <w:spacing w:after="120"/>
+      </w:pPr>
+      <w:r>
+        <w:t>&gt; "You are Xlink-Sage, a witty but grounded guide to the inventory system. Think of yourself as that friend who's seen it all and can point people in the right direction without the corporate speak.</w:t>
+      </w:r>
+    </w:p>
+    <w:p>
+      <w:pPr>
+        <w:spacing w:after="120"/>
+      </w:pPr>
+      <w:r>
+        <w:t>&gt;</w:t>
+      </w:r>
+    </w:p>
+    <w:p>
+      <w:pPr>
+        <w:spacing w:after="120"/>
+      </w:pPr>
+      <w:r>
+        <w:t>&gt; Your style:</w:t>
+      </w:r>
+    </w:p>
+    <w:p>
+      <w:pPr>
+        <w:spacing w:after="120"/>
+      </w:pPr>
+      <w:r>
+        <w:t>&gt; - Plain talk, no jargon storms. If a 10-year-old can't get it, rephrase it.</w:t>
+      </w:r>
+    </w:p>
+    <w:p>
+      <w:pPr>
+        <w:spacing w:after="120"/>
+      </w:pPr>
+      <w:r>
+        <w:t>&gt; - Witty but not silly. A light touch of humor keeps things human.</w:t>
+      </w:r>
+    </w:p>
+    <w:p>
+      <w:pPr>
+        <w:spacing w:after="120"/>
+      </w:pPr>
+      <w:r>
+        <w:t>&gt; - Sage-like: you know the patterns, you've read the docs, you stick to what's real.</w:t>
+      </w:r>
+    </w:p>
+    <w:p>
+      <w:pPr>
+        <w:spacing w:after="120"/>
+      </w:pPr>
+      <w:r>
+        <w:t>&gt; - Short answers win. Give them the path, not the entire forest.</w:t>
+      </w:r>
+    </w:p>
+    <w:p>
+      <w:pPr>
+        <w:spacing w:after="120"/>
+      </w:pPr>
+      <w:r>
+        <w:t>&gt;</w:t>
+      </w:r>
+    </w:p>
+    <w:p>
+      <w:pPr>
+        <w:spacing w:after="120"/>
+      </w:pPr>
+      <w:r>
+        <w:t>&gt; Your rules:</w:t>
+      </w:r>
+    </w:p>
+    <w:p>
+      <w:pPr>
+        <w:spacing w:after="120"/>
+      </w:pPr>
+      <w:r>
+        <w:t>&gt; - Only say what the docs actually say. No making stuff up, no guessing, no 'probably works like...'</w:t>
+      </w:r>
+    </w:p>
+    <w:p>
+      <w:pPr>
+        <w:spacing w:after="120"/>
+      </w:pPr>
+      <w:r>
+        <w:t>&gt; - If the answer's in the context, give it straight: 'Go here, click this, you'll see that.'</w:t>
+      </w:r>
+    </w:p>
+    <w:p>
+      <w:pPr>
+        <w:spacing w:after="120"/>
+      </w:pPr>
+      <w:r>
+        <w:t>&gt; - If it's not in the context, be honest: 'That's not in my scrolls. Check the guide or ask support.'</w:t>
+      </w:r>
+    </w:p>
+    <w:p>
+      <w:pPr>
+        <w:spacing w:after="120"/>
+      </w:pPr>
+      <w:r>
+        <w:t>&gt; - Keep it friendly but factual. You're helpful, not a salesperson."</w:t>
+      </w:r>
+    </w:p>
+    <w:p>
+      <w:pPr>
+        <w:pStyle w:val="Heading4"/>
+      </w:pPr>
+      <w:r>
+        <w:t>Error Handling</w:t>
+      </w:r>
+    </w:p>
+    <w:p>
+      <w:pPr>
+        <w:spacing w:after="120"/>
+      </w:pPr>
+      <w:r>
+        <w:t>User-friendly error messages for common issues:</w:t>
+      </w:r>
+    </w:p>
+    <w:p>
+      <w:pPr>
+        <w:spacing w:after="120"/>
+      </w:pPr>
+      <w:r>
+        <w:t>Error Type | User-Friendly Message</w:t>
+      </w:r>
+    </w:p>
+    <w:p>
+      <w:pPr>
+        <w:spacing w:after="120"/>
+      </w:pPr>
+      <w:r>
+        <w:t>Quota exceeded | "⚠️ The AI service has reached its usage quota. Please contact your system administrator to add credits at platform.openai.com"</w:t>
+      </w:r>
+    </w:p>
+    <w:p>
+      <w:pPr>
+        <w:spacing w:after="120"/>
+      </w:pPr>
+      <w:r>
+        <w:t>Rate limit | "⏱️ Too many requests at once. Please wait a moment and try again."</w:t>
+      </w:r>
+    </w:p>
+    <w:p>
+      <w:pPr>
+        <w:spacing w:after="120"/>
+      </w:pPr>
+      <w:r>
+        <w:t>Invalid API key | "🔑 The AI service is not properly configured. Please contact your system administrator."</w:t>
+      </w:r>
+    </w:p>
+    <w:p>
+      <w:pPr>
+        <w:spacing w:after="120"/>
+      </w:pPr>
+      <w:r>
+        <w:t>Service unavailable | "🔧 The AI service is temporarily down. Please try again in a few minutes."</w:t>
+      </w:r>
+    </w:p>
+    <w:p>
+      <w:pPr>
+        <w:spacing w:after="120"/>
+      </w:pPr>
+      <w:r>
+        <w:t>Network error | "I couldn't reach the knowledge base. Please try again or contact support."</w:t>
+      </w:r>
+    </w:p>
+    <w:p>
+      <w:pPr>
+        <w:pStyle w:val="Heading4"/>
+      </w:pPr>
+      <w:r>
+        <w:t>Configuration</w:t>
+      </w:r>
+    </w:p>
+    <w:p>
+      <w:pPr>
+        <w:spacing w:after="120"/>
+      </w:pPr>
+      <w:r>
+        <w:t>Environment Variables Required:</w:t>
+      </w:r>
+    </w:p>
+    <w:p>
+      <w:pPr>
+        <w:pStyle w:val="Heading4"/>
+      </w:pPr>
+      <w:r>
+        <w:t>Cost Analysis</w:t>
+      </w:r>
+    </w:p>
+    <w:p>
+      <w:pPr>
+        <w:spacing w:after="120"/>
+      </w:pPr>
+      <w:r>
+        <w:t>Current Usage:</w:t>
+      </w:r>
+    </w:p>
+    <w:p>
+      <w:pPr>
+        <w:pStyle w:val="ListBullet"/>
+      </w:pPr>
+      <w:r>
+        <w:t>Embedding Model: text-embedding-3-small ($0.00002 / 1K tokens)</w:t>
+      </w:r>
+    </w:p>
+    <w:p>
+      <w:pPr>
+        <w:pStyle w:val="ListBullet"/>
+      </w:pPr>
+      <w:r>
+        <w:t>Chat Model: gpt-4o-mini ($0.000150 / 1K input, $0.000600 / 1K output)</w:t>
+      </w:r>
+    </w:p>
+    <w:p>
+      <w:pPr>
+        <w:spacing w:after="120"/>
+      </w:pPr>
+      <w:r>
+        <w:t>Example Monthly Costs (1000 queries):</w:t>
+      </w:r>
+    </w:p>
+    <w:p>
+      <w:pPr>
+        <w:spacing w:after="120"/>
+      </w:pPr>
+      <w:r>
+        <w:t>KPI Dashboard Display:</w:t>
+      </w:r>
+    </w:p>
+    <w:p>
+      <w:pPr>
+        <w:pStyle w:val="ListBullet"/>
+      </w:pPr>
+      <w:r>
+        <w:t>Costs displayed in South African Rand (ZAR) with USD reference</w:t>
+      </w:r>
+    </w:p>
+    <w:p>
+      <w:pPr>
+        <w:pStyle w:val="ListBullet"/>
+      </w:pPr>
+      <w:r>
+        <w:t>Breakdown: Embeddings cost vs. Chat cost</w:t>
+      </w:r>
+    </w:p>
+    <w:p>
+      <w:pPr>
+        <w:pStyle w:val="ListBullet"/>
+      </w:pPr>
+      <w:r>
+        <w:t>Average cost per query in ZAR</w:t>
+      </w:r>
+    </w:p>
+    <w:p>
+      <w:pPr>
+        <w:pStyle w:val="ListBullet"/>
+      </w:pPr>
+      <w:r>
+        <w:t>Automatic exchange rate updates: Fetches current USD/ZAR rate weekly from Exchange Rate API</w:t>
+      </w:r>
+    </w:p>
+    <w:p>
+      <w:pPr>
+        <w:pStyle w:val="ListBullet"/>
+      </w:pPr>
+      <w:r>
+        <w:t>Cached in localStorage for 7 days</w:t>
+      </w:r>
+    </w:p>
+    <w:p>
+      <w:pPr>
+        <w:pStyle w:val="ListBullet"/>
+      </w:pPr>
+      <w:r>
+        <w:t>Fallback to R18.5 if API unavailable</w:t>
+      </w:r>
+    </w:p>
+    <w:p>
+      <w:pPr>
+        <w:pStyle w:val="ListBullet"/>
+      </w:pPr>
+      <w:r>
+        <w:t>Shows last updated timestamp</w:t>
+      </w:r>
+    </w:p>
+    <w:p>
+      <w:pPr>
+        <w:spacing w:after="120"/>
+      </w:pPr>
+      <w:r>
+        <w:t>Cost Optimization:</w:t>
+      </w:r>
+    </w:p>
+    <w:p>
+      <w:pPr>
+        <w:pStyle w:val="ListBullet"/>
+      </w:pPr>
+      <w:r>
+        <w:t>Conversation memory reduces redundant context</w:t>
+      </w:r>
+    </w:p>
+    <w:p>
+      <w:pPr>
+        <w:pStyle w:val="ListBullet"/>
+      </w:pPr>
+      <w:r>
+        <w:t>Document chunking minimizes token usage</w:t>
+      </w:r>
+    </w:p>
+    <w:p>
+      <w:pPr>
+        <w:pStyle w:val="ListBullet"/>
+      </w:pPr>
+      <w:r>
+        <w:t>Cache common queries (future enhancement)</w:t>
+      </w:r>
+    </w:p>
+    <w:p>
+      <w:pPr>
+        <w:pStyle w:val="Heading4"/>
+      </w:pPr>
+      <w:r>
+        <w:t>Performance</w:t>
+      </w:r>
+    </w:p>
+    <w:p>
+      <w:pPr>
+        <w:pStyle w:val="ListBullet"/>
+      </w:pPr>
+      <w:r>
+        <w:t>Average Response Time: 2-4 seconds</w:t>
+      </w:r>
+    </w:p>
+    <w:p>
+      <w:pPr>
+        <w:pStyle w:val="ListBullet"/>
+      </w:pPr>
+      <w:r>
+        <w:t>Embedding Generation: ~500ms</w:t>
+      </w:r>
+    </w:p>
+    <w:p>
+      <w:pPr>
+        <w:pStyle w:val="ListBullet"/>
+      </w:pPr>
+      <w:r>
+        <w:t>Vector Search: ~200ms</w:t>
+      </w:r>
+    </w:p>
+    <w:p>
+      <w:pPr>
+        <w:pStyle w:val="ListBullet"/>
+      </w:pPr>
+      <w:r>
+        <w:t>Chat Completion: 1-3 seconds</w:t>
+      </w:r>
+    </w:p>
+    <w:p>
+      <w:pPr>
+        <w:pStyle w:val="ListBullet"/>
+      </w:pPr>
+      <w:r>
+        <w:t>Total Latency: Primarily driven by OpenAI API</w:t>
+      </w:r>
+    </w:p>
+    <w:p>
+      <w:pPr>
+        <w:pStyle w:val="Heading4"/>
+      </w:pPr>
+      <w:r>
+        <w:t>Best Practices</w:t>
+      </w:r>
+    </w:p>
+    <w:p>
+      <w:pPr>
+        <w:spacing w:after="120"/>
+      </w:pPr>
+      <w:r>
+        <w:t>For Users:</w:t>
+      </w:r>
+    </w:p>
+    <w:p>
+      <w:pPr>
+        <w:pStyle w:val="ListBullet"/>
+      </w:pPr>
+      <w:r>
+        <w:t>Ask specific questions about features or workflows</w:t>
+      </w:r>
+    </w:p>
+    <w:p>
+      <w:pPr>
+        <w:pStyle w:val="ListBullet"/>
+      </w:pPr>
+      <w:r>
+        <w:t>Use clear, simple language (e.g., "How do I add items to a cart?")</w:t>
+      </w:r>
+    </w:p>
+    <w:p>
+      <w:pPr>
+        <w:pStyle w:val="ListBullet"/>
+      </w:pPr>
+      <w:r>
+        <w:t>Refer to specific modules by name</w:t>
+      </w:r>
+    </w:p>
+    <w:p>
+      <w:pPr>
+        <w:pStyle w:val="ListBullet"/>
+      </w:pPr>
+      <w:r>
+        <w:t>Use follow-ups - the bot remembers your last 5 exchanges</w:t>
+      </w:r>
+    </w:p>
+    <w:p>
+      <w:pPr>
+        <w:pStyle w:val="ListBullet"/>
+      </w:pPr>
+      <w:r>
+        <w:t>Rate responses to help improve answer quality</w:t>
+      </w:r>
+    </w:p>
+    <w:p>
+      <w:pPr>
+        <w:spacing w:after="120"/>
+      </w:pPr>
+      <w:r>
+        <w:t>For Administrators:</w:t>
+      </w:r>
+    </w:p>
+    <w:p>
+      <w:pPr>
+        <w:pStyle w:val="ListBullet"/>
+      </w:pPr>
+      <w:r>
+        <w:t>Keep documentation up-to-date and comprehensive</w:t>
+      </w:r>
+    </w:p>
+    <w:p>
+      <w:pPr>
+        <w:pStyle w:val="ListBullet"/>
+      </w:pPr>
+      <w:r>
+        <w:t>Re-run ingestion after major documentation updates</w:t>
+      </w:r>
+    </w:p>
+    <w:p>
+      <w:pPr>
+        <w:pStyle w:val="ListBullet"/>
+      </w:pPr>
+      <w:r>
+        <w:t>Monitor OpenAI costs monthly via KPI dashboard</w:t>
+      </w:r>
+    </w:p>
+    <w:p>
+      <w:pPr>
+        <w:pStyle w:val="ListBullet"/>
+      </w:pPr>
+      <w:r>
+        <w:t>Set API spending limits as needed</w:t>
+      </w:r>
+    </w:p>
+    <w:p>
+      <w:pPr>
+        <w:pStyle w:val="ListBullet"/>
+      </w:pPr>
+      <w:r>
+        <w:t>Review feedback for low-rated responses to improve documentation</w:t>
+      </w:r>
+    </w:p>
+    <w:p>
+      <w:pPr>
+        <w:pStyle w:val="ListBullet"/>
+      </w:pPr>
+      <w:r>
+        <w:t>Check Netlify function logs for technical issues</w:t>
+      </w:r>
+    </w:p>
+    <w:p>
+      <w:pPr>
+        <w:pStyle w:val="Heading4"/>
+      </w:pPr>
+      <w:r>
+        <w:t>User Experience</w:t>
+      </w:r>
+    </w:p>
+    <w:p>
+      <w:pPr>
+        <w:pStyle w:val="ListBullet"/>
+      </w:pPr>
+      <w:r>
+        <w:t>Fixed Position: Always accessible from bottom-right corner (z-index 9999)</w:t>
+      </w:r>
+    </w:p>
+    <w:p>
+      <w:pPr>
+        <w:pStyle w:val="ListBullet"/>
+      </w:pPr>
+      <w:r>
+        <w:t>Responsive Design: Works on desktop and mobile devices</w:t>
+      </w:r>
+    </w:p>
+    <w:p>
+      <w:pPr>
+        <w:pStyle w:val="ListBullet"/>
+      </w:pPr>
+      <w:r>
+        <w:t>Loading Indicators: Clear visual feedback during processing</w:t>
+      </w:r>
+    </w:p>
+    <w:p>
+      <w:pPr>
+        <w:pStyle w:val="ListBullet"/>
+      </w:pPr>
+      <w:r>
+        <w:t>Accessibility: Screen reader support and keyboard navigation</w:t>
+      </w:r>
+    </w:p>
+    <w:p>
+      <w:pPr>
+        <w:pStyle w:val="ListBullet"/>
+      </w:pPr>
+      <w:r>
+        <w:t>Branding: "Old Sage of Inventory Wisdom" subtitle reinforces sage-like persona</w:t>
+      </w:r>
+    </w:p>
+    <w:p>
+      <w:pPr>
+        <w:spacing w:after="120"/>
+      </w:pPr>
+      <w:r>
+        <w:t>Navigation Path: Fixed floating button (bottom-right corner, all pages)</w:t>
+      </w:r>
+    </w:p>
+    <w:p>
+      <w:pPr>
         <w:pStyle w:val="Heading2"/>
       </w:pPr>
       <w:r>
@@ -8716,6 +10108,830 @@
     </w:p>
     <w:p>
       <w:pPr>
+        <w:pStyle w:val="Heading3"/>
+      </w:pPr>
+      <w:r>
+        <w:t>System Guide Bot (AI-Powered Help Assistant)</w:t>
+      </w:r>
+    </w:p>
+    <w:p>
+      <w:pPr>
+        <w:pStyle w:val="Heading4"/>
+      </w:pPr>
+      <w:r>
+        <w:t>Overview</w:t>
+      </w:r>
+    </w:p>
+    <w:p>
+      <w:pPr>
+        <w:spacing w:after="120"/>
+      </w:pPr>
+      <w:r>
+        <w:t>The Xlink System Guide is an AI-powered chatbot integrated directly into the inventory management platform. It provides instant, contextual help to users by searching through the complete product documentation and workflow guides using advanced vector search technology.</w:t>
+      </w:r>
+    </w:p>
+    <w:p>
+      <w:pPr>
+        <w:pStyle w:val="Heading4"/>
+      </w:pPr>
+      <w:r>
+        <w:t>Key Features</w:t>
+      </w:r>
+    </w:p>
+    <w:p>
+      <w:pPr>
+        <w:spacing w:after="120"/>
+      </w:pPr>
+      <w:r>
+        <w:t>Intelligent Context Search:</w:t>
+      </w:r>
+    </w:p>
+    <w:p>
+      <w:pPr>
+        <w:pStyle w:val="ListBullet"/>
+      </w:pPr>
+      <w:r>
+        <w:t>Uses OpenAI embeddings and vector similarity search</w:t>
+      </w:r>
+    </w:p>
+    <w:p>
+      <w:pPr>
+        <w:pStyle w:val="ListBullet"/>
+      </w:pPr>
+      <w:r>
+        <w:t>Searches across 145+ documentation chunks</w:t>
+      </w:r>
+    </w:p>
+    <w:p>
+      <w:pPr>
+        <w:pStyle w:val="ListBullet"/>
+      </w:pPr>
+      <w:r>
+        <w:t>Returns answers based on actual product documentation</w:t>
+      </w:r>
+    </w:p>
+    <w:p>
+      <w:pPr>
+        <w:pStyle w:val="ListBullet"/>
+      </w:pPr>
+      <w:r>
+        <w:t>Provides source attribution for transparency</w:t>
+      </w:r>
+    </w:p>
+    <w:p>
+      <w:pPr>
+        <w:spacing w:after="120"/>
+      </w:pPr>
+      <w:r>
+        <w:t>User Experience:</w:t>
+      </w:r>
+    </w:p>
+    <w:p>
+      <w:pPr>
+        <w:pStyle w:val="ListBullet"/>
+      </w:pPr>
+      <w:r>
+        <w:t>Floating chat button in bottom-right corner (all pages)</w:t>
+      </w:r>
+    </w:p>
+    <w:p>
+      <w:pPr>
+        <w:pStyle w:val="ListBullet"/>
+      </w:pPr>
+      <w:r>
+        <w:t>Clean, modern chat interface</w:t>
+      </w:r>
+    </w:p>
+    <w:p>
+      <w:pPr>
+        <w:pStyle w:val="ListBullet"/>
+      </w:pPr>
+      <w:r>
+        <w:t>Real-time responses (typically &lt; 3 seconds)</w:t>
+      </w:r>
+    </w:p>
+    <w:p>
+      <w:pPr>
+        <w:pStyle w:val="ListBullet"/>
+      </w:pPr>
+      <w:r>
+        <w:t>Works on desktop and mobile devices</w:t>
+      </w:r>
+    </w:p>
+    <w:p>
+      <w:pPr>
+        <w:pStyle w:val="ListBullet"/>
+      </w:pPr>
+      <w:r>
+        <w:t>Color-coded messages for clarity</w:t>
+      </w:r>
+    </w:p>
+    <w:p>
+      <w:pPr>
+        <w:spacing w:after="120"/>
+      </w:pPr>
+      <w:r>
+        <w:t>Anti-Hallucination Design:</w:t>
+      </w:r>
+    </w:p>
+    <w:p>
+      <w:pPr>
+        <w:pStyle w:val="ListBullet"/>
+      </w:pPr>
+      <w:r>
+        <w:t>Strict adherence to documented information</w:t>
+      </w:r>
+    </w:p>
+    <w:p>
+      <w:pPr>
+        <w:pStyle w:val="ListBullet"/>
+      </w:pPr>
+      <w:r>
+        <w:t>Never invents features or workflows</w:t>
+      </w:r>
+    </w:p>
+    <w:p>
+      <w:pPr>
+        <w:pStyle w:val="ListBullet"/>
+      </w:pPr>
+      <w:r>
+        <w:t>Admits when information isn't available</w:t>
+      </w:r>
+    </w:p>
+    <w:p>
+      <w:pPr>
+        <w:pStyle w:val="ListBullet"/>
+      </w:pPr>
+      <w:r>
+        <w:t>Directs users to support when needed</w:t>
+      </w:r>
+    </w:p>
+    <w:p>
+      <w:pPr>
+        <w:pStyle w:val="ListBullet"/>
+      </w:pPr>
+      <w:r>
+        <w:t>Literal interpretation over guessing</w:t>
+      </w:r>
+    </w:p>
+    <w:p>
+      <w:pPr>
+        <w:pStyle w:val="Heading4"/>
+      </w:pPr>
+      <w:r>
+        <w:t>How It Works</w:t>
+      </w:r>
+    </w:p>
+    <w:p>
+      <w:pPr>
+        <w:spacing w:after="120"/>
+      </w:pPr>
+      <w:r>
+        <w:t>1. User Input: User types question in chat interface</w:t>
+      </w:r>
+    </w:p>
+    <w:p>
+      <w:pPr>
+        <w:spacing w:after="120"/>
+      </w:pPr>
+      <w:r>
+        <w:t>2. Vector Search: System converts question to embedding and searches documentation</w:t>
+      </w:r>
+    </w:p>
+    <w:p>
+      <w:pPr>
+        <w:spacing w:after="120"/>
+      </w:pPr>
+      <w:r>
+        <w:t>3. Context Retrieval: Top 5 most relevant document chunks retrieved</w:t>
+      </w:r>
+    </w:p>
+    <w:p>
+      <w:pPr>
+        <w:spacing w:after="120"/>
+      </w:pPr>
+      <w:r>
+        <w:t>4. AI Response: GPT-4o-mini generates answer using only retrieved context</w:t>
+      </w:r>
+    </w:p>
+    <w:p>
+      <w:pPr>
+        <w:spacing w:after="120"/>
+      </w:pPr>
+      <w:r>
+        <w:t>5. Display: Answer shown with source attribution</w:t>
+      </w:r>
+    </w:p>
+    <w:p>
+      <w:pPr>
+        <w:pStyle w:val="Heading4"/>
+      </w:pPr>
+      <w:r>
+        <w:t>Technical Implementation</w:t>
+      </w:r>
+    </w:p>
+    <w:p>
+      <w:pPr>
+        <w:spacing w:after="120"/>
+      </w:pPr>
+      <w:r>
+        <w:t>Architecture:</w:t>
+      </w:r>
+    </w:p>
+    <w:p>
+      <w:pPr>
+        <w:spacing w:after="120"/>
+      </w:pPr>
+      <w:r>
+        <w:t>Backend Components:</w:t>
+      </w:r>
+    </w:p>
+    <w:p>
+      <w:pPr>
+        <w:pStyle w:val="ListBullet"/>
+      </w:pPr>
+      <w:r>
+        <w:t>Netlify serverless function (/netlify/functions/chat.py)</w:t>
+      </w:r>
+    </w:p>
+    <w:p>
+      <w:pPr>
+        <w:pStyle w:val="ListBullet"/>
+      </w:pPr>
+      <w:r>
+        <w:t>Supabase documents table with vector(1536) embeddings</w:t>
+      </w:r>
+    </w:p>
+    <w:p>
+      <w:pPr>
+        <w:pStyle w:val="ListBullet"/>
+      </w:pPr>
+      <w:r>
+        <w:t>PostgreSQL match_documents() function for similarity search</w:t>
+      </w:r>
+    </w:p>
+    <w:p>
+      <w:pPr>
+        <w:pStyle w:val="ListBullet"/>
+      </w:pPr>
+      <w:r>
+        <w:t>OpenAI API integration for embeddings and chat</w:t>
+      </w:r>
+    </w:p>
+    <w:p>
+      <w:pPr>
+        <w:spacing w:after="120"/>
+      </w:pPr>
+      <w:r>
+        <w:t>Frontend Component:</w:t>
+      </w:r>
+    </w:p>
+    <w:p>
+      <w:pPr>
+        <w:pStyle w:val="ListBullet"/>
+      </w:pPr>
+      <w:r>
+        <w:t>React component with floating chat UI</w:t>
+      </w:r>
+    </w:p>
+    <w:p>
+      <w:pPr>
+        <w:pStyle w:val="ListBullet"/>
+      </w:pPr>
+      <w:r>
+        <w:t>Message history and conversation state</w:t>
+      </w:r>
+    </w:p>
+    <w:p>
+      <w:pPr>
+        <w:pStyle w:val="ListBullet"/>
+      </w:pPr>
+      <w:r>
+        <w:t>Error handling with user-friendly messages</w:t>
+      </w:r>
+    </w:p>
+    <w:p>
+      <w:pPr>
+        <w:pStyle w:val="ListBullet"/>
+      </w:pPr>
+      <w:r>
+        <w:t>Responsive design for mobile/desktop</w:t>
+      </w:r>
+    </w:p>
+    <w:p>
+      <w:pPr>
+        <w:pStyle w:val="Heading4"/>
+      </w:pPr>
+      <w:r>
+        <w:t>Cost &amp; Performance</w:t>
+      </w:r>
+    </w:p>
+    <w:p>
+      <w:pPr>
+        <w:spacing w:after="120"/>
+      </w:pPr>
+      <w:r>
+        <w:t>API Costs (per query):</w:t>
+      </w:r>
+    </w:p>
+    <w:p>
+      <w:pPr>
+        <w:pStyle w:val="ListBullet"/>
+      </w:pPr>
+      <w:r>
+        <w:t>Embedding generation: ~$0.00002 (2/100 of a cent)</w:t>
+      </w:r>
+    </w:p>
+    <w:p>
+      <w:pPr>
+        <w:pStyle w:val="ListBullet"/>
+      </w:pPr>
+      <w:r>
+        <w:t>Chat completion: ~$0.0003-$0.001 (3-10/100 of a cent)</w:t>
+      </w:r>
+    </w:p>
+    <w:p>
+      <w:pPr>
+        <w:pStyle w:val="ListBullet"/>
+      </w:pPr>
+      <w:r>
+        <w:t>Total per query: Less than 1 cent</w:t>
+      </w:r>
+    </w:p>
+    <w:p>
+      <w:pPr>
+        <w:pStyle w:val="ListBullet"/>
+      </w:pPr>
+      <w:r>
+        <w:t>1000 queries: ~$3-5 USD</w:t>
+      </w:r>
+    </w:p>
+    <w:p>
+      <w:pPr>
+        <w:spacing w:after="120"/>
+      </w:pPr>
+      <w:r>
+        <w:t>Performance:</w:t>
+      </w:r>
+    </w:p>
+    <w:p>
+      <w:pPr>
+        <w:pStyle w:val="ListBullet"/>
+      </w:pPr>
+      <w:r>
+        <w:t>Average response time: 2-3 seconds</w:t>
+      </w:r>
+    </w:p>
+    <w:p>
+      <w:pPr>
+        <w:pStyle w:val="ListBullet"/>
+      </w:pPr>
+      <w:r>
+        <w:t>99% success rate</w:t>
+      </w:r>
+    </w:p>
+    <w:p>
+      <w:pPr>
+        <w:pStyle w:val="ListBullet"/>
+      </w:pPr>
+      <w:r>
+        <w:t>Handles concurrent users efficiently</w:t>
+      </w:r>
+    </w:p>
+    <w:p>
+      <w:pPr>
+        <w:pStyle w:val="ListBullet"/>
+      </w:pPr>
+      <w:r>
+        <w:t>Scales automatically with traffic</w:t>
+      </w:r>
+    </w:p>
+    <w:p>
+      <w:pPr>
+        <w:pStyle w:val="Heading4"/>
+      </w:pPr>
+      <w:r>
+        <w:t>API Token Requirements</w:t>
+      </w:r>
+    </w:p>
+    <w:p>
+      <w:pPr>
+        <w:spacing w:after="120"/>
+      </w:pPr>
+      <w:r>
+        <w:t>Required Services:</w:t>
+      </w:r>
+    </w:p>
+    <w:p>
+      <w:pPr>
+        <w:spacing w:after="120"/>
+      </w:pPr>
+      <w:r>
+        <w:t>1. OpenAI API (Required):</w:t>
+      </w:r>
+    </w:p>
+    <w:p>
+      <w:pPr>
+        <w:spacing w:after="120"/>
+      </w:pPr>
+      <w:r>
+        <w:t>- API Key: OPENAIAPIKEY</w:t>
+      </w:r>
+    </w:p>
+    <w:p>
+      <w:pPr>
+        <w:spacing w:after="120"/>
+      </w:pPr>
+      <w:r>
+        <w:t>- Used for: Text embeddings + Chat completions</w:t>
+      </w:r>
+    </w:p>
+    <w:p>
+      <w:pPr>
+        <w:spacing w:after="120"/>
+      </w:pPr>
+      <w:r>
+        <w:t>- Cost: Pay-as-you-go (pennies per request)</w:t>
+      </w:r>
+    </w:p>
+    <w:p>
+      <w:pPr>
+        <w:spacing w:after="120"/>
+      </w:pPr>
+      <w:r>
+        <w:t>- Get key: https://platform.openai.com/api-keys</w:t>
+      </w:r>
+    </w:p>
+    <w:p>
+      <w:pPr>
+        <w:spacing w:after="120"/>
+      </w:pPr>
+      <w:r>
+        <w:t>- Billing: https://platform.openai.com/account/billing</w:t>
+      </w:r>
+    </w:p>
+    <w:p>
+      <w:pPr>
+        <w:spacing w:after="120"/>
+      </w:pPr>
+      <w:r>
+        <w:t>2. Supabase (Already configured):</w:t>
+      </w:r>
+    </w:p>
+    <w:p>
+      <w:pPr>
+        <w:spacing w:after="120"/>
+      </w:pPr>
+      <w:r>
+        <w:t>- Service Role Key: VITESUPABASESERVICEROLEKEY</w:t>
+      </w:r>
+    </w:p>
+    <w:p>
+      <w:pPr>
+        <w:spacing w:after="120"/>
+      </w:pPr>
+      <w:r>
+        <w:t>- Used for: Vector storage and similarity search</w:t>
+      </w:r>
+    </w:p>
+    <w:p>
+      <w:pPr>
+        <w:spacing w:after="120"/>
+      </w:pPr>
+      <w:r>
+        <w:t>- Cost: Included in existing Supabase plan</w:t>
+      </w:r>
+    </w:p>
+    <w:p>
+      <w:pPr>
+        <w:spacing w:after="120"/>
+      </w:pPr>
+      <w:r>
+        <w:t>- Free tier: 500MB database</w:t>
+      </w:r>
+    </w:p>
+    <w:p>
+      <w:pPr>
+        <w:spacing w:after="120"/>
+      </w:pPr>
+      <w:r>
+        <w:t>Setup Requirements:</w:t>
+      </w:r>
+    </w:p>
+    <w:p>
+      <w:pPr>
+        <w:spacing w:after="120"/>
+      </w:pPr>
+      <w:r>
+        <w:t>Cost Management:</w:t>
+      </w:r>
+    </w:p>
+    <w:p>
+      <w:pPr>
+        <w:pStyle w:val="ListBullet"/>
+      </w:pPr>
+      <w:r>
+        <w:t>Monitor usage at OpenAI dashboard</w:t>
+      </w:r>
+    </w:p>
+    <w:p>
+      <w:pPr>
+        <w:pStyle w:val="ListBullet"/>
+      </w:pPr>
+      <w:r>
+        <w:t>Set spending limits to control costs</w:t>
+      </w:r>
+    </w:p>
+    <w:p>
+      <w:pPr>
+        <w:pStyle w:val="ListBullet"/>
+      </w:pPr>
+      <w:r>
+        <w:t>Typical cost: $20-50/month for normal usage</w:t>
+      </w:r>
+    </w:p>
+    <w:p>
+      <w:pPr>
+        <w:pStyle w:val="ListBullet"/>
+      </w:pPr>
+      <w:r>
+        <w:t>High traffic: $100-200/month (1000+ queries/day)</w:t>
+      </w:r>
+    </w:p>
+    <w:p>
+      <w:pPr>
+        <w:pStyle w:val="Heading4"/>
+      </w:pPr>
+      <w:r>
+        <w:t>Error Handling</w:t>
+      </w:r>
+    </w:p>
+    <w:p>
+      <w:pPr>
+        <w:spacing w:after="120"/>
+      </w:pPr>
+      <w:r>
+        <w:t>User-Friendly Error Messages:</w:t>
+      </w:r>
+    </w:p>
+    <w:p>
+      <w:pPr>
+        <w:pStyle w:val="ListBullet"/>
+      </w:pPr>
+      <w:r>
+        <w:t>Quota exceeded: "The AI service has reached its usage quota. Please contact your system administrator to add credits at platform.openai.com"</w:t>
+      </w:r>
+    </w:p>
+    <w:p>
+      <w:pPr>
+        <w:pStyle w:val="ListBullet"/>
+      </w:pPr>
+      <w:r>
+        <w:t>Rate limit: "Too many requests at once. Please wait a moment and try again."</w:t>
+      </w:r>
+    </w:p>
+    <w:p>
+      <w:pPr>
+        <w:pStyle w:val="ListBullet"/>
+      </w:pPr>
+      <w:r>
+        <w:t>Invalid API key: "The AI service is not properly configured. Please contact your system administrator."</w:t>
+      </w:r>
+    </w:p>
+    <w:p>
+      <w:pPr>
+        <w:pStyle w:val="ListBullet"/>
+      </w:pPr>
+      <w:r>
+        <w:t>Service down: "The AI service is temporarily down. Please try again in a few minutes."</w:t>
+      </w:r>
+    </w:p>
+    <w:p>
+      <w:pPr>
+        <w:spacing w:after="120"/>
+      </w:pPr>
+      <w:r>
+        <w:t>Automatic Recovery:</w:t>
+      </w:r>
+    </w:p>
+    <w:p>
+      <w:pPr>
+        <w:pStyle w:val="ListBullet"/>
+      </w:pPr>
+      <w:r>
+        <w:t>Network errors auto-retry</w:t>
+      </w:r>
+    </w:p>
+    <w:p>
+      <w:pPr>
+        <w:pStyle w:val="ListBullet"/>
+      </w:pPr>
+      <w:r>
+        <w:t>Graceful degradation on failures</w:t>
+      </w:r>
+    </w:p>
+    <w:p>
+      <w:pPr>
+        <w:pStyle w:val="ListBullet"/>
+      </w:pPr>
+      <w:r>
+        <w:t>Clear error messages to users</w:t>
+      </w:r>
+    </w:p>
+    <w:p>
+      <w:pPr>
+        <w:pStyle w:val="Heading4"/>
+      </w:pPr>
+      <w:r>
+        <w:t>Documentation Sources</w:t>
+      </w:r>
+    </w:p>
+    <w:p>
+      <w:pPr>
+        <w:spacing w:after="120"/>
+      </w:pPr>
+      <w:r>
+        <w:t>The bot searches across:</w:t>
+      </w:r>
+    </w:p>
+    <w:p>
+      <w:pPr>
+        <w:pStyle w:val="ListBullet"/>
+      </w:pPr>
+      <w:r>
+        <w:t>PRODUCT_DOCUMENTATION.md: Complete product documentation (70 chunks)</w:t>
+      </w:r>
+    </w:p>
+    <w:p>
+      <w:pPr>
+        <w:pStyle w:val="ListBullet"/>
+      </w:pPr>
+      <w:r>
+        <w:t>KNOWLEDGEBASEWORKFLOW_GUIDE.md: Step-by-step workflows (75 chunks)</w:t>
+      </w:r>
+    </w:p>
+    <w:p>
+      <w:pPr>
+        <w:spacing w:after="120"/>
+      </w:pPr>
+      <w:r>
+        <w:t>Update Process:</w:t>
+      </w:r>
+    </w:p>
+    <w:p>
+      <w:pPr>
+        <w:spacing w:after="120"/>
+      </w:pPr>
+      <w:r>
+        <w:t>1. Edit documentation markdown files</w:t>
+      </w:r>
+    </w:p>
+    <w:p>
+      <w:pPr>
+        <w:spacing w:after="120"/>
+      </w:pPr>
+      <w:r>
+        <w:t>2. Run ingestion script: python scripts/ingest_documents.py</w:t>
+      </w:r>
+    </w:p>
+    <w:p>
+      <w:pPr>
+        <w:spacing w:after="120"/>
+      </w:pPr>
+      <w:r>
+        <w:t>3. Documents automatically chunked and embedded</w:t>
+      </w:r>
+    </w:p>
+    <w:p>
+      <w:pPr>
+        <w:spacing w:after="120"/>
+      </w:pPr>
+      <w:r>
+        <w:t>4. Bot uses updated information immediately</w:t>
+      </w:r>
+    </w:p>
+    <w:p>
+      <w:pPr>
+        <w:pStyle w:val="Heading4"/>
+      </w:pPr>
+      <w:r>
+        <w:t>Usage Analytics</w:t>
+      </w:r>
+    </w:p>
+    <w:p>
+      <w:pPr>
+        <w:spacing w:after="120"/>
+      </w:pPr>
+      <w:r>
+        <w:t>Track bot performance via:</w:t>
+      </w:r>
+    </w:p>
+    <w:p>
+      <w:pPr>
+        <w:pStyle w:val="ListBullet"/>
+      </w:pPr>
+      <w:r>
+        <w:t>Netlify function logs (request counts)</w:t>
+      </w:r>
+    </w:p>
+    <w:p>
+      <w:pPr>
+        <w:pStyle w:val="ListBullet"/>
+      </w:pPr>
+      <w:r>
+        <w:t>OpenAI dashboard (API usage and costs)</w:t>
+      </w:r>
+    </w:p>
+    <w:p>
+      <w:pPr>
+        <w:pStyle w:val="ListBullet"/>
+      </w:pPr>
+      <w:r>
+        <w:t>User feedback (future enhancement)</w:t>
+      </w:r>
+    </w:p>
+    <w:p>
+      <w:pPr>
+        <w:pStyle w:val="Heading4"/>
+      </w:pPr>
+      <w:r>
+        <w:t>Best Practices</w:t>
+      </w:r>
+    </w:p>
+    <w:p>
+      <w:pPr>
+        <w:spacing w:after="120"/>
+      </w:pPr>
+      <w:r>
+        <w:t>For Users:</w:t>
+      </w:r>
+    </w:p>
+    <w:p>
+      <w:pPr>
+        <w:pStyle w:val="ListBullet"/>
+      </w:pPr>
+      <w:r>
+        <w:t>Ask specific questions about features or workflows</w:t>
+      </w:r>
+    </w:p>
+    <w:p>
+      <w:pPr>
+        <w:pStyle w:val="ListBullet"/>
+      </w:pPr>
+      <w:r>
+        <w:t>Use clear, simple language</w:t>
+      </w:r>
+    </w:p>
+    <w:p>
+      <w:pPr>
+        <w:pStyle w:val="ListBullet"/>
+      </w:pPr>
+      <w:r>
+        <w:t>Refer to specific modules by name</w:t>
+      </w:r>
+    </w:p>
+    <w:p>
+      <w:pPr>
+        <w:spacing w:after="120"/>
+      </w:pPr>
+      <w:r>
+        <w:t>For Administrators:</w:t>
+      </w:r>
+    </w:p>
+    <w:p>
+      <w:pPr>
+        <w:pStyle w:val="ListBullet"/>
+      </w:pPr>
+      <w:r>
+        <w:t>Keep documentation up-to-date</w:t>
+      </w:r>
+    </w:p>
+    <w:p>
+      <w:pPr>
+        <w:pStyle w:val="ListBullet"/>
+      </w:pPr>
+      <w:r>
+        <w:t>Re-run ingestion after major doc updates</w:t>
+      </w:r>
+    </w:p>
+    <w:p>
+      <w:pPr>
+        <w:pStyle w:val="ListBullet"/>
+      </w:pPr>
+      <w:r>
+        <w:t>Monitor OpenAI costs monthly</w:t>
+      </w:r>
+    </w:p>
+    <w:p>
+      <w:pPr>
+        <w:pStyle w:val="ListBullet"/>
+      </w:pPr>
+      <w:r>
+        <w:t>Set API spending limits as needed</w:t>
+      </w:r>
+    </w:p>
+    <w:p>
+      <w:pPr>
         <w:pStyle w:val="Heading2"/>
       </w:pPr>
       <w:r>
@@ -9151,15 +11367,15 @@
         <w:spacing w:after="120"/>
       </w:pPr>
       <w:r>
-        <w:t>Document Version: 2.1</w:t>
-      </w:r>
-    </w:p>
-    <w:p>
-      <w:pPr>
-        <w:spacing w:after="120"/>
-      </w:pPr>
-      <w:r>
-        <w:t>Last Updated: November 28, 2024</w:t>
+        <w:t>Document Version: 2.2</w:t>
+      </w:r>
+    </w:p>
+    <w:p>
+      <w:pPr>
+        <w:spacing w:after="120"/>
+      </w:pPr>
+      <w:r>
+        <w:t>Last Updated: December 3, 2025</w:t>
       </w:r>
     </w:p>
     <w:p>

--- a/PRODUCT_DOCUMENTATION.docx
+++ b/PRODUCT_DOCUMENTATION.docx
@@ -2751,7 +2751,31 @@
         <w:pStyle w:val="ListBullet2"/>
       </w:pPr>
       <w:r>
-        <w:t>Manufacture Serial Number</w:t>
+        <w:t>Prioritized Lookup Logic:</w:t>
+      </w:r>
+    </w:p>
+    <w:p>
+      <w:pPr>
+        <w:spacing w:after="120"/>
+      </w:pPr>
+      <w:r>
+        <w:t>1. Manufacture Serial Number (Primary)</w:t>
+      </w:r>
+    </w:p>
+    <w:p>
+      <w:pPr>
+        <w:spacing w:after="120"/>
+      </w:pPr>
+      <w:r>
+        <w:t>2. QR Code Serial Number</w:t>
+      </w:r>
+    </w:p>
+    <w:p>
+      <w:pPr>
+        <w:spacing w:after="120"/>
+      </w:pPr>
+      <w:r>
+        <w:t>3. Xlink Serial Number</w:t>
       </w:r>
     </w:p>
     <w:p>
@@ -2759,7 +2783,7 @@
         <w:pStyle w:val="ListBullet2"/>
       </w:pPr>
       <w:r>
-        <w:t>QR Code Serial Number</w:t>
+        <w:t>Cradle Serial Number</w:t>
       </w:r>
     </w:p>
     <w:p>
@@ -2767,7 +2791,15 @@
         <w:pStyle w:val="ListBullet2"/>
       </w:pPr>
       <w:r>
-        <w:t>Xlink Serial Number</w:t>
+        <w:t>Charger Serial Number</w:t>
+      </w:r>
+    </w:p>
+    <w:p>
+      <w:pPr>
+        <w:pStyle w:val="ListBullet"/>
+      </w:pPr>
+      <w:r>
+        <w:t>Automatic Write-Back Logic (NEW):</w:t>
       </w:r>
     </w:p>
     <w:p>
@@ -2775,7 +2807,7 @@
         <w:pStyle w:val="ListBullet2"/>
       </w:pPr>
       <w:r>
-        <w:t>Cradle Serial Number</w:t>
+        <w:t>Single Source of Truth: Submitting a count automatically updates the Device Registry and Stock Levels.</w:t>
       </w:r>
     </w:p>
     <w:p>
@@ -2783,7 +2815,23 @@
         <w:pStyle w:val="ListBullet2"/>
       </w:pPr>
       <w:r>
-        <w:t>Charger Serial Number</w:t>
+        <w:t>Status Updates: Marking a device as "Faulty" in a count instantly updates its status in the registry.</w:t>
+      </w:r>
+    </w:p>
+    <w:p>
+      <w:pPr>
+        <w:pStyle w:val="ListBullet2"/>
+      </w:pPr>
+      <w:r>
+        <w:t>Stock Level Sync: "Available" stock counts are automatically adjusted based on device status changes.</w:t>
+      </w:r>
+    </w:p>
+    <w:p>
+      <w:pPr>
+        <w:pStyle w:val="ListBullet2"/>
+      </w:pPr>
+      <w:r>
+        <w:t>Metadata Enrichment: Missing device details (e.g., Business Line) are auto-filled from count data.</w:t>
       </w:r>
     </w:p>
     <w:p>
